--- a/reports/report.docx
+++ b/reports/report.docx
@@ -231,23 +231,7 @@
           <w:sz w:val="28"/>
           <w:szCs w:val="28"/>
         </w:rPr>
-        <w:t>Тема: Разработка статического веб-сайта и Telegram-бота «</w:t>
-      </w:r>
-      <w:proofErr w:type="spellStart"/>
-      <w:r>
-        <w:rPr>
-          <w:sz w:val="28"/>
-          <w:szCs w:val="28"/>
-        </w:rPr>
-        <w:t>Настюшка</w:t>
-      </w:r>
-      <w:proofErr w:type="spellEnd"/>
-      <w:r>
-        <w:rPr>
-          <w:sz w:val="28"/>
-          <w:szCs w:val="28"/>
-        </w:rPr>
-        <w:t>»</w:t>
+        <w:t>Тема: Разработка статического веб-сайта и Telegram-бота «Настюшка»</w:t>
       </w:r>
     </w:p>
     <w:p>
@@ -347,21 +331,12 @@
           <w:szCs w:val="28"/>
         </w:rPr>
       </w:pPr>
-      <w:proofErr w:type="spellStart"/>
-      <w:r>
-        <w:rPr>
-          <w:sz w:val="28"/>
-          <w:szCs w:val="28"/>
-        </w:rPr>
-        <w:t>Сетямин</w:t>
-      </w:r>
-      <w:proofErr w:type="spellEnd"/>
-      <w:r>
-        <w:rPr>
-          <w:sz w:val="28"/>
-          <w:szCs w:val="28"/>
-        </w:rPr>
-        <w:t xml:space="preserve"> Н. С.</w:t>
+      <w:r>
+        <w:rPr>
+          <w:sz w:val="28"/>
+          <w:szCs w:val="28"/>
+        </w:rPr>
+        <w:t>Сетямин Н. С.</w:t>
       </w:r>
     </w:p>
     <w:p>
@@ -2365,23 +2340,7 @@
           <w:sz w:val="28"/>
           <w:szCs w:val="28"/>
         </w:rPr>
-        <w:t xml:space="preserve">Настоящий отчёт составлен по итогам прохождения проектной (учебной) практики студентами первого курса направления подготовки 09.03.01 «Информатика и вычислительная техника» профиля «Программирование электронных устройств и систем» Московского политехнического университета (группа 251-328): Мейстер Олегом Викторовичем и </w:t>
-      </w:r>
-      <w:proofErr w:type="spellStart"/>
-      <w:r>
-        <w:rPr>
-          <w:sz w:val="28"/>
-          <w:szCs w:val="28"/>
-        </w:rPr>
-        <w:t>Сетяминым</w:t>
-      </w:r>
-      <w:proofErr w:type="spellEnd"/>
-      <w:r>
-        <w:rPr>
-          <w:sz w:val="28"/>
-          <w:szCs w:val="28"/>
-        </w:rPr>
-        <w:t xml:space="preserve"> Николаем Сергеевичем.</w:t>
+        <w:t>Настоящий отчёт составлен по итогам прохождения проектной (учебной) практики студентами первого курса направления подготовки 09.03.01 «Информатика и вычислительная техника» профиля «Программирование электронных устройств и систем» Московского политехнического университета (группа 251-328): Мейстер Олегом Викторовичем и Сетяминым Николаем Сергеевичем.</w:t>
       </w:r>
     </w:p>
     <w:p>
@@ -2456,23 +2415,7 @@
           <w:sz w:val="28"/>
           <w:szCs w:val="28"/>
         </w:rPr>
-        <w:t xml:space="preserve">освоение базовых команд системы контроля версий Git и платформы </w:t>
-      </w:r>
-      <w:proofErr w:type="spellStart"/>
-      <w:r>
-        <w:rPr>
-          <w:sz w:val="28"/>
-          <w:szCs w:val="28"/>
-        </w:rPr>
-        <w:t>GitHub</w:t>
-      </w:r>
-      <w:proofErr w:type="spellEnd"/>
-      <w:r>
-        <w:rPr>
-          <w:sz w:val="28"/>
-          <w:szCs w:val="28"/>
-        </w:rPr>
-        <w:t>;</w:t>
+        <w:t>освоение базовых команд системы контроля версий Git и платформы GitHub;</w:t>
       </w:r>
     </w:p>
     <w:p>
@@ -2535,23 +2478,7 @@
           <w:sz w:val="28"/>
           <w:szCs w:val="28"/>
         </w:rPr>
-        <w:t>разработка Telegram-бота «</w:t>
-      </w:r>
-      <w:proofErr w:type="spellStart"/>
-      <w:r>
-        <w:rPr>
-          <w:sz w:val="28"/>
-          <w:szCs w:val="28"/>
-        </w:rPr>
-        <w:t>Настюшка</w:t>
-      </w:r>
-      <w:proofErr w:type="spellEnd"/>
-      <w:r>
-        <w:rPr>
-          <w:sz w:val="28"/>
-          <w:szCs w:val="28"/>
-        </w:rPr>
-        <w:t>» на базе локальной LLM Ollama (вариативная часть);</w:t>
+        <w:t>разработка Telegram-бота «Настюшка» на базе локальной LLM Ollama (вариативная часть);</w:t>
       </w:r>
     </w:p>
     <w:p>
@@ -2705,23 +2632,7 @@
           <w:sz w:val="28"/>
           <w:szCs w:val="28"/>
         </w:rPr>
-        <w:t xml:space="preserve">Для управления версиями выбран сервис </w:t>
-      </w:r>
-      <w:proofErr w:type="spellStart"/>
-      <w:r>
-        <w:rPr>
-          <w:sz w:val="28"/>
-          <w:szCs w:val="28"/>
-        </w:rPr>
-        <w:t>GitHub</w:t>
-      </w:r>
-      <w:proofErr w:type="spellEnd"/>
-      <w:r>
-        <w:rPr>
-          <w:sz w:val="28"/>
-          <w:szCs w:val="28"/>
-        </w:rPr>
-        <w:t xml:space="preserve">. Создан репозиторий MEISSSTER/PRACTICE на основе предоставленного шаблона с публичным доступом. Оба участника добавлены в качестве </w:t>
+        <w:t xml:space="preserve">Для управления версиями выбран сервис GitHub. Создан репозиторий MEISSSTER/PRACTICE на основе предоставленного шаблона с публичным доступом. Оба участника добавлены в качестве </w:t>
       </w:r>
       <w:r>
         <w:rPr>
@@ -3029,23 +2940,7 @@
           <w:sz w:val="28"/>
           <w:szCs w:val="28"/>
         </w:rPr>
-        <w:t xml:space="preserve">контент Hugo-сайта в папке </w:t>
-      </w:r>
-      <w:proofErr w:type="spellStart"/>
-      <w:r>
-        <w:rPr>
-          <w:sz w:val="28"/>
-          <w:szCs w:val="28"/>
-        </w:rPr>
-        <w:t>content</w:t>
-      </w:r>
-      <w:proofErr w:type="spellEnd"/>
-      <w:r>
-        <w:rPr>
-          <w:sz w:val="28"/>
-          <w:szCs w:val="28"/>
-        </w:rPr>
-        <w:t>/ (все разделы сайта);</w:t>
+        <w:t>контент Hugo-сайта в папке content/ (все разделы сайта);</w:t>
       </w:r>
     </w:p>
     <w:p>
@@ -3208,39 +3103,7 @@
           <w:sz w:val="28"/>
           <w:szCs w:val="28"/>
         </w:rPr>
-        <w:t>Создана первая версия сайта, размещённая в репозитории MEISSSTER/</w:t>
-      </w:r>
-      <w:proofErr w:type="spellStart"/>
-      <w:r>
-        <w:rPr>
-          <w:sz w:val="28"/>
-          <w:szCs w:val="28"/>
-        </w:rPr>
-        <w:t>MiniSite</w:t>
-      </w:r>
-      <w:proofErr w:type="spellEnd"/>
-      <w:r>
-        <w:rPr>
-          <w:sz w:val="28"/>
-          <w:szCs w:val="28"/>
-        </w:rPr>
-        <w:t xml:space="preserve">. В процессе освоены семантические элементы HTML5, CSS-позиционирование, </w:t>
-      </w:r>
-      <w:proofErr w:type="spellStart"/>
-      <w:r>
-        <w:rPr>
-          <w:sz w:val="28"/>
-          <w:szCs w:val="28"/>
-        </w:rPr>
-        <w:t>медиазапросы</w:t>
-      </w:r>
-      <w:proofErr w:type="spellEnd"/>
-      <w:r>
-        <w:rPr>
-          <w:sz w:val="28"/>
-          <w:szCs w:val="28"/>
-        </w:rPr>
-        <w:t xml:space="preserve"> и инструменты разработчика.</w:t>
+        <w:t>Создана первая версия сайта, размещённая в репозитории MEISSSTER/MiniSite. В процессе освоены семантические элементы HTML5, CSS-позиционирование, медиазапросы и инструменты разработчика.</w:t>
       </w:r>
     </w:p>
     <w:p>
@@ -3564,39 +3427,7 @@
           <w:sz w:val="28"/>
           <w:szCs w:val="28"/>
         </w:rPr>
-        <w:t xml:space="preserve">Отчёт составлен на основании шаблона из папки </w:t>
-      </w:r>
-      <w:proofErr w:type="spellStart"/>
-      <w:r>
-        <w:rPr>
-          <w:sz w:val="28"/>
-          <w:szCs w:val="28"/>
-        </w:rPr>
-        <w:t>reports</w:t>
-      </w:r>
-      <w:proofErr w:type="spellEnd"/>
-      <w:r>
-        <w:rPr>
-          <w:sz w:val="28"/>
-          <w:szCs w:val="28"/>
-        </w:rPr>
-        <w:t xml:space="preserve"> и оформлен в соответствии с ГОСТ 7.32-2017. Файлы report.docx и report.pdf размещены в папке </w:t>
-      </w:r>
-      <w:proofErr w:type="spellStart"/>
-      <w:r>
-        <w:rPr>
-          <w:sz w:val="28"/>
-          <w:szCs w:val="28"/>
-        </w:rPr>
-        <w:t>reports</w:t>
-      </w:r>
-      <w:proofErr w:type="spellEnd"/>
-      <w:r>
-        <w:rPr>
-          <w:sz w:val="28"/>
-          <w:szCs w:val="28"/>
-        </w:rPr>
-        <w:t xml:space="preserve"> репозитория и загружены в СДО.</w:t>
+        <w:t>Отчёт составлен на основании шаблона из папки reports и оформлен в соответствии с ГОСТ 7.32-2017. Файлы report.docx и report.pdf размещены в папке reports репозитория и загружены в СДО.</w:t>
       </w:r>
     </w:p>
     <w:p>
@@ -3681,23 +3512,43 @@
           <w:sz w:val="28"/>
           <w:szCs w:val="28"/>
         </w:rPr>
-        <w:t>В качестве вариативного задания выбран вариант 2 — «Практическая реализация технологии». Тема согласована внутри команды: разработка Telegram-бота «</w:t>
-      </w:r>
-      <w:proofErr w:type="spellStart"/>
-      <w:r>
-        <w:rPr>
-          <w:sz w:val="28"/>
-          <w:szCs w:val="28"/>
-        </w:rPr>
-        <w:t>Настюшка</w:t>
-      </w:r>
-      <w:proofErr w:type="spellEnd"/>
-      <w:r>
-        <w:rPr>
-          <w:sz w:val="28"/>
-          <w:szCs w:val="28"/>
-        </w:rPr>
-        <w:t>» на базе локальной языковой модели Ollama.</w:t>
+        <w:t>В качестве вариативного задания выбран вариант 2 — «Практическая реализация технологии». Тема согласована внутри команды: разработка Telegram-бота «Настюшка» на базе локальной языковой модели Ollama</w:t>
+      </w:r>
+      <w:r>
+        <w:rPr>
+          <w:sz w:val="28"/>
+          <w:szCs w:val="28"/>
+        </w:rPr>
+        <w:t xml:space="preserve">, </w:t>
+      </w:r>
+      <w:r>
+        <w:rPr>
+          <w:sz w:val="28"/>
+          <w:szCs w:val="28"/>
+          <w:lang w:val="en-US"/>
+        </w:rPr>
+        <w:t>GitHub</w:t>
+      </w:r>
+      <w:r>
+        <w:rPr>
+          <w:sz w:val="28"/>
+          <w:szCs w:val="28"/>
+        </w:rPr>
+        <w:t xml:space="preserve"> проекта </w:t>
+      </w:r>
+      <w:r>
+        <w:rPr>
+          <w:sz w:val="28"/>
+          <w:szCs w:val="28"/>
+        </w:rPr>
+        <w:t>https://github.com/Nikolay-Vergis/Nastyshka</w:t>
+      </w:r>
+      <w:r>
+        <w:rPr>
+          <w:sz w:val="28"/>
+          <w:szCs w:val="28"/>
+        </w:rPr>
+        <w:t>.</w:t>
       </w:r>
     </w:p>
     <w:p>
@@ -3724,23 +3575,7 @@
           <w:sz w:val="28"/>
           <w:szCs w:val="28"/>
         </w:rPr>
-        <w:t>Концепция бота: «</w:t>
-      </w:r>
-      <w:proofErr w:type="spellStart"/>
-      <w:r>
-        <w:rPr>
-          <w:sz w:val="28"/>
-          <w:szCs w:val="28"/>
-        </w:rPr>
-        <w:t>Настюшка</w:t>
-      </w:r>
-      <w:proofErr w:type="spellEnd"/>
-      <w:r>
-        <w:rPr>
-          <w:sz w:val="28"/>
-          <w:szCs w:val="28"/>
-        </w:rPr>
-        <w:t>» позиционируется как бот психологической поддержки, однако реализует её нарочито абсурдным образом — использует актуальный молодёжный сленг и новомодные слова, при этом демонстративно притворяясь наивным и недалёким. Проект носит юмористический характер и служит практическим исследованием возможностей локальных LLM для генерации ролевых персонажей.</w:t>
+        <w:t>Концепция бота: «Настюшка» позиционируется как бот психологической поддержки, однако реализует её нарочито абсурдным образом — использует актуальный молодёжный сленг и новомодные слова, при этом демонстративно притворяясь наивным и недалёким. Проект носит юмористический характер и служит практическим исследованием возможностей локальных LLM для генерации ролевых персонажей.</w:t>
       </w:r>
     </w:p>
     <w:p>
@@ -3809,23 +3644,7 @@
           <w:sz w:val="28"/>
           <w:szCs w:val="28"/>
         </w:rPr>
-        <w:t xml:space="preserve">освоить разработку Telegram-ботов на Python (библиотека </w:t>
-      </w:r>
-      <w:proofErr w:type="spellStart"/>
-      <w:r>
-        <w:rPr>
-          <w:sz w:val="28"/>
-          <w:szCs w:val="28"/>
-        </w:rPr>
-        <w:t>python-telegram-bot</w:t>
-      </w:r>
-      <w:proofErr w:type="spellEnd"/>
-      <w:r>
-        <w:rPr>
-          <w:sz w:val="28"/>
-          <w:szCs w:val="28"/>
-        </w:rPr>
-        <w:t>);</w:t>
+        <w:t>освоить разработку Telegram-ботов на Python (библиотека python-telegram-bot);</w:t>
       </w:r>
     </w:p>
     <w:p>
@@ -3846,23 +3665,7 @@
           <w:sz w:val="28"/>
           <w:szCs w:val="28"/>
         </w:rPr>
-        <w:t xml:space="preserve">реализовать систему </w:t>
-      </w:r>
-      <w:proofErr w:type="spellStart"/>
-      <w:r>
-        <w:rPr>
-          <w:sz w:val="28"/>
-          <w:szCs w:val="28"/>
-        </w:rPr>
-        <w:t>промпт</w:t>
-      </w:r>
-      <w:proofErr w:type="spellEnd"/>
-      <w:r>
-        <w:rPr>
-          <w:sz w:val="28"/>
-          <w:szCs w:val="28"/>
-        </w:rPr>
-        <w:t>-инжиниринга для задания характера персонажа;</w:t>
+        <w:t>реализовать систему промпт-инжиниринга для задания характера персонажа;</w:t>
       </w:r>
     </w:p>
     <w:p>
@@ -3967,119 +3770,7 @@
           <w:sz w:val="28"/>
           <w:szCs w:val="28"/>
         </w:rPr>
-        <w:t xml:space="preserve">Ollama — инструмент для запуска больших языковых моделей (LLM) локально, без подключения к внешним API. Изучены: установка и запуск Ollama, загрузка моделей командой </w:t>
-      </w:r>
-      <w:proofErr w:type="spellStart"/>
-      <w:r>
-        <w:rPr>
-          <w:sz w:val="28"/>
-          <w:szCs w:val="28"/>
-        </w:rPr>
-        <w:t>ollama</w:t>
-      </w:r>
-      <w:proofErr w:type="spellEnd"/>
-      <w:r>
-        <w:rPr>
-          <w:sz w:val="28"/>
-          <w:szCs w:val="28"/>
-        </w:rPr>
-        <w:t xml:space="preserve"> pull, HTTP API для отправки запросов (</w:t>
-      </w:r>
-      <w:proofErr w:type="spellStart"/>
-      <w:r>
-        <w:rPr>
-          <w:sz w:val="28"/>
-          <w:szCs w:val="28"/>
-        </w:rPr>
-        <w:t>endpoint</w:t>
-      </w:r>
-      <w:proofErr w:type="spellEnd"/>
-      <w:r>
-        <w:rPr>
-          <w:sz w:val="28"/>
-          <w:szCs w:val="28"/>
-        </w:rPr>
-        <w:t xml:space="preserve"> /</w:t>
-      </w:r>
-      <w:proofErr w:type="spellStart"/>
-      <w:r>
-        <w:rPr>
-          <w:sz w:val="28"/>
-          <w:szCs w:val="28"/>
-        </w:rPr>
-        <w:t>api</w:t>
-      </w:r>
-      <w:proofErr w:type="spellEnd"/>
-      <w:r>
-        <w:rPr>
-          <w:sz w:val="28"/>
-          <w:szCs w:val="28"/>
-        </w:rPr>
-        <w:t>/</w:t>
-      </w:r>
-      <w:proofErr w:type="spellStart"/>
-      <w:r>
-        <w:rPr>
-          <w:sz w:val="28"/>
-          <w:szCs w:val="28"/>
-        </w:rPr>
-        <w:t>chat</w:t>
-      </w:r>
-      <w:proofErr w:type="spellEnd"/>
-      <w:r>
-        <w:rPr>
-          <w:sz w:val="28"/>
-          <w:szCs w:val="28"/>
-        </w:rPr>
-        <w:t>), параметры генерации (</w:t>
-      </w:r>
-      <w:proofErr w:type="spellStart"/>
-      <w:r>
-        <w:rPr>
-          <w:sz w:val="28"/>
-          <w:szCs w:val="28"/>
-        </w:rPr>
-        <w:t>temperature</w:t>
-      </w:r>
-      <w:proofErr w:type="spellEnd"/>
-      <w:r>
-        <w:rPr>
-          <w:sz w:val="28"/>
-          <w:szCs w:val="28"/>
-        </w:rPr>
-        <w:t xml:space="preserve">, </w:t>
-      </w:r>
-      <w:proofErr w:type="spellStart"/>
-      <w:r>
-        <w:rPr>
-          <w:sz w:val="28"/>
-          <w:szCs w:val="28"/>
-        </w:rPr>
-        <w:t>top_p</w:t>
-      </w:r>
-      <w:proofErr w:type="spellEnd"/>
-      <w:r>
-        <w:rPr>
-          <w:sz w:val="28"/>
-          <w:szCs w:val="28"/>
-        </w:rPr>
-        <w:t xml:space="preserve">, </w:t>
-      </w:r>
-      <w:proofErr w:type="spellStart"/>
-      <w:r>
-        <w:rPr>
-          <w:sz w:val="28"/>
-          <w:szCs w:val="28"/>
-        </w:rPr>
-        <w:t>num_predict</w:t>
-      </w:r>
-      <w:proofErr w:type="spellEnd"/>
-      <w:r>
-        <w:rPr>
-          <w:sz w:val="28"/>
-          <w:szCs w:val="28"/>
-        </w:rPr>
-        <w:t>).</w:t>
+        <w:t>Ollama — инструмент для запуска больших языковых моделей (LLM) локально, без подключения к внешним API. Изучены: установка и запуск Ollama, загрузка моделей командой ollama pull, HTTP API для отправки запросов (endpoint /api/chat), параметры генерации (temperature, top_p, num_predict).</w:t>
       </w:r>
     </w:p>
     <w:p>
@@ -4106,7 +3797,6 @@
           <w:sz w:val="28"/>
           <w:szCs w:val="28"/>
         </w:rPr>
-        <w:lastRenderedPageBreak/>
         <w:t>Для проекта выбрана модель с оптимальным соотношением качества и скорости генерации на доступном оборудовании.</w:t>
       </w:r>
     </w:p>
@@ -4186,39 +3876,7 @@
           <w:sz w:val="28"/>
           <w:szCs w:val="28"/>
         </w:rPr>
-        <w:t xml:space="preserve">Для разработки использована библиотека </w:t>
-      </w:r>
-      <w:proofErr w:type="spellStart"/>
-      <w:r>
-        <w:rPr>
-          <w:sz w:val="28"/>
-          <w:szCs w:val="28"/>
-        </w:rPr>
-        <w:t>python-telegram-bot</w:t>
-      </w:r>
-      <w:proofErr w:type="spellEnd"/>
-      <w:r>
-        <w:rPr>
-          <w:sz w:val="28"/>
-          <w:szCs w:val="28"/>
-        </w:rPr>
-        <w:t>. Освоены: регистрация бота через @BotFather, обработка входящих сообщений (</w:t>
-      </w:r>
-      <w:proofErr w:type="spellStart"/>
-      <w:r>
-        <w:rPr>
-          <w:sz w:val="28"/>
-          <w:szCs w:val="28"/>
-        </w:rPr>
-        <w:t>MessageHandler</w:t>
-      </w:r>
-      <w:proofErr w:type="spellEnd"/>
-      <w:r>
-        <w:rPr>
-          <w:sz w:val="28"/>
-          <w:szCs w:val="28"/>
-        </w:rPr>
-        <w:t>), асинхронная отправка ответов, управление состоянием диалога.</w:t>
+        <w:t>Для разработки использована библиотека python-telegram-bot. Освоены: регистрация бота через @BotFather, обработка входящих сообщений (MessageHandler), асинхронная отправка ответов, управление состоянием диалога.</w:t>
       </w:r>
     </w:p>
     <w:p>
@@ -4237,18 +3895,8 @@
           <w:sz w:val="28"/>
           <w:szCs w:val="28"/>
         </w:rPr>
-        <w:t xml:space="preserve">2.2.3 </w:t>
-      </w:r>
-      <w:proofErr w:type="spellStart"/>
-      <w:r>
-        <w:rPr>
-          <w:color w:val="auto"/>
-          <w:sz w:val="28"/>
-          <w:szCs w:val="28"/>
-        </w:rPr>
-        <w:t>Промпт</w:t>
-      </w:r>
-      <w:proofErr w:type="spellEnd"/>
+        <w:t>2.2.3 Промпт</w:t>
+      </w:r>
       <w:r>
         <w:rPr>
           <w:color w:val="auto"/>
@@ -4341,39 +3989,7 @@
           <w:sz w:val="28"/>
           <w:szCs w:val="28"/>
         </w:rPr>
-        <w:t xml:space="preserve">Telegram </w:t>
-      </w:r>
-      <w:proofErr w:type="spellStart"/>
-      <w:r>
-        <w:rPr>
-          <w:sz w:val="28"/>
-          <w:szCs w:val="28"/>
-        </w:rPr>
-        <w:t>Bot</w:t>
-      </w:r>
-      <w:proofErr w:type="spellEnd"/>
-      <w:r>
-        <w:rPr>
-          <w:sz w:val="28"/>
-          <w:szCs w:val="28"/>
-        </w:rPr>
-        <w:t xml:space="preserve"> API ↔ </w:t>
-      </w:r>
-      <w:proofErr w:type="spellStart"/>
-      <w:r>
-        <w:rPr>
-          <w:sz w:val="28"/>
-          <w:szCs w:val="28"/>
-        </w:rPr>
-        <w:t>python-telegram-bot</w:t>
-      </w:r>
-      <w:proofErr w:type="spellEnd"/>
-      <w:r>
-        <w:rPr>
-          <w:sz w:val="28"/>
-          <w:szCs w:val="28"/>
-        </w:rPr>
-        <w:t xml:space="preserve"> — приём и отправка сообщений;</w:t>
+        <w:t>Telegram Bot API ↔ python-telegram-bot — приём и отправка сообщений;</w:t>
       </w:r>
     </w:p>
     <w:p>
@@ -4394,23 +4010,7 @@
           <w:sz w:val="28"/>
           <w:szCs w:val="28"/>
         </w:rPr>
-        <w:t xml:space="preserve">Модуль обработчика — формирование запроса к Ollama с системным </w:t>
-      </w:r>
-      <w:proofErr w:type="spellStart"/>
-      <w:r>
-        <w:rPr>
-          <w:sz w:val="28"/>
-          <w:szCs w:val="28"/>
-        </w:rPr>
-        <w:t>промптом</w:t>
-      </w:r>
-      <w:proofErr w:type="spellEnd"/>
-      <w:r>
-        <w:rPr>
-          <w:sz w:val="28"/>
-          <w:szCs w:val="28"/>
-        </w:rPr>
-        <w:t>;</w:t>
+        <w:t>Модуль обработчика — формирование запроса к Ollama с системным промптом;</w:t>
       </w:r>
     </w:p>
     <w:p>
@@ -4479,71 +4079,7 @@
           <w:sz w:val="28"/>
           <w:szCs w:val="28"/>
         </w:rPr>
-        <w:t xml:space="preserve">Системный </w:t>
-      </w:r>
-      <w:proofErr w:type="spellStart"/>
-      <w:r>
-        <w:rPr>
-          <w:sz w:val="28"/>
-          <w:szCs w:val="28"/>
-        </w:rPr>
-        <w:t>промпт</w:t>
-      </w:r>
-      <w:proofErr w:type="spellEnd"/>
-      <w:r>
-        <w:rPr>
-          <w:sz w:val="28"/>
-          <w:szCs w:val="28"/>
-        </w:rPr>
-        <w:t xml:space="preserve"> определяет характер «Настюшки»: она всегда отвечает с поддержкой и сочувствием, но вставляет неуместный актуальный сленг («</w:t>
-      </w:r>
-      <w:proofErr w:type="spellStart"/>
-      <w:r>
-        <w:rPr>
-          <w:sz w:val="28"/>
-          <w:szCs w:val="28"/>
-        </w:rPr>
-        <w:t>кринж</w:t>
-      </w:r>
-      <w:proofErr w:type="spellEnd"/>
-      <w:r>
-        <w:rPr>
-          <w:sz w:val="28"/>
-          <w:szCs w:val="28"/>
-        </w:rPr>
-        <w:t>», «</w:t>
-      </w:r>
-      <w:proofErr w:type="spellStart"/>
-      <w:r>
-        <w:rPr>
-          <w:sz w:val="28"/>
-          <w:szCs w:val="28"/>
-        </w:rPr>
-        <w:t>вайб</w:t>
-      </w:r>
-      <w:proofErr w:type="spellEnd"/>
-      <w:r>
-        <w:rPr>
-          <w:sz w:val="28"/>
-          <w:szCs w:val="28"/>
-        </w:rPr>
-        <w:t>», «го», «чилить», «</w:t>
-      </w:r>
-      <w:proofErr w:type="spellStart"/>
-      <w:r>
-        <w:rPr>
-          <w:sz w:val="28"/>
-          <w:szCs w:val="28"/>
-        </w:rPr>
-        <w:t>токсик</w:t>
-      </w:r>
-      <w:proofErr w:type="spellEnd"/>
-      <w:r>
-        <w:rPr>
-          <w:sz w:val="28"/>
-          <w:szCs w:val="28"/>
-        </w:rPr>
-        <w:t>» и др.) и регулярно демонстрирует непонимание серьёзности ситуации, переводя разговор на абсурдные темы.</w:t>
+        <w:t>Системный промпт определяет характер «Настюшки»: она всегда отвечает с поддержкой и сочувствием, но вставляет неуместный актуальный сленг («кринж», «вайб», «го», «чилить», «токсик» и др.) и регулярно демонстрирует непонимание серьёзности ситуации, переводя разговор на абсурдные темы.</w:t>
       </w:r>
     </w:p>
     <w:p>
@@ -4617,23 +4153,7 @@
           <w:sz w:val="28"/>
           <w:szCs w:val="28"/>
         </w:rPr>
-        <w:t xml:space="preserve">Ключевые поведенческие черты «Настюшки», заданные системным </w:t>
-      </w:r>
-      <w:proofErr w:type="spellStart"/>
-      <w:r>
-        <w:rPr>
-          <w:sz w:val="28"/>
-          <w:szCs w:val="28"/>
-        </w:rPr>
-        <w:t>промптом</w:t>
-      </w:r>
-      <w:proofErr w:type="spellEnd"/>
-      <w:r>
-        <w:rPr>
-          <w:sz w:val="28"/>
-          <w:szCs w:val="28"/>
-        </w:rPr>
-        <w:t>:</w:t>
+        <w:t>Ключевые поведенческие черты «Настюшки», заданные системным промптом:</w:t>
       </w:r>
     </w:p>
     <w:p>
@@ -4654,55 +4174,7 @@
           <w:sz w:val="28"/>
           <w:szCs w:val="28"/>
         </w:rPr>
-        <w:t xml:space="preserve">Всегда выражает поддержку, но формулирует её максимально неуместно и по-молодёжному («это полный </w:t>
-      </w:r>
-      <w:proofErr w:type="spellStart"/>
-      <w:r>
-        <w:rPr>
-          <w:sz w:val="28"/>
-          <w:szCs w:val="28"/>
-        </w:rPr>
-        <w:t>кринж</w:t>
-      </w:r>
-      <w:proofErr w:type="spellEnd"/>
-      <w:r>
-        <w:rPr>
-          <w:sz w:val="28"/>
-          <w:szCs w:val="28"/>
-        </w:rPr>
-        <w:t xml:space="preserve">, но ты справишься, </w:t>
-      </w:r>
-      <w:proofErr w:type="spellStart"/>
-      <w:r>
-        <w:rPr>
-          <w:sz w:val="28"/>
-          <w:szCs w:val="28"/>
-        </w:rPr>
-        <w:t>чекай</w:t>
-      </w:r>
-      <w:proofErr w:type="spellEnd"/>
-      <w:r>
-        <w:rPr>
-          <w:sz w:val="28"/>
-          <w:szCs w:val="28"/>
-        </w:rPr>
-        <w:t xml:space="preserve"> </w:t>
-      </w:r>
-      <w:proofErr w:type="spellStart"/>
-      <w:r>
-        <w:rPr>
-          <w:sz w:val="28"/>
-          <w:szCs w:val="28"/>
-        </w:rPr>
-        <w:t>вайб</w:t>
-      </w:r>
-      <w:proofErr w:type="spellEnd"/>
-      <w:r>
-        <w:rPr>
-          <w:sz w:val="28"/>
-          <w:szCs w:val="28"/>
-        </w:rPr>
-        <w:t>»);</w:t>
+        <w:t>Всегда выражает поддержку, но формулирует её максимально неуместно и по-молодёжному («это полный кринж, но ты справишься, чекай вайб»);</w:t>
       </w:r>
     </w:p>
     <w:p>
@@ -4833,9 +4305,19 @@
           <w:sz w:val="28"/>
           <w:szCs w:val="28"/>
         </w:rPr>
-        <w:t xml:space="preserve">Пользователь: «Мне грустно, не </w:t>
-      </w:r>
-      <w:proofErr w:type="gramStart"/>
+        <w:t>Пользователь: «Мне грустно, не знаю что делать.»</w:t>
+      </w:r>
+    </w:p>
+    <w:p>
+      <w:pPr>
+        <w:spacing w:line="360" w:lineRule="auto"/>
+        <w:ind w:firstLine="720"/>
+        <w:jc w:val="both"/>
+        <w:rPr>
+          <w:sz w:val="28"/>
+          <w:szCs w:val="28"/>
+        </w:rPr>
+      </w:pPr>
       <w:r>
         <w:rPr>
           <w:i/>
@@ -4843,108 +4325,7 @@
           <w:sz w:val="28"/>
           <w:szCs w:val="28"/>
         </w:rPr>
-        <w:t>знаю</w:t>
-      </w:r>
-      <w:proofErr w:type="gramEnd"/>
-      <w:r>
-        <w:rPr>
-          <w:i/>
-          <w:iCs/>
-          <w:sz w:val="28"/>
-          <w:szCs w:val="28"/>
-        </w:rPr>
-        <w:t xml:space="preserve"> что делать.»</w:t>
-      </w:r>
-    </w:p>
-    <w:p>
-      <w:pPr>
-        <w:spacing w:line="360" w:lineRule="auto"/>
-        <w:ind w:firstLine="720"/>
-        <w:jc w:val="both"/>
-        <w:rPr>
-          <w:sz w:val="28"/>
-          <w:szCs w:val="28"/>
-        </w:rPr>
-      </w:pPr>
-      <w:proofErr w:type="spellStart"/>
-      <w:r>
-        <w:rPr>
-          <w:i/>
-          <w:iCs/>
-          <w:sz w:val="28"/>
-          <w:szCs w:val="28"/>
-        </w:rPr>
-        <w:t>Настюшка</w:t>
-      </w:r>
-      <w:proofErr w:type="spellEnd"/>
-      <w:r>
-        <w:rPr>
-          <w:i/>
-          <w:iCs/>
-          <w:sz w:val="28"/>
-          <w:szCs w:val="28"/>
-        </w:rPr>
-        <w:t xml:space="preserve">: «Ой, это такой </w:t>
-      </w:r>
-      <w:proofErr w:type="spellStart"/>
-      <w:r>
-        <w:rPr>
-          <w:i/>
-          <w:iCs/>
-          <w:sz w:val="28"/>
-          <w:szCs w:val="28"/>
-        </w:rPr>
-        <w:t>кринж-вайб</w:t>
-      </w:r>
-      <w:proofErr w:type="spellEnd"/>
-      <w:r>
-        <w:rPr>
-          <w:i/>
-          <w:iCs/>
-          <w:sz w:val="28"/>
-          <w:szCs w:val="28"/>
-        </w:rPr>
-        <w:t xml:space="preserve">, реально. Но слушай, го чилить? Вообще не понимаю это слово "грустно", это что-то из </w:t>
-      </w:r>
-      <w:proofErr w:type="spellStart"/>
-      <w:r>
-        <w:rPr>
-          <w:i/>
-          <w:iCs/>
-          <w:sz w:val="28"/>
-          <w:szCs w:val="28"/>
-        </w:rPr>
-        <w:t>тиктока</w:t>
-      </w:r>
-      <w:proofErr w:type="spellEnd"/>
-      <w:r>
-        <w:rPr>
-          <w:i/>
-          <w:iCs/>
-          <w:sz w:val="28"/>
-          <w:szCs w:val="28"/>
-        </w:rPr>
-        <w:t xml:space="preserve">? В любом случае ты топ, не </w:t>
-      </w:r>
-      <w:proofErr w:type="spellStart"/>
-      <w:r>
-        <w:rPr>
-          <w:i/>
-          <w:iCs/>
-          <w:sz w:val="28"/>
-          <w:szCs w:val="28"/>
-        </w:rPr>
-        <w:t>токсикуй</w:t>
-      </w:r>
-      <w:proofErr w:type="spellEnd"/>
-      <w:r>
-        <w:rPr>
-          <w:i/>
-          <w:iCs/>
-          <w:sz w:val="28"/>
-          <w:szCs w:val="28"/>
-        </w:rPr>
-        <w:t xml:space="preserve"> на себя!»</w:t>
+        <w:t>Настюшка: «Ой, это такой кринж-вайб, реально. Но слушай, го чилить? Вообще не понимаю это слово "грустно", это что-то из тиктока? В любом случае ты топ, не токсикуй на себя!»</w:t>
       </w:r>
     </w:p>
     <w:p>
@@ -4957,16 +4338,14 @@
         </w:rPr>
       </w:pPr>
       <w:bookmarkStart w:id="16" w:name="_Toc230268175"/>
-      <w:proofErr w:type="gramStart"/>
       <w:r>
         <w:rPr>
           <w:color w:val="auto"/>
           <w:sz w:val="28"/>
           <w:szCs w:val="28"/>
         </w:rPr>
-        <w:t>2.5  Модификация</w:t>
-      </w:r>
-      <w:proofErr w:type="gramEnd"/>
+        <w:t>2.5 Модификация</w:t>
+      </w:r>
       <w:r>
         <w:rPr>
           <w:color w:val="auto"/>
@@ -5015,21 +4394,35 @@
         </w:rPr>
         <w:t>команда /</w:t>
       </w:r>
-      <w:proofErr w:type="spellStart"/>
-      <w:r>
-        <w:rPr>
-          <w:sz w:val="28"/>
-          <w:szCs w:val="28"/>
-        </w:rPr>
-        <w:t>reset</w:t>
-      </w:r>
-      <w:proofErr w:type="spellEnd"/>
-      <w:r>
-        <w:rPr>
-          <w:sz w:val="28"/>
-          <w:szCs w:val="28"/>
-        </w:rPr>
-        <w:t xml:space="preserve"> — сброс контекста диалога и начало нового разговора;</w:t>
+      <w:r>
+        <w:rPr>
+          <w:sz w:val="28"/>
+          <w:szCs w:val="28"/>
+          <w:lang w:val="en-US"/>
+        </w:rPr>
+        <w:t>start</w:t>
+      </w:r>
+      <w:r>
+        <w:rPr>
+          <w:sz w:val="28"/>
+          <w:szCs w:val="28"/>
+        </w:rPr>
+        <w:t xml:space="preserve">— </w:t>
+      </w:r>
+      <w:r>
+        <w:rPr>
+          <w:sz w:val="28"/>
+          <w:szCs w:val="28"/>
+        </w:rPr>
+        <w:t>начало работы</w:t>
+      </w:r>
+      <w:r>
+        <w:rPr>
+          <w:sz w:val="28"/>
+          <w:szCs w:val="28"/>
+          <w:lang w:val="en-US"/>
+        </w:rPr>
+        <w:t>;</w:t>
       </w:r>
     </w:p>
     <w:p>
@@ -5050,39 +4443,7 @@
           <w:sz w:val="28"/>
           <w:szCs w:val="28"/>
         </w:rPr>
-        <w:t>команда /</w:t>
-      </w:r>
-      <w:proofErr w:type="spellStart"/>
-      <w:r>
-        <w:rPr>
-          <w:sz w:val="28"/>
-          <w:szCs w:val="28"/>
-        </w:rPr>
-        <w:t>vibe</w:t>
-      </w:r>
-      <w:proofErr w:type="spellEnd"/>
-      <w:r>
-        <w:rPr>
-          <w:sz w:val="28"/>
-          <w:szCs w:val="28"/>
-        </w:rPr>
-        <w:t xml:space="preserve"> — бот оценивает «</w:t>
-      </w:r>
-      <w:proofErr w:type="spellStart"/>
-      <w:r>
-        <w:rPr>
-          <w:sz w:val="28"/>
-          <w:szCs w:val="28"/>
-        </w:rPr>
-        <w:t>вайб</w:t>
-      </w:r>
-      <w:proofErr w:type="spellEnd"/>
-      <w:r>
-        <w:rPr>
-          <w:sz w:val="28"/>
-          <w:szCs w:val="28"/>
-        </w:rPr>
-        <w:t>» пользователя по последним сообщениям;</w:t>
+        <w:t>команда /reset — сброс контекста диалога и начало нового разговора;</w:t>
       </w:r>
     </w:p>
     <w:p>
@@ -5103,23 +4464,7 @@
           <w:sz w:val="28"/>
           <w:szCs w:val="28"/>
         </w:rPr>
-        <w:t xml:space="preserve">настраиваемый уровень «абсурдности» через параметр </w:t>
-      </w:r>
-      <w:proofErr w:type="spellStart"/>
-      <w:r>
-        <w:rPr>
-          <w:sz w:val="28"/>
-          <w:szCs w:val="28"/>
-        </w:rPr>
-        <w:t>temperature</w:t>
-      </w:r>
-      <w:proofErr w:type="spellEnd"/>
-      <w:r>
-        <w:rPr>
-          <w:sz w:val="28"/>
-          <w:szCs w:val="28"/>
-        </w:rPr>
-        <w:t xml:space="preserve"> модели.</w:t>
+        <w:t>настраиваемый уровень «абсурдности» через параметр temperature модели.</w:t>
       </w:r>
     </w:p>
     <w:p>
@@ -5252,23 +4597,7 @@
           <w:sz w:val="28"/>
           <w:szCs w:val="28"/>
         </w:rPr>
-        <w:t xml:space="preserve">В рамках базовой части освоены: система контроля версий Git, платформа </w:t>
-      </w:r>
-      <w:proofErr w:type="spellStart"/>
-      <w:r>
-        <w:rPr>
-          <w:sz w:val="28"/>
-          <w:szCs w:val="28"/>
-        </w:rPr>
-        <w:t>GitHub</w:t>
-      </w:r>
-      <w:proofErr w:type="spellEnd"/>
-      <w:r>
-        <w:rPr>
-          <w:sz w:val="28"/>
-          <w:szCs w:val="28"/>
-        </w:rPr>
-        <w:t>, язык разметки Markdown, генератор статических сайтов Hugo, основы HTML5 и CSS3. Создан и опубликован сайт http://web-verse.ru с полным комплектом требуемых страниц.</w:t>
+        <w:t>В рамках базовой части освоены: система контроля версий Git, платформа GitHub, язык разметки Markdown, генератор статических сайтов Hugo, основы HTML5 и CSS3. Создан и опубликован сайт http://web-verse.ru с полным комплектом требуемых страниц.</w:t>
       </w:r>
     </w:p>
     <w:p>
@@ -5295,39 +4624,7 @@
           <w:sz w:val="28"/>
           <w:szCs w:val="28"/>
         </w:rPr>
-        <w:t>В рамках вариативной части разработан Telegram-бот «</w:t>
-      </w:r>
-      <w:proofErr w:type="spellStart"/>
-      <w:r>
-        <w:rPr>
-          <w:sz w:val="28"/>
-          <w:szCs w:val="28"/>
-        </w:rPr>
-        <w:t>Настюшка</w:t>
-      </w:r>
-      <w:proofErr w:type="spellEnd"/>
-      <w:r>
-        <w:rPr>
-          <w:sz w:val="28"/>
-          <w:szCs w:val="28"/>
-        </w:rPr>
-        <w:t xml:space="preserve">» на базе локальной языковой модели Ollama. В процессе работы изучены принципы функционирования LLM, техники </w:t>
-      </w:r>
-      <w:proofErr w:type="spellStart"/>
-      <w:r>
-        <w:rPr>
-          <w:sz w:val="28"/>
-          <w:szCs w:val="28"/>
-        </w:rPr>
-        <w:t>промпт</w:t>
-      </w:r>
-      <w:proofErr w:type="spellEnd"/>
-      <w:r>
-        <w:rPr>
-          <w:sz w:val="28"/>
-          <w:szCs w:val="28"/>
-        </w:rPr>
-        <w:t>-инжиниринга, разработка Telegram-ботов на Python. Бот успешно реализует заданный характер персонажа и полностью работоспособен.</w:t>
+        <w:t>В рамках вариативной части разработан Telegram-бот «Настюшка» на базе локальной языковой модели Ollama. В процессе работы изучены принципы функционирования LLM, техники промпт-инжиниринга, разработка Telegram-ботов на Python. Бот успешно реализует заданный характер персонажа и полностью работоспособен.</w:t>
       </w:r>
     </w:p>
     <w:p>
@@ -5441,23 +4738,7 @@
           <w:sz w:val="28"/>
           <w:szCs w:val="28"/>
         </w:rPr>
-        <w:t xml:space="preserve">3.  Основы HTML — MDN Web </w:t>
-      </w:r>
-      <w:proofErr w:type="spellStart"/>
-      <w:r>
-        <w:rPr>
-          <w:sz w:val="28"/>
-          <w:szCs w:val="28"/>
-        </w:rPr>
-        <w:t>Docs</w:t>
-      </w:r>
-      <w:proofErr w:type="spellEnd"/>
-      <w:r>
-        <w:rPr>
-          <w:sz w:val="28"/>
-          <w:szCs w:val="28"/>
-        </w:rPr>
-        <w:t xml:space="preserve"> [Электронный ресурс]. — URL: https://developer.mozilla.org/ru/docs/Learn_web_development/Getting_started/Your_first_website/Creating_the_content (дата обращения: 24.05.2025).</w:t>
+        <w:t>3.  Основы HTML — MDN Web Docs [Электронный ресурс]. — URL: https://developer.mozilla.org/ru/docs/Learn_web_development/Getting_started/Your_first_website/Creating_the_content (дата обращения: 24.05.2025).</w:t>
       </w:r>
     </w:p>
     <w:p>
@@ -5475,23 +4756,7 @@
           <w:sz w:val="28"/>
           <w:szCs w:val="28"/>
         </w:rPr>
-        <w:t xml:space="preserve">4.  Основы CSS — MDN Web </w:t>
-      </w:r>
-      <w:proofErr w:type="spellStart"/>
-      <w:r>
-        <w:rPr>
-          <w:sz w:val="28"/>
-          <w:szCs w:val="28"/>
-        </w:rPr>
-        <w:t>Docs</w:t>
-      </w:r>
-      <w:proofErr w:type="spellEnd"/>
-      <w:r>
-        <w:rPr>
-          <w:sz w:val="28"/>
-          <w:szCs w:val="28"/>
-        </w:rPr>
-        <w:t xml:space="preserve"> [Электронный ресурс]. — URL: https://developer.mozilla.org/ru/docs/Web/CSS (дата обращения: 24.05.2025).</w:t>
+        <w:t>4.  Основы CSS — MDN Web Docs [Электронный ресурс]. — URL: https://developer.mozilla.org/ru/docs/Web/CSS (дата обращения: 24.05.2025).</w:t>
       </w:r>
     </w:p>
     <w:p>
@@ -5527,23 +4792,7 @@
           <w:sz w:val="28"/>
           <w:szCs w:val="28"/>
         </w:rPr>
-        <w:t xml:space="preserve">6.  </w:t>
-      </w:r>
-      <w:proofErr w:type="spellStart"/>
-      <w:r>
-        <w:rPr>
-          <w:sz w:val="28"/>
-          <w:szCs w:val="28"/>
-        </w:rPr>
-        <w:t>python-telegram-bot</w:t>
-      </w:r>
-      <w:proofErr w:type="spellEnd"/>
-      <w:r>
-        <w:rPr>
-          <w:sz w:val="28"/>
-          <w:szCs w:val="28"/>
-        </w:rPr>
-        <w:t xml:space="preserve"> — документация [Электронный ресурс]. — URL: https://python-telegram-bot.org/ (дата обращения: 24.05.2025).</w:t>
+        <w:t>6.  python-telegram-bot — документация [Электронный ресурс]. — URL: https://python-telegram-bot.org/ (дата обращения: 24.05.2025).</w:t>
       </w:r>
     </w:p>
     <w:p>
@@ -5561,23 +4810,7 @@
           <w:sz w:val="28"/>
           <w:szCs w:val="28"/>
         </w:rPr>
-        <w:t xml:space="preserve">7.  Telegram </w:t>
-      </w:r>
-      <w:proofErr w:type="spellStart"/>
-      <w:r>
-        <w:rPr>
-          <w:sz w:val="28"/>
-          <w:szCs w:val="28"/>
-        </w:rPr>
-        <w:t>Bot</w:t>
-      </w:r>
-      <w:proofErr w:type="spellEnd"/>
-      <w:r>
-        <w:rPr>
-          <w:sz w:val="28"/>
-          <w:szCs w:val="28"/>
-        </w:rPr>
-        <w:t xml:space="preserve"> API — официальная документация [Электронный ресурс]. — URL: https://core.telegram.org/bots/api (дата обращения: 24.05.2025).</w:t>
+        <w:t>7.  Telegram Bot API — официальная документация [Электронный ресурс]. — URL: https://core.telegram.org/bots/api (дата обращения: 24.05.2025).</w:t>
       </w:r>
     </w:p>
     <w:p>
@@ -5595,23 +4828,7 @@
           <w:sz w:val="28"/>
           <w:szCs w:val="28"/>
         </w:rPr>
-        <w:t xml:space="preserve">8.  Уроки по Markdown — </w:t>
-      </w:r>
-      <w:proofErr w:type="spellStart"/>
-      <w:r>
-        <w:rPr>
-          <w:sz w:val="28"/>
-          <w:szCs w:val="28"/>
-        </w:rPr>
-        <w:t>Hexlet</w:t>
-      </w:r>
-      <w:proofErr w:type="spellEnd"/>
-      <w:r>
-        <w:rPr>
-          <w:sz w:val="28"/>
-          <w:szCs w:val="28"/>
-        </w:rPr>
-        <w:t xml:space="preserve"> [Электронный ресурс]. — URL: https://ru.hexlet.io/lesson_filters/markdown (дата обращения: 24.05.2025).</w:t>
+        <w:t>8.  Уроки по Markdown — Hexlet [Электронный ресурс]. — URL: https://ru.hexlet.io/lesson_filters/markdown (дата обращения: 24.05.2025).</w:t>
       </w:r>
     </w:p>
     <w:p>
@@ -5636,71 +4853,7 @@
           <w:sz w:val="28"/>
           <w:szCs w:val="28"/>
         </w:rPr>
-        <w:t xml:space="preserve">.  </w:t>
-      </w:r>
-      <w:proofErr w:type="spellStart"/>
-      <w:r>
-        <w:rPr>
-          <w:sz w:val="28"/>
-          <w:szCs w:val="28"/>
-        </w:rPr>
-        <w:t>codecrafters-io</w:t>
-      </w:r>
-      <w:proofErr w:type="spellEnd"/>
-      <w:r>
-        <w:rPr>
-          <w:sz w:val="28"/>
-          <w:szCs w:val="28"/>
-        </w:rPr>
-        <w:t>/</w:t>
-      </w:r>
-      <w:proofErr w:type="spellStart"/>
-      <w:r>
-        <w:rPr>
-          <w:sz w:val="28"/>
-          <w:szCs w:val="28"/>
-        </w:rPr>
-        <w:t>build</w:t>
-      </w:r>
-      <w:proofErr w:type="spellEnd"/>
-      <w:r>
-        <w:rPr>
-          <w:sz w:val="28"/>
-          <w:szCs w:val="28"/>
-        </w:rPr>
-        <w:t>-</w:t>
-      </w:r>
-      <w:proofErr w:type="spellStart"/>
-      <w:r>
-        <w:rPr>
-          <w:sz w:val="28"/>
-          <w:szCs w:val="28"/>
-        </w:rPr>
-        <w:t>your</w:t>
-      </w:r>
-      <w:proofErr w:type="spellEnd"/>
-      <w:r>
-        <w:rPr>
-          <w:sz w:val="28"/>
-          <w:szCs w:val="28"/>
-        </w:rPr>
-        <w:t>-</w:t>
-      </w:r>
-      <w:proofErr w:type="spellStart"/>
-      <w:r>
-        <w:rPr>
-          <w:sz w:val="28"/>
-          <w:szCs w:val="28"/>
-        </w:rPr>
-        <w:t>own</w:t>
-      </w:r>
-      <w:proofErr w:type="spellEnd"/>
-      <w:r>
-        <w:rPr>
-          <w:sz w:val="28"/>
-          <w:szCs w:val="28"/>
-        </w:rPr>
-        <w:t>-x [Электронный ресурс]. — URL: https://github.com/codecrafters-io/build-your-own-x (дата обращения: 24.05.2025).</w:t>
+        <w:t>.  codecrafters-io/build-your-own-x [Электронный ресурс]. — URL: https://github.com/codecrafters-io/build-your-own-x (дата обращения: 24.05.2025).</w:t>
       </w:r>
     </w:p>
     <w:p>
@@ -5732,39 +4885,7 @@
           <w:sz w:val="28"/>
           <w:szCs w:val="28"/>
         </w:rPr>
-        <w:t xml:space="preserve">.  </w:t>
-      </w:r>
-      <w:proofErr w:type="spellStart"/>
-      <w:r>
-        <w:rPr>
-          <w:sz w:val="28"/>
-          <w:szCs w:val="28"/>
-        </w:rPr>
-        <w:t>DevTools</w:t>
-      </w:r>
-      <w:proofErr w:type="spellEnd"/>
-      <w:r>
-        <w:rPr>
-          <w:sz w:val="28"/>
-          <w:szCs w:val="28"/>
-        </w:rPr>
-        <w:t xml:space="preserve"> для «чайников» — </w:t>
-      </w:r>
-      <w:proofErr w:type="spellStart"/>
-      <w:r>
-        <w:rPr>
-          <w:sz w:val="28"/>
-          <w:szCs w:val="28"/>
-        </w:rPr>
-        <w:t>Habr</w:t>
-      </w:r>
-      <w:proofErr w:type="spellEnd"/>
-      <w:r>
-        <w:rPr>
-          <w:sz w:val="28"/>
-          <w:szCs w:val="28"/>
-        </w:rPr>
-        <w:t xml:space="preserve"> [Электронный ресурс]. — URL: https://habr.com/ru/articles/548898/ (дата обращения: 24.05.2025).</w:t>
+        <w:t>.  DevTools для «чайников» — Habr [Электронный ресурс]. — URL: https://habr.com/ru/articles/548898/ (дата обращения: 24.05.2025).</w:t>
       </w:r>
     </w:p>
     <w:p>
@@ -5796,23 +4917,7 @@
           <w:sz w:val="28"/>
           <w:szCs w:val="28"/>
         </w:rPr>
-        <w:t xml:space="preserve">.  ГОСТ 7.32-2017 Отчёт о научно-исследовательской работе. Структура и правила оформления. — М.: </w:t>
-      </w:r>
-      <w:proofErr w:type="spellStart"/>
-      <w:r>
-        <w:rPr>
-          <w:sz w:val="28"/>
-          <w:szCs w:val="28"/>
-        </w:rPr>
-        <w:t>Стандартинформ</w:t>
-      </w:r>
-      <w:proofErr w:type="spellEnd"/>
-      <w:r>
-        <w:rPr>
-          <w:sz w:val="28"/>
-          <w:szCs w:val="28"/>
-        </w:rPr>
-        <w:t>, 2017.</w:t>
+        <w:t>.  ГОСТ 7.32-2017 Отчёт о научно-исследовательской работе. Структура и правила оформления. — М.: Стандартинформ, 2017.</w:t>
       </w:r>
     </w:p>
     <w:sectPr>

--- a/reports/report.docx
+++ b/reports/report.docx
@@ -5,456 +5,403 @@
     <w:p>
       <w:pPr>
         <w:spacing w:line="360" w:lineRule="auto"/>
+        <w:ind w:left="646" w:right="518"/>
         <w:jc w:val="center"/>
         <w:rPr>
-          <w:sz w:val="28"/>
-          <w:szCs w:val="28"/>
-        </w:rPr>
-      </w:pPr>
-      <w:r>
-        <w:rPr>
-          <w:b/>
+          <w:color w:val="000000"/>
+          <w:lang w:eastAsia="en-US" w:bidi="en-US"/>
+        </w:rPr>
+      </w:pPr>
+      <w:r>
+        <w:rPr>
+          <w:color w:val="000000"/>
+          <w:lang w:eastAsia="en-US" w:bidi="en-US"/>
+        </w:rPr>
+        <w:t>Федеральное государственное автономное образовательное учреждение высшего образования</w:t>
+      </w:r>
+    </w:p>
+    <w:p>
+      <w:pPr>
+        <w:spacing w:line="360" w:lineRule="auto"/>
+        <w:ind w:left="646" w:right="641"/>
+        <w:jc w:val="center"/>
+        <w:rPr>
+          <w:color w:val="000000"/>
+          <w:lang w:eastAsia="en-US" w:bidi="en-US"/>
+        </w:rPr>
+      </w:pPr>
+      <w:r>
+        <w:rPr>
+          <w:color w:val="000000"/>
+          <w:lang w:eastAsia="en-US" w:bidi="en-US"/>
+        </w:rPr>
+        <w:t>«МОСКОВСКИЙ ПОЛИТЕХНИЧЕСКИЙ УНИВЕРСИТЕТ»</w:t>
+      </w:r>
+    </w:p>
+    <w:p>
+      <w:pPr>
+        <w:spacing w:before="100" w:beforeAutospacing="1" w:after="100" w:afterAutospacing="1" w:line="360" w:lineRule="auto"/>
+        <w:ind w:left="408" w:right="15"/>
+        <w:jc w:val="center"/>
+        <w:rPr>
+          <w:color w:val="000000"/>
+          <w:lang w:eastAsia="en-US" w:bidi="en-US"/>
+        </w:rPr>
+      </w:pPr>
+      <w:r>
+        <w:rPr>
+          <w:color w:val="000000"/>
+          <w:lang w:eastAsia="en-US" w:bidi="en-US"/>
+        </w:rPr>
+        <w:t>Факультет информационных технологий</w:t>
+      </w:r>
+      <w:r>
+        <w:rPr>
+          <w:color w:val="000000"/>
+          <w:lang w:eastAsia="en-US" w:bidi="en-US"/>
+        </w:rPr>
+        <w:br/>
+        <w:t>Кафедра «Информатика и информационные технологии»</w:t>
+      </w:r>
+    </w:p>
+    <w:p>
+      <w:pPr>
+        <w:spacing w:before="100" w:beforeAutospacing="1" w:after="100" w:afterAutospacing="1" w:line="360" w:lineRule="auto"/>
+        <w:ind w:left="408" w:right="15"/>
+        <w:jc w:val="center"/>
+        <w:rPr>
+          <w:rFonts w:eastAsia="Calibri"/>
+          <w:color w:val="000000"/>
+          <w:lang w:eastAsia="en-US" w:bidi="en-US"/>
+        </w:rPr>
+      </w:pPr>
+      <w:r>
+        <w:rPr>
+          <w:color w:val="000000"/>
+          <w:lang w:eastAsia="en-US" w:bidi="en-US"/>
+        </w:rPr>
+        <w:t xml:space="preserve">Направление подготовки/ специальность: </w:t>
+      </w:r>
+      <w:r>
+        <w:rPr>
+          <w:color w:val="000000"/>
+          <w:lang w:eastAsia="en-US" w:bidi="en-US"/>
+        </w:rPr>
+        <w:t>Программирование электронных устройств и систем.</w:t>
+      </w:r>
+    </w:p>
+    <w:p>
+      <w:pPr>
+        <w:spacing w:before="100" w:beforeAutospacing="1" w:after="100" w:afterAutospacing="1" w:line="360" w:lineRule="auto"/>
+        <w:ind w:left="646" w:right="642"/>
+        <w:jc w:val="center"/>
+        <w:rPr>
+          <w:color w:val="000000"/>
+          <w:sz w:val="28"/>
+          <w:szCs w:val="28"/>
+          <w:lang w:eastAsia="en-US" w:bidi="en-US"/>
+        </w:rPr>
+      </w:pPr>
+    </w:p>
+    <w:p>
+      <w:pPr>
+        <w:spacing w:before="100" w:beforeAutospacing="1" w:after="100" w:afterAutospacing="1" w:line="360" w:lineRule="auto"/>
+        <w:ind w:left="10" w:right="15"/>
+        <w:jc w:val="both"/>
+        <w:rPr>
+          <w:rFonts w:eastAsia="Calibri"/>
+          <w:color w:val="000000"/>
+          <w:sz w:val="28"/>
+          <w:szCs w:val="28"/>
+          <w:lang w:eastAsia="en-US" w:bidi="en-US"/>
+        </w:rPr>
+      </w:pPr>
+    </w:p>
+    <w:p>
+      <w:pPr>
+        <w:spacing w:before="100" w:beforeAutospacing="1" w:after="100" w:afterAutospacing="1"/>
+        <w:ind w:left="11" w:right="17"/>
+        <w:jc w:val="center"/>
+        <w:rPr>
+          <w:color w:val="000000"/>
+          <w:sz w:val="28"/>
+          <w:szCs w:val="28"/>
+          <w:lang w:eastAsia="en-US" w:bidi="en-US"/>
+        </w:rPr>
+      </w:pPr>
+      <w:r>
+        <w:rPr>
+          <w:sz w:val="44"/>
+          <w:szCs w:val="44"/>
+          <w:lang w:eastAsia="en-US" w:bidi="en-US"/>
+        </w:rPr>
+        <w:t>ОТЧЕТ</w:t>
+      </w:r>
+    </w:p>
+    <w:p>
+      <w:pPr>
+        <w:spacing w:before="100" w:beforeAutospacing="1" w:after="100" w:afterAutospacing="1"/>
+        <w:ind w:left="11" w:right="17"/>
+        <w:jc w:val="center"/>
+        <w:rPr>
           <w:bCs/>
-          <w:sz w:val="28"/>
-          <w:szCs w:val="28"/>
-        </w:rPr>
-        <w:t>МИНИСТЕРСТВО НАУКИ И ВЫСШЕГО ОБРАЗОВАНИЯ РОССИЙСКОЙ ФЕДЕРАЦИИ</w:t>
-      </w:r>
-    </w:p>
-    <w:p>
-      <w:pPr>
-        <w:spacing w:line="108" w:lineRule="auto"/>
-        <w:rPr>
-          <w:sz w:val="28"/>
-          <w:szCs w:val="28"/>
-        </w:rPr>
-      </w:pPr>
-    </w:p>
-    <w:p>
-      <w:pPr>
-        <w:spacing w:line="360" w:lineRule="auto"/>
+          <w:iCs/>
+          <w:color w:val="000000"/>
+          <w:sz w:val="28"/>
+          <w:szCs w:val="28"/>
+          <w:lang w:eastAsia="en-US" w:bidi="en-US"/>
+        </w:rPr>
+      </w:pPr>
+      <w:r>
+        <w:rPr>
+          <w:bCs/>
+          <w:iCs/>
+          <w:color w:val="000000"/>
+          <w:sz w:val="28"/>
+          <w:szCs w:val="28"/>
+          <w:lang w:eastAsia="en-US" w:bidi="en-US"/>
+        </w:rPr>
+        <w:t>по проектной практике</w:t>
+      </w:r>
+    </w:p>
+    <w:p>
+      <w:pPr>
+        <w:spacing w:before="100" w:beforeAutospacing="1" w:after="100" w:afterAutospacing="1" w:line="360" w:lineRule="auto"/>
+        <w:ind w:left="73"/>
         <w:jc w:val="center"/>
         <w:rPr>
-          <w:sz w:val="28"/>
-          <w:szCs w:val="28"/>
-        </w:rPr>
-      </w:pPr>
-      <w:r>
-        <w:rPr>
-          <w:sz w:val="28"/>
-          <w:szCs w:val="28"/>
-        </w:rPr>
-        <w:t>Федеральное государственное бюджетное образовательное учреждение</w:t>
-      </w:r>
-    </w:p>
-    <w:p>
-      <w:pPr>
-        <w:spacing w:line="360" w:lineRule="auto"/>
+          <w:color w:val="000000"/>
+          <w:sz w:val="28"/>
+          <w:szCs w:val="28"/>
+          <w:lang w:eastAsia="en-US" w:bidi="en-US"/>
+        </w:rPr>
+      </w:pPr>
+    </w:p>
+    <w:p>
+      <w:pPr>
+        <w:spacing w:before="100" w:beforeAutospacing="1" w:after="100" w:afterAutospacing="1" w:line="360" w:lineRule="auto"/>
+        <w:ind w:left="73"/>
         <w:jc w:val="center"/>
         <w:rPr>
-          <w:sz w:val="28"/>
-          <w:szCs w:val="28"/>
-        </w:rPr>
-      </w:pPr>
-      <w:r>
-        <w:rPr>
-          <w:sz w:val="28"/>
-          <w:szCs w:val="28"/>
-        </w:rPr>
-        <w:t>высшего образования</w:t>
-      </w:r>
-    </w:p>
-    <w:p>
-      <w:pPr>
-        <w:spacing w:line="108" w:lineRule="auto"/>
-        <w:rPr>
-          <w:sz w:val="28"/>
-          <w:szCs w:val="28"/>
-        </w:rPr>
-      </w:pPr>
-    </w:p>
-    <w:p>
-      <w:pPr>
-        <w:spacing w:line="360" w:lineRule="auto"/>
+          <w:color w:val="000000"/>
+          <w:sz w:val="28"/>
+          <w:szCs w:val="28"/>
+          <w:lang w:eastAsia="en-US" w:bidi="en-US"/>
+        </w:rPr>
+      </w:pPr>
+    </w:p>
+    <w:p>
+      <w:pPr>
+        <w:spacing w:before="100" w:beforeAutospacing="1" w:after="100" w:afterAutospacing="1" w:line="360" w:lineRule="auto"/>
+        <w:ind w:left="10" w:right="10"/>
+        <w:jc w:val="right"/>
+        <w:rPr>
+          <w:color w:val="000000"/>
+          <w:sz w:val="28"/>
+          <w:lang w:eastAsia="en-US" w:bidi="en-US"/>
+        </w:rPr>
+      </w:pPr>
+      <w:r>
+        <w:rPr>
+          <w:color w:val="000000"/>
+          <w:sz w:val="28"/>
+          <w:lang w:eastAsia="en-US" w:bidi="en-US"/>
+        </w:rPr>
+        <w:t>Студент</w:t>
+      </w:r>
+      <w:r>
+        <w:rPr>
+          <w:color w:val="000000"/>
+          <w:sz w:val="28"/>
+          <w:lang w:eastAsia="en-US" w:bidi="en-US"/>
+        </w:rPr>
+        <w:t>ы</w:t>
+      </w:r>
+      <w:r>
+        <w:rPr>
+          <w:color w:val="000000"/>
+          <w:sz w:val="28"/>
+          <w:lang w:eastAsia="en-US" w:bidi="en-US"/>
+        </w:rPr>
+        <w:t xml:space="preserve">: </w:t>
+      </w:r>
+      <w:r>
+        <w:rPr>
+          <w:color w:val="000000"/>
+          <w:sz w:val="28"/>
+          <w:lang w:eastAsia="en-US" w:bidi="en-US"/>
+        </w:rPr>
+        <w:br/>
+      </w:r>
+      <w:r>
+        <w:rPr>
+          <w:color w:val="000000"/>
+          <w:sz w:val="28"/>
+          <w:lang w:eastAsia="en-US" w:bidi="en-US"/>
+        </w:rPr>
+        <w:t>Мейстер Олег Викторович</w:t>
+      </w:r>
+      <w:r>
+        <w:rPr>
+          <w:color w:val="000000"/>
+          <w:sz w:val="28"/>
+          <w:lang w:eastAsia="en-US" w:bidi="en-US"/>
+        </w:rPr>
+        <w:t xml:space="preserve"> Группа: </w:t>
+      </w:r>
+      <w:r>
+        <w:rPr>
+          <w:color w:val="000000"/>
+          <w:sz w:val="28"/>
+          <w:lang w:eastAsia="en-US" w:bidi="en-US"/>
+        </w:rPr>
+        <w:t>251-328</w:t>
+      </w:r>
+    </w:p>
+    <w:p>
+      <w:pPr>
+        <w:spacing w:before="100" w:beforeAutospacing="1" w:after="100" w:afterAutospacing="1" w:line="360" w:lineRule="auto"/>
+        <w:ind w:left="10" w:right="10"/>
+        <w:jc w:val="right"/>
+        <w:rPr>
+          <w:color w:val="000000"/>
+          <w:sz w:val="28"/>
+          <w:szCs w:val="22"/>
+          <w:lang w:eastAsia="en-US" w:bidi="en-US"/>
+        </w:rPr>
+      </w:pPr>
+      <w:proofErr w:type="spellStart"/>
+      <w:r>
+        <w:rPr>
+          <w:color w:val="000000"/>
+          <w:sz w:val="28"/>
+          <w:szCs w:val="22"/>
+          <w:lang w:eastAsia="en-US" w:bidi="en-US"/>
+        </w:rPr>
+        <w:t>Сетямин</w:t>
+      </w:r>
+      <w:proofErr w:type="spellEnd"/>
+      <w:r>
+        <w:rPr>
+          <w:color w:val="000000"/>
+          <w:sz w:val="28"/>
+          <w:szCs w:val="22"/>
+          <w:lang w:eastAsia="en-US" w:bidi="en-US"/>
+        </w:rPr>
+        <w:t xml:space="preserve"> Николай Сергеевич Группа: 251-328</w:t>
+      </w:r>
+    </w:p>
+    <w:p>
+      <w:pPr>
+        <w:spacing w:before="100" w:beforeAutospacing="1" w:after="100" w:afterAutospacing="1" w:line="360" w:lineRule="auto"/>
+        <w:ind w:left="-5" w:right="67"/>
+        <w:rPr>
+          <w:color w:val="000000"/>
+          <w:sz w:val="28"/>
+          <w:szCs w:val="28"/>
+          <w:lang w:eastAsia="en-US" w:bidi="en-US"/>
+        </w:rPr>
+      </w:pPr>
+    </w:p>
+    <w:p>
+      <w:pPr>
+        <w:spacing w:before="100" w:beforeAutospacing="1" w:after="100" w:afterAutospacing="1" w:line="360" w:lineRule="auto"/>
+        <w:ind w:left="-5" w:right="67"/>
+        <w:rPr>
+          <w:color w:val="000000"/>
+          <w:sz w:val="28"/>
+          <w:szCs w:val="28"/>
+          <w:lang w:eastAsia="en-US" w:bidi="en-US"/>
+        </w:rPr>
+      </w:pPr>
+      <w:r>
+        <w:rPr>
+          <w:color w:val="000000"/>
+          <w:sz w:val="28"/>
+          <w:szCs w:val="28"/>
+          <w:lang w:eastAsia="en-US" w:bidi="en-US"/>
+        </w:rPr>
+        <w:t>Отчет принят с оценкой _______________ Дата ________________________</w:t>
+      </w:r>
+    </w:p>
+    <w:p>
+      <w:pPr>
+        <w:spacing w:before="100" w:beforeAutospacing="1" w:after="100" w:afterAutospacing="1" w:line="360" w:lineRule="auto"/>
+        <w:ind w:left="-5" w:right="67"/>
+        <w:rPr>
+          <w:color w:val="000000"/>
+          <w:sz w:val="28"/>
+          <w:szCs w:val="28"/>
+          <w:lang w:eastAsia="en-US" w:bidi="en-US"/>
+        </w:rPr>
+      </w:pPr>
+      <w:r>
+        <w:rPr>
+          <w:color w:val="000000"/>
+          <w:sz w:val="28"/>
+          <w:szCs w:val="28"/>
+          <w:lang w:eastAsia="en-US" w:bidi="en-US"/>
+        </w:rPr>
+        <w:t>Руководитель практики: _________________________________</w:t>
+      </w:r>
+    </w:p>
+    <w:p>
+      <w:pPr>
+        <w:spacing w:before="100" w:beforeAutospacing="1" w:after="100" w:afterAutospacing="1" w:line="360" w:lineRule="auto"/>
+        <w:ind w:right="67"/>
+        <w:rPr>
+          <w:color w:val="000000"/>
+          <w:sz w:val="28"/>
+          <w:szCs w:val="28"/>
+          <w:lang w:eastAsia="en-US" w:bidi="en-US"/>
+        </w:rPr>
+      </w:pPr>
+    </w:p>
+    <w:p>
+      <w:pPr>
+        <w:spacing w:before="100" w:beforeAutospacing="1" w:after="100" w:afterAutospacing="1" w:line="360" w:lineRule="auto"/>
+        <w:ind w:left="-5" w:right="67"/>
+        <w:rPr>
+          <w:color w:val="000000"/>
+          <w:sz w:val="28"/>
+          <w:szCs w:val="28"/>
+          <w:lang w:eastAsia="en-US" w:bidi="en-US"/>
+        </w:rPr>
+      </w:pPr>
+    </w:p>
+    <w:p>
+      <w:pPr>
+        <w:spacing w:before="100" w:beforeAutospacing="1" w:after="100" w:afterAutospacing="1" w:line="360" w:lineRule="auto"/>
+        <w:ind w:left="10" w:right="11"/>
         <w:jc w:val="center"/>
         <w:rPr>
-          <w:sz w:val="28"/>
-          <w:szCs w:val="28"/>
-        </w:rPr>
-      </w:pPr>
-      <w:r>
-        <w:rPr>
-          <w:b/>
-          <w:bCs/>
-          <w:sz w:val="28"/>
-          <w:szCs w:val="28"/>
-        </w:rPr>
-        <w:t>«МОСКОВСКИЙ ПОЛИТЕХНИЧЕСКИЙ УНИВЕРСИТЕТ»</w:t>
-      </w:r>
-    </w:p>
-    <w:p>
-      <w:pPr>
-        <w:spacing w:line="108" w:lineRule="auto"/>
-        <w:rPr>
-          <w:sz w:val="28"/>
-          <w:szCs w:val="28"/>
-        </w:rPr>
-      </w:pPr>
-    </w:p>
-    <w:p>
-      <w:pPr>
-        <w:spacing w:line="360" w:lineRule="auto"/>
-        <w:jc w:val="center"/>
-        <w:rPr>
-          <w:sz w:val="28"/>
-          <w:szCs w:val="28"/>
-        </w:rPr>
-      </w:pPr>
-      <w:r>
-        <w:rPr>
-          <w:sz w:val="28"/>
-          <w:szCs w:val="28"/>
-        </w:rPr>
-        <w:t>Кафедра информационных технологий</w:t>
-      </w:r>
-    </w:p>
-    <w:p>
-      <w:pPr>
-        <w:spacing w:line="360" w:lineRule="auto"/>
-        <w:rPr>
-          <w:sz w:val="28"/>
-          <w:szCs w:val="28"/>
-        </w:rPr>
-      </w:pPr>
-    </w:p>
-    <w:p>
-      <w:pPr>
-        <w:spacing w:line="360" w:lineRule="auto"/>
-        <w:jc w:val="center"/>
-        <w:rPr>
-          <w:sz w:val="28"/>
-          <w:szCs w:val="28"/>
-        </w:rPr>
-      </w:pPr>
-      <w:r>
-        <w:rPr>
-          <w:b/>
-          <w:bCs/>
-          <w:sz w:val="28"/>
-          <w:szCs w:val="28"/>
-        </w:rPr>
-        <w:t>ОТЧЁТ</w:t>
-      </w:r>
-    </w:p>
-    <w:p>
-      <w:pPr>
-        <w:spacing w:line="360" w:lineRule="auto"/>
-        <w:jc w:val="center"/>
-        <w:rPr>
-          <w:sz w:val="28"/>
-          <w:szCs w:val="28"/>
-        </w:rPr>
-      </w:pPr>
-      <w:r>
-        <w:rPr>
-          <w:b/>
-          <w:bCs/>
-          <w:sz w:val="28"/>
-          <w:szCs w:val="28"/>
-        </w:rPr>
-        <w:t>по проектной (учебной) практике</w:t>
-      </w:r>
-    </w:p>
-    <w:p>
-      <w:pPr>
-        <w:spacing w:line="288" w:lineRule="auto"/>
-        <w:rPr>
-          <w:sz w:val="28"/>
-          <w:szCs w:val="28"/>
-        </w:rPr>
-      </w:pPr>
-    </w:p>
-    <w:p>
-      <w:pPr>
-        <w:spacing w:line="360" w:lineRule="auto"/>
-        <w:jc w:val="center"/>
-        <w:rPr>
-          <w:sz w:val="28"/>
-          <w:szCs w:val="28"/>
-        </w:rPr>
-      </w:pPr>
-      <w:r>
-        <w:rPr>
-          <w:sz w:val="28"/>
-          <w:szCs w:val="28"/>
-        </w:rPr>
-        <w:t>Направление подготовки: 09.03.01 — Информатика и вычислительная техника</w:t>
-      </w:r>
-    </w:p>
-    <w:p>
-      <w:pPr>
-        <w:spacing w:line="360" w:lineRule="auto"/>
-        <w:jc w:val="center"/>
-        <w:rPr>
-          <w:sz w:val="28"/>
-          <w:szCs w:val="28"/>
-        </w:rPr>
-      </w:pPr>
-      <w:r>
-        <w:rPr>
-          <w:sz w:val="28"/>
-          <w:szCs w:val="28"/>
-        </w:rPr>
-        <w:t>Профиль: Программирование электронных устройств и систем</w:t>
-      </w:r>
-    </w:p>
-    <w:p>
-      <w:pPr>
-        <w:spacing w:line="180" w:lineRule="auto"/>
-        <w:rPr>
-          <w:sz w:val="28"/>
-          <w:szCs w:val="28"/>
-        </w:rPr>
-      </w:pPr>
-    </w:p>
-    <w:p>
-      <w:pPr>
-        <w:spacing w:line="360" w:lineRule="auto"/>
-        <w:jc w:val="center"/>
-        <w:rPr>
-          <w:sz w:val="28"/>
-          <w:szCs w:val="28"/>
-        </w:rPr>
-      </w:pPr>
-      <w:r>
-        <w:rPr>
-          <w:sz w:val="28"/>
-          <w:szCs w:val="28"/>
-        </w:rPr>
-        <w:t>Тема: Разработка статического веб-сайта и Telegram-бота «Настюшка»</w:t>
-      </w:r>
-    </w:p>
-    <w:p>
-      <w:pPr>
-        <w:spacing w:line="360" w:lineRule="auto"/>
-        <w:jc w:val="center"/>
-        <w:rPr>
-          <w:sz w:val="28"/>
-          <w:szCs w:val="28"/>
-        </w:rPr>
-      </w:pPr>
-      <w:r>
-        <w:rPr>
-          <w:sz w:val="28"/>
-          <w:szCs w:val="28"/>
-        </w:rPr>
-        <w:t>на базе локальной языковой модели Ollama</w:t>
-      </w:r>
-    </w:p>
-    <w:p>
-      <w:pPr>
-        <w:spacing w:line="360" w:lineRule="auto"/>
-        <w:jc w:val="center"/>
-        <w:rPr>
-          <w:sz w:val="28"/>
-          <w:szCs w:val="28"/>
-        </w:rPr>
-      </w:pPr>
-    </w:p>
-    <w:p>
-      <w:pPr>
-        <w:spacing w:line="360" w:lineRule="auto"/>
-        <w:jc w:val="center"/>
-        <w:rPr>
-          <w:sz w:val="28"/>
-          <w:szCs w:val="28"/>
-        </w:rPr>
-      </w:pPr>
-    </w:p>
-    <w:p>
-      <w:pPr>
-        <w:spacing w:line="360" w:lineRule="auto"/>
-        <w:ind w:left="5000"/>
-        <w:rPr>
-          <w:sz w:val="28"/>
-          <w:szCs w:val="28"/>
-        </w:rPr>
-      </w:pPr>
-      <w:r>
-        <w:rPr>
-          <w:sz w:val="28"/>
-          <w:szCs w:val="28"/>
-        </w:rPr>
-        <w:t>Выполнили:</w:t>
-      </w:r>
-    </w:p>
-    <w:p>
-      <w:pPr>
-        <w:spacing w:line="360" w:lineRule="auto"/>
-        <w:ind w:left="5000"/>
-        <w:rPr>
-          <w:sz w:val="28"/>
-          <w:szCs w:val="28"/>
-        </w:rPr>
-      </w:pPr>
-      <w:r>
-        <w:rPr>
-          <w:sz w:val="28"/>
-          <w:szCs w:val="28"/>
-        </w:rPr>
-        <w:t>студенты группы 251-328</w:t>
-      </w:r>
-    </w:p>
-    <w:p>
-      <w:pPr>
-        <w:spacing w:line="360" w:lineRule="auto"/>
-        <w:ind w:left="5000"/>
-        <w:rPr>
-          <w:sz w:val="28"/>
-          <w:szCs w:val="28"/>
-        </w:rPr>
-      </w:pPr>
-      <w:r>
-        <w:rPr>
-          <w:sz w:val="28"/>
-          <w:szCs w:val="28"/>
-        </w:rPr>
-        <w:t>Мейстер О. В.</w:t>
-      </w:r>
-    </w:p>
-    <w:p>
-      <w:pPr>
-        <w:spacing w:line="360" w:lineRule="auto"/>
-        <w:ind w:left="5000"/>
-        <w:rPr>
-          <w:sz w:val="28"/>
-          <w:szCs w:val="28"/>
-        </w:rPr>
-      </w:pPr>
-      <w:r>
-        <w:rPr>
-          <w:sz w:val="28"/>
-          <w:szCs w:val="28"/>
-        </w:rPr>
-        <w:t>Сетямин Н. С.</w:t>
-      </w:r>
-    </w:p>
-    <w:p>
-      <w:pPr>
-        <w:spacing w:line="360" w:lineRule="auto"/>
-        <w:rPr>
-          <w:sz w:val="28"/>
-          <w:szCs w:val="28"/>
-        </w:rPr>
-      </w:pPr>
-    </w:p>
-    <w:p>
-      <w:pPr>
-        <w:spacing w:line="360" w:lineRule="auto"/>
-        <w:ind w:left="5000"/>
-        <w:rPr>
-          <w:sz w:val="28"/>
-          <w:szCs w:val="28"/>
-        </w:rPr>
-      </w:pPr>
-      <w:r>
-        <w:rPr>
-          <w:sz w:val="28"/>
-          <w:szCs w:val="28"/>
-        </w:rPr>
-        <w:t>Руководитель практики:</w:t>
-      </w:r>
-    </w:p>
-    <w:p>
-      <w:pPr>
-        <w:spacing w:line="360" w:lineRule="auto"/>
-        <w:ind w:left="5000"/>
-        <w:rPr>
-          <w:sz w:val="28"/>
-          <w:szCs w:val="28"/>
-        </w:rPr>
-      </w:pPr>
-      <w:r>
-        <w:rPr>
-          <w:sz w:val="28"/>
-          <w:szCs w:val="28"/>
-        </w:rPr>
-        <w:t>_____________ /_______________/</w:t>
-      </w:r>
-    </w:p>
-    <w:p>
-      <w:pPr>
-        <w:spacing w:line="360" w:lineRule="auto"/>
-        <w:ind w:left="5000"/>
-        <w:rPr>
-          <w:sz w:val="28"/>
-          <w:szCs w:val="28"/>
-        </w:rPr>
-      </w:pPr>
-    </w:p>
-    <w:p>
-      <w:pPr>
-        <w:spacing w:line="360" w:lineRule="auto"/>
-        <w:ind w:left="5000"/>
-        <w:rPr>
-          <w:sz w:val="28"/>
-          <w:szCs w:val="28"/>
-        </w:rPr>
-      </w:pPr>
-    </w:p>
-    <w:p>
-      <w:pPr>
-        <w:spacing w:line="360" w:lineRule="auto"/>
-        <w:ind w:left="5000"/>
-        <w:rPr>
-          <w:sz w:val="28"/>
-          <w:szCs w:val="28"/>
-        </w:rPr>
-      </w:pPr>
-    </w:p>
-    <w:p>
-      <w:pPr>
-        <w:spacing w:line="360" w:lineRule="auto"/>
-        <w:ind w:left="5000"/>
-        <w:rPr>
-          <w:sz w:val="28"/>
-          <w:szCs w:val="28"/>
-        </w:rPr>
-      </w:pPr>
-    </w:p>
-    <w:p>
-      <w:pPr>
-        <w:spacing w:line="360" w:lineRule="auto"/>
-        <w:jc w:val="center"/>
-        <w:rPr>
-          <w:sz w:val="28"/>
-          <w:szCs w:val="28"/>
-        </w:rPr>
-        <w:sectPr>
-          <w:pgSz w:w="11906" w:h="16838"/>
-          <w:pgMar w:top="1134" w:right="992" w:bottom="1134" w:left="1701" w:header="708" w:footer="708" w:gutter="0"/>
-          <w:cols w:space="720"/>
-          <w:docGrid w:linePitch="360"/>
-        </w:sectPr>
-      </w:pPr>
-      <w:r>
-        <w:rPr>
-          <w:b/>
-          <w:bCs/>
-          <w:sz w:val="28"/>
-          <w:szCs w:val="28"/>
-        </w:rPr>
-        <w:t>Москва</w:t>
-      </w:r>
-      <w:r>
-        <w:rPr>
-          <w:b/>
-          <w:bCs/>
-          <w:sz w:val="28"/>
-          <w:szCs w:val="28"/>
-        </w:rPr>
-        <w:t xml:space="preserve"> 2026</w:t>
-      </w:r>
+          <w:color w:val="000000"/>
+          <w:sz w:val="28"/>
+          <w:szCs w:val="28"/>
+          <w:lang w:eastAsia="en-US" w:bidi="en-US"/>
+        </w:rPr>
+      </w:pPr>
+      <w:r>
+        <w:rPr>
+          <w:color w:val="000000"/>
+          <w:sz w:val="28"/>
+          <w:szCs w:val="28"/>
+          <w:lang w:eastAsia="en-US" w:bidi="en-US"/>
+        </w:rPr>
+        <w:t>Москва 2026</w:t>
+      </w:r>
+    </w:p>
+    <w:p>
+      <w:pPr>
+        <w:spacing w:before="100" w:beforeAutospacing="1" w:after="100" w:afterAutospacing="1" w:line="360" w:lineRule="auto"/>
+        <w:ind w:right="11"/>
+        <w:rPr>
+          <w:color w:val="000000"/>
+          <w:sz w:val="28"/>
+          <w:szCs w:val="28"/>
+          <w:lang w:eastAsia="en-US" w:bidi="en-US"/>
+        </w:rPr>
+      </w:pPr>
     </w:p>
     <w:sdt>
       <w:sdtPr>
@@ -480,6 +427,7 @@
         <w:p>
           <w:pPr>
             <w:pStyle w:val="ac"/>
+            <w:spacing w:before="0" w:line="360" w:lineRule="auto"/>
             <w:jc w:val="center"/>
             <w:rPr>
               <w:rFonts w:ascii="Times New Roman" w:hAnsi="Times New Roman" w:cs="Times New Roman"/>
@@ -508,6 +456,7 @@
             <w:tabs>
               <w:tab w:val="right" w:leader="dot" w:pos="9203"/>
             </w:tabs>
+            <w:spacing w:after="0" w:line="360" w:lineRule="auto"/>
             <w:rPr>
               <w:rFonts w:asciiTheme="minorHAnsi" w:eastAsiaTheme="minorEastAsia" w:hAnsiTheme="minorHAnsi" w:cstheme="minorBidi"/>
               <w:noProof/>
@@ -536,7 +485,7 @@
             </w:rPr>
             <w:fldChar w:fldCharType="separate"/>
           </w:r>
-          <w:hyperlink w:anchor="_Toc230268158" w:history="1">
+          <w:hyperlink w:anchor="_Toc230283084" w:history="1">
             <w:r>
               <w:rPr>
                 <w:rStyle w:val="a5"/>
@@ -571,7 +520,7 @@
                 <w:sz w:val="28"/>
                 <w:szCs w:val="28"/>
               </w:rPr>
-              <w:instrText xml:space="preserve"> PAGEREF _Toc230268158 \h </w:instrText>
+              <w:instrText xml:space="preserve"> PAGEREF _Toc230283084 \h </w:instrText>
             </w:r>
             <w:r>
               <w:rPr>
@@ -616,6 +565,7 @@
             <w:tabs>
               <w:tab w:val="right" w:leader="dot" w:pos="9203"/>
             </w:tabs>
+            <w:spacing w:after="0" w:line="360" w:lineRule="auto"/>
             <w:rPr>
               <w:rFonts w:asciiTheme="minorHAnsi" w:eastAsiaTheme="minorEastAsia" w:hAnsiTheme="minorHAnsi" w:cstheme="minorBidi"/>
               <w:noProof/>
@@ -623,7 +573,7 @@
               <w:szCs w:val="28"/>
             </w:rPr>
           </w:pPr>
-          <w:hyperlink w:anchor="_Toc230268159" w:history="1">
+          <w:hyperlink w:anchor="_Toc230283085" w:history="1">
             <w:r>
               <w:rPr>
                 <w:rStyle w:val="a5"/>
@@ -658,7 +608,7 @@
                 <w:sz w:val="28"/>
                 <w:szCs w:val="28"/>
               </w:rPr>
-              <w:instrText xml:space="preserve"> PAGEREF _Toc230268159 \h </w:instrText>
+              <w:instrText xml:space="preserve"> PAGEREF _Toc230283085 \h </w:instrText>
             </w:r>
             <w:r>
               <w:rPr>
@@ -703,6 +653,8 @@
             <w:tabs>
               <w:tab w:val="right" w:leader="dot" w:pos="9203"/>
             </w:tabs>
+            <w:spacing w:after="0" w:line="360" w:lineRule="auto"/>
+            <w:ind w:left="0"/>
             <w:rPr>
               <w:rFonts w:asciiTheme="minorHAnsi" w:eastAsiaTheme="minorEastAsia" w:hAnsiTheme="minorHAnsi" w:cstheme="minorBidi"/>
               <w:noProof/>
@@ -710,7 +662,7 @@
               <w:szCs w:val="28"/>
             </w:rPr>
           </w:pPr>
-          <w:hyperlink w:anchor="_Toc230268160" w:history="1">
+          <w:hyperlink w:anchor="_Toc230283086" w:history="1">
             <w:r>
               <w:rPr>
                 <w:rStyle w:val="a5"/>
@@ -745,7 +697,7 @@
                 <w:sz w:val="28"/>
                 <w:szCs w:val="28"/>
               </w:rPr>
-              <w:instrText xml:space="preserve"> PAGEREF _Toc230268160 \h </w:instrText>
+              <w:instrText xml:space="preserve"> PAGEREF _Toc230283086 \h </w:instrText>
             </w:r>
             <w:r>
               <w:rPr>
@@ -790,6 +742,8 @@
             <w:tabs>
               <w:tab w:val="right" w:leader="dot" w:pos="9203"/>
             </w:tabs>
+            <w:spacing w:after="0" w:line="360" w:lineRule="auto"/>
+            <w:ind w:left="0"/>
             <w:rPr>
               <w:rFonts w:asciiTheme="minorHAnsi" w:eastAsiaTheme="minorEastAsia" w:hAnsiTheme="minorHAnsi" w:cstheme="minorBidi"/>
               <w:noProof/>
@@ -797,7 +751,7 @@
               <w:szCs w:val="28"/>
             </w:rPr>
           </w:pPr>
-          <w:hyperlink w:anchor="_Toc230268161" w:history="1">
+          <w:hyperlink w:anchor="_Toc230283087" w:history="1">
             <w:r>
               <w:rPr>
                 <w:rStyle w:val="a5"/>
@@ -832,7 +786,7 @@
                 <w:sz w:val="28"/>
                 <w:szCs w:val="28"/>
               </w:rPr>
-              <w:instrText xml:space="preserve"> PAGEREF _Toc230268161 \h </w:instrText>
+              <w:instrText xml:space="preserve"> PAGEREF _Toc230283087 \h </w:instrText>
             </w:r>
             <w:r>
               <w:rPr>
@@ -877,6 +831,8 @@
             <w:tabs>
               <w:tab w:val="right" w:leader="dot" w:pos="9203"/>
             </w:tabs>
+            <w:spacing w:after="0" w:line="360" w:lineRule="auto"/>
+            <w:ind w:left="0"/>
             <w:rPr>
               <w:rFonts w:asciiTheme="minorHAnsi" w:eastAsiaTheme="minorEastAsia" w:hAnsiTheme="minorHAnsi" w:cstheme="minorBidi"/>
               <w:noProof/>
@@ -884,7 +840,7 @@
               <w:szCs w:val="28"/>
             </w:rPr>
           </w:pPr>
-          <w:hyperlink w:anchor="_Toc230268162" w:history="1">
+          <w:hyperlink w:anchor="_Toc230283088" w:history="1">
             <w:r>
               <w:rPr>
                 <w:rStyle w:val="a5"/>
@@ -919,7 +875,7 @@
                 <w:sz w:val="28"/>
                 <w:szCs w:val="28"/>
               </w:rPr>
-              <w:instrText xml:space="preserve"> PAGEREF _Toc230268162 \h </w:instrText>
+              <w:instrText xml:space="preserve"> PAGEREF _Toc230283088 \h </w:instrText>
             </w:r>
             <w:r>
               <w:rPr>
@@ -964,6 +920,8 @@
             <w:tabs>
               <w:tab w:val="right" w:leader="dot" w:pos="9203"/>
             </w:tabs>
+            <w:spacing w:after="0" w:line="360" w:lineRule="auto"/>
+            <w:ind w:left="0"/>
             <w:rPr>
               <w:rFonts w:asciiTheme="minorHAnsi" w:eastAsiaTheme="minorEastAsia" w:hAnsiTheme="minorHAnsi" w:cstheme="minorBidi"/>
               <w:noProof/>
@@ -971,7 +929,7 @@
               <w:szCs w:val="28"/>
             </w:rPr>
           </w:pPr>
-          <w:hyperlink w:anchor="_Toc230268163" w:history="1">
+          <w:hyperlink w:anchor="_Toc230283089" w:history="1">
             <w:r>
               <w:rPr>
                 <w:rStyle w:val="a5"/>
@@ -1006,7 +964,7 @@
                 <w:sz w:val="28"/>
                 <w:szCs w:val="28"/>
               </w:rPr>
-              <w:instrText xml:space="preserve"> PAGEREF _Toc230268163 \h </w:instrText>
+              <w:instrText xml:space="preserve"> PAGEREF _Toc230283089 \h </w:instrText>
             </w:r>
             <w:r>
               <w:rPr>
@@ -1051,6 +1009,8 @@
             <w:tabs>
               <w:tab w:val="right" w:leader="dot" w:pos="9203"/>
             </w:tabs>
+            <w:spacing w:after="0" w:line="360" w:lineRule="auto"/>
+            <w:ind w:left="0"/>
             <w:rPr>
               <w:rFonts w:asciiTheme="minorHAnsi" w:eastAsiaTheme="minorEastAsia" w:hAnsiTheme="minorHAnsi" w:cstheme="minorBidi"/>
               <w:noProof/>
@@ -1058,7 +1018,7 @@
               <w:szCs w:val="28"/>
             </w:rPr>
           </w:pPr>
-          <w:hyperlink w:anchor="_Toc230268164" w:history="1">
+          <w:hyperlink w:anchor="_Toc230283090" w:history="1">
             <w:r>
               <w:rPr>
                 <w:rStyle w:val="a5"/>
@@ -1093,7 +1053,7 @@
                 <w:sz w:val="28"/>
                 <w:szCs w:val="28"/>
               </w:rPr>
-              <w:instrText xml:space="preserve"> PAGEREF _Toc230268164 \h </w:instrText>
+              <w:instrText xml:space="preserve"> PAGEREF _Toc230283090 \h </w:instrText>
             </w:r>
             <w:r>
               <w:rPr>
@@ -1120,6 +1080,94 @@
                 <w:szCs w:val="28"/>
               </w:rPr>
               <w:t>5</w:t>
+            </w:r>
+            <w:r>
+              <w:rPr>
+                <w:noProof/>
+                <w:webHidden/>
+                <w:sz w:val="28"/>
+                <w:szCs w:val="28"/>
+              </w:rPr>
+              <w:fldChar w:fldCharType="end"/>
+            </w:r>
+          </w:hyperlink>
+        </w:p>
+        <w:p>
+          <w:pPr>
+            <w:pStyle w:val="11"/>
+            <w:tabs>
+              <w:tab w:val="right" w:leader="dot" w:pos="9203"/>
+            </w:tabs>
+            <w:spacing w:after="0" w:line="360" w:lineRule="auto"/>
+            <w:rPr>
+              <w:rFonts w:asciiTheme="minorHAnsi" w:eastAsiaTheme="minorEastAsia" w:hAnsiTheme="minorHAnsi" w:cstheme="minorBidi"/>
+              <w:noProof/>
+              <w:sz w:val="28"/>
+              <w:szCs w:val="28"/>
+            </w:rPr>
+          </w:pPr>
+          <w:hyperlink w:anchor="_Toc230283091" w:history="1">
+            <w:r>
+              <w:rPr>
+                <w:rStyle w:val="a5"/>
+                <w:noProof/>
+                <w:sz w:val="28"/>
+                <w:szCs w:val="28"/>
+              </w:rPr>
+              <w:t>2 ВАРИАТИВНАЯ ЧАСТЬ: TELEGRAM-БОТ «НАСТЮШКА»</w:t>
+            </w:r>
+            <w:r>
+              <w:rPr>
+                <w:noProof/>
+                <w:webHidden/>
+                <w:sz w:val="28"/>
+                <w:szCs w:val="28"/>
+              </w:rPr>
+              <w:tab/>
+            </w:r>
+            <w:r>
+              <w:rPr>
+                <w:noProof/>
+                <w:webHidden/>
+                <w:sz w:val="28"/>
+                <w:szCs w:val="28"/>
+              </w:rPr>
+              <w:fldChar w:fldCharType="begin"/>
+            </w:r>
+            <w:r>
+              <w:rPr>
+                <w:noProof/>
+                <w:webHidden/>
+                <w:sz w:val="28"/>
+                <w:szCs w:val="28"/>
+              </w:rPr>
+              <w:instrText xml:space="preserve"> PAGEREF _Toc230283091 \h </w:instrText>
+            </w:r>
+            <w:r>
+              <w:rPr>
+                <w:noProof/>
+                <w:webHidden/>
+                <w:sz w:val="28"/>
+                <w:szCs w:val="28"/>
+              </w:rPr>
+            </w:r>
+            <w:r>
+              <w:rPr>
+                <w:noProof/>
+                <w:webHidden/>
+                <w:sz w:val="28"/>
+                <w:szCs w:val="28"/>
+              </w:rPr>
+              <w:fldChar w:fldCharType="separate"/>
+            </w:r>
+            <w:r>
+              <w:rPr>
+                <w:noProof/>
+                <w:webHidden/>
+                <w:sz w:val="28"/>
+                <w:szCs w:val="28"/>
+              </w:rPr>
+              <w:t>6</w:t>
             </w:r>
             <w:r>
               <w:rPr>
@@ -1138,6 +1186,8 @@
             <w:tabs>
               <w:tab w:val="right" w:leader="dot" w:pos="9203"/>
             </w:tabs>
+            <w:spacing w:after="0" w:line="360" w:lineRule="auto"/>
+            <w:ind w:left="0"/>
             <w:rPr>
               <w:rFonts w:asciiTheme="minorHAnsi" w:eastAsiaTheme="minorEastAsia" w:hAnsiTheme="minorHAnsi" w:cstheme="minorBidi"/>
               <w:noProof/>
@@ -1145,7 +1195,7 @@
               <w:szCs w:val="28"/>
             </w:rPr>
           </w:pPr>
-          <w:hyperlink w:anchor="_Toc230268165" w:history="1">
+          <w:hyperlink w:anchor="_Toc230283092" w:history="1">
             <w:r>
               <w:rPr>
                 <w:rStyle w:val="a5"/>
@@ -1153,7 +1203,7 @@
                 <w:sz w:val="28"/>
                 <w:szCs w:val="28"/>
               </w:rPr>
-              <w:t>1.4 Взаимодействие с организацией-партнёром</w:t>
+              <w:t>2.1 Постановка задачи</w:t>
             </w:r>
             <w:r>
               <w:rPr>
@@ -1180,7 +1230,7 @@
                 <w:sz w:val="28"/>
                 <w:szCs w:val="28"/>
               </w:rPr>
-              <w:instrText xml:space="preserve"> PAGEREF _Toc230268165 \h </w:instrText>
+              <w:instrText xml:space="preserve"> PAGEREF _Toc230283092 \h </w:instrText>
             </w:r>
             <w:r>
               <w:rPr>
@@ -1225,6 +1275,8 @@
             <w:tabs>
               <w:tab w:val="right" w:leader="dot" w:pos="9203"/>
             </w:tabs>
+            <w:spacing w:after="0" w:line="360" w:lineRule="auto"/>
+            <w:ind w:left="0"/>
             <w:rPr>
               <w:rFonts w:asciiTheme="minorHAnsi" w:eastAsiaTheme="minorEastAsia" w:hAnsiTheme="minorHAnsi" w:cstheme="minorBidi"/>
               <w:noProof/>
@@ -1232,7 +1284,7 @@
               <w:szCs w:val="28"/>
             </w:rPr>
           </w:pPr>
-          <w:hyperlink w:anchor="_Toc230268166" w:history="1">
+          <w:hyperlink w:anchor="_Toc230283093" w:history="1">
             <w:r>
               <w:rPr>
                 <w:rStyle w:val="a5"/>
@@ -1240,7 +1292,7 @@
                 <w:sz w:val="28"/>
                 <w:szCs w:val="28"/>
               </w:rPr>
-              <w:t>1.5 Оформление отчёта</w:t>
+              <w:t>2.2 Исследование технологий</w:t>
             </w:r>
             <w:r>
               <w:rPr>
@@ -1267,7 +1319,7 @@
                 <w:sz w:val="28"/>
                 <w:szCs w:val="28"/>
               </w:rPr>
-              <w:instrText xml:space="preserve"> PAGEREF _Toc230268166 \h </w:instrText>
+              <w:instrText xml:space="preserve"> PAGEREF _Toc230283093 \h </w:instrText>
             </w:r>
             <w:r>
               <w:rPr>
@@ -1294,6 +1346,541 @@
                 <w:szCs w:val="28"/>
               </w:rPr>
               <w:t>6</w:t>
+            </w:r>
+            <w:r>
+              <w:rPr>
+                <w:noProof/>
+                <w:webHidden/>
+                <w:sz w:val="28"/>
+                <w:szCs w:val="28"/>
+              </w:rPr>
+              <w:fldChar w:fldCharType="end"/>
+            </w:r>
+          </w:hyperlink>
+        </w:p>
+        <w:p>
+          <w:pPr>
+            <w:pStyle w:val="30"/>
+            <w:tabs>
+              <w:tab w:val="right" w:leader="dot" w:pos="9203"/>
+            </w:tabs>
+            <w:spacing w:after="0" w:line="360" w:lineRule="auto"/>
+            <w:ind w:left="0"/>
+            <w:rPr>
+              <w:rFonts w:asciiTheme="minorHAnsi" w:eastAsiaTheme="minorEastAsia" w:hAnsiTheme="minorHAnsi" w:cstheme="minorBidi"/>
+              <w:noProof/>
+              <w:sz w:val="28"/>
+              <w:szCs w:val="28"/>
+            </w:rPr>
+          </w:pPr>
+          <w:hyperlink w:anchor="_Toc230283094" w:history="1">
+            <w:r>
+              <w:rPr>
+                <w:rStyle w:val="a5"/>
+                <w:noProof/>
+                <w:sz w:val="28"/>
+                <w:szCs w:val="28"/>
+              </w:rPr>
+              <w:t>2.2.1 Ollama</w:t>
+            </w:r>
+            <w:r>
+              <w:rPr>
+                <w:noProof/>
+                <w:webHidden/>
+                <w:sz w:val="28"/>
+                <w:szCs w:val="28"/>
+              </w:rPr>
+              <w:tab/>
+            </w:r>
+            <w:r>
+              <w:rPr>
+                <w:noProof/>
+                <w:webHidden/>
+                <w:sz w:val="28"/>
+                <w:szCs w:val="28"/>
+              </w:rPr>
+              <w:fldChar w:fldCharType="begin"/>
+            </w:r>
+            <w:r>
+              <w:rPr>
+                <w:noProof/>
+                <w:webHidden/>
+                <w:sz w:val="28"/>
+                <w:szCs w:val="28"/>
+              </w:rPr>
+              <w:instrText xml:space="preserve"> PAGEREF _Toc230283094 \h </w:instrText>
+            </w:r>
+            <w:r>
+              <w:rPr>
+                <w:noProof/>
+                <w:webHidden/>
+                <w:sz w:val="28"/>
+                <w:szCs w:val="28"/>
+              </w:rPr>
+            </w:r>
+            <w:r>
+              <w:rPr>
+                <w:noProof/>
+                <w:webHidden/>
+                <w:sz w:val="28"/>
+                <w:szCs w:val="28"/>
+              </w:rPr>
+              <w:fldChar w:fldCharType="separate"/>
+            </w:r>
+            <w:r>
+              <w:rPr>
+                <w:noProof/>
+                <w:webHidden/>
+                <w:sz w:val="28"/>
+                <w:szCs w:val="28"/>
+              </w:rPr>
+              <w:t>6</w:t>
+            </w:r>
+            <w:r>
+              <w:rPr>
+                <w:noProof/>
+                <w:webHidden/>
+                <w:sz w:val="28"/>
+                <w:szCs w:val="28"/>
+              </w:rPr>
+              <w:fldChar w:fldCharType="end"/>
+            </w:r>
+          </w:hyperlink>
+        </w:p>
+        <w:p>
+          <w:pPr>
+            <w:pStyle w:val="30"/>
+            <w:tabs>
+              <w:tab w:val="right" w:leader="dot" w:pos="9203"/>
+            </w:tabs>
+            <w:spacing w:after="0" w:line="360" w:lineRule="auto"/>
+            <w:ind w:left="0"/>
+            <w:rPr>
+              <w:rFonts w:asciiTheme="minorHAnsi" w:eastAsiaTheme="minorEastAsia" w:hAnsiTheme="minorHAnsi" w:cstheme="minorBidi"/>
+              <w:noProof/>
+              <w:sz w:val="28"/>
+              <w:szCs w:val="28"/>
+            </w:rPr>
+          </w:pPr>
+          <w:hyperlink w:anchor="_Toc230283095" w:history="1">
+            <w:r>
+              <w:rPr>
+                <w:rStyle w:val="a5"/>
+                <w:noProof/>
+                <w:sz w:val="28"/>
+                <w:szCs w:val="28"/>
+                <w:lang w:val="en-US"/>
+              </w:rPr>
+              <w:t>2.2.2 Telegram Bot API</w:t>
+            </w:r>
+            <w:r>
+              <w:rPr>
+                <w:noProof/>
+                <w:webHidden/>
+                <w:sz w:val="28"/>
+                <w:szCs w:val="28"/>
+              </w:rPr>
+              <w:tab/>
+            </w:r>
+            <w:r>
+              <w:rPr>
+                <w:noProof/>
+                <w:webHidden/>
+                <w:sz w:val="28"/>
+                <w:szCs w:val="28"/>
+              </w:rPr>
+              <w:fldChar w:fldCharType="begin"/>
+            </w:r>
+            <w:r>
+              <w:rPr>
+                <w:noProof/>
+                <w:webHidden/>
+                <w:sz w:val="28"/>
+                <w:szCs w:val="28"/>
+              </w:rPr>
+              <w:instrText xml:space="preserve"> PAGEREF _Toc230283095 \h </w:instrText>
+            </w:r>
+            <w:r>
+              <w:rPr>
+                <w:noProof/>
+                <w:webHidden/>
+                <w:sz w:val="28"/>
+                <w:szCs w:val="28"/>
+              </w:rPr>
+            </w:r>
+            <w:r>
+              <w:rPr>
+                <w:noProof/>
+                <w:webHidden/>
+                <w:sz w:val="28"/>
+                <w:szCs w:val="28"/>
+              </w:rPr>
+              <w:fldChar w:fldCharType="separate"/>
+            </w:r>
+            <w:r>
+              <w:rPr>
+                <w:noProof/>
+                <w:webHidden/>
+                <w:sz w:val="28"/>
+                <w:szCs w:val="28"/>
+              </w:rPr>
+              <w:t>7</w:t>
+            </w:r>
+            <w:r>
+              <w:rPr>
+                <w:noProof/>
+                <w:webHidden/>
+                <w:sz w:val="28"/>
+                <w:szCs w:val="28"/>
+              </w:rPr>
+              <w:fldChar w:fldCharType="end"/>
+            </w:r>
+          </w:hyperlink>
+        </w:p>
+        <w:p>
+          <w:pPr>
+            <w:pStyle w:val="30"/>
+            <w:tabs>
+              <w:tab w:val="right" w:leader="dot" w:pos="9203"/>
+            </w:tabs>
+            <w:spacing w:after="0" w:line="360" w:lineRule="auto"/>
+            <w:ind w:left="0"/>
+            <w:rPr>
+              <w:rFonts w:asciiTheme="minorHAnsi" w:eastAsiaTheme="minorEastAsia" w:hAnsiTheme="minorHAnsi" w:cstheme="minorBidi"/>
+              <w:noProof/>
+              <w:sz w:val="28"/>
+              <w:szCs w:val="28"/>
+            </w:rPr>
+          </w:pPr>
+          <w:hyperlink w:anchor="_Toc230283096" w:history="1">
+            <w:r>
+              <w:rPr>
+                <w:rStyle w:val="a5"/>
+                <w:noProof/>
+                <w:sz w:val="28"/>
+                <w:szCs w:val="28"/>
+              </w:rPr>
+              <w:t>2.2.3 Промпт-инжиниринг</w:t>
+            </w:r>
+            <w:r>
+              <w:rPr>
+                <w:noProof/>
+                <w:webHidden/>
+                <w:sz w:val="28"/>
+                <w:szCs w:val="28"/>
+              </w:rPr>
+              <w:tab/>
+            </w:r>
+            <w:r>
+              <w:rPr>
+                <w:noProof/>
+                <w:webHidden/>
+                <w:sz w:val="28"/>
+                <w:szCs w:val="28"/>
+              </w:rPr>
+              <w:fldChar w:fldCharType="begin"/>
+            </w:r>
+            <w:r>
+              <w:rPr>
+                <w:noProof/>
+                <w:webHidden/>
+                <w:sz w:val="28"/>
+                <w:szCs w:val="28"/>
+              </w:rPr>
+              <w:instrText xml:space="preserve"> PAGEREF _Toc230283096 \h </w:instrText>
+            </w:r>
+            <w:r>
+              <w:rPr>
+                <w:noProof/>
+                <w:webHidden/>
+                <w:sz w:val="28"/>
+                <w:szCs w:val="28"/>
+              </w:rPr>
+            </w:r>
+            <w:r>
+              <w:rPr>
+                <w:noProof/>
+                <w:webHidden/>
+                <w:sz w:val="28"/>
+                <w:szCs w:val="28"/>
+              </w:rPr>
+              <w:fldChar w:fldCharType="separate"/>
+            </w:r>
+            <w:r>
+              <w:rPr>
+                <w:noProof/>
+                <w:webHidden/>
+                <w:sz w:val="28"/>
+                <w:szCs w:val="28"/>
+              </w:rPr>
+              <w:t>7</w:t>
+            </w:r>
+            <w:r>
+              <w:rPr>
+                <w:noProof/>
+                <w:webHidden/>
+                <w:sz w:val="28"/>
+                <w:szCs w:val="28"/>
+              </w:rPr>
+              <w:fldChar w:fldCharType="end"/>
+            </w:r>
+          </w:hyperlink>
+        </w:p>
+        <w:p>
+          <w:pPr>
+            <w:pStyle w:val="20"/>
+            <w:tabs>
+              <w:tab w:val="right" w:leader="dot" w:pos="9203"/>
+            </w:tabs>
+            <w:spacing w:after="0" w:line="360" w:lineRule="auto"/>
+            <w:ind w:left="0"/>
+            <w:rPr>
+              <w:rFonts w:asciiTheme="minorHAnsi" w:eastAsiaTheme="minorEastAsia" w:hAnsiTheme="minorHAnsi" w:cstheme="minorBidi"/>
+              <w:noProof/>
+              <w:sz w:val="28"/>
+              <w:szCs w:val="28"/>
+            </w:rPr>
+          </w:pPr>
+          <w:hyperlink w:anchor="_Toc230283097" w:history="1">
+            <w:r>
+              <w:rPr>
+                <w:rStyle w:val="a5"/>
+                <w:noProof/>
+                <w:sz w:val="28"/>
+                <w:szCs w:val="28"/>
+              </w:rPr>
+              <w:t>2.3 Архитектура и реализация</w:t>
+            </w:r>
+            <w:r>
+              <w:rPr>
+                <w:noProof/>
+                <w:webHidden/>
+                <w:sz w:val="28"/>
+                <w:szCs w:val="28"/>
+              </w:rPr>
+              <w:tab/>
+            </w:r>
+            <w:r>
+              <w:rPr>
+                <w:noProof/>
+                <w:webHidden/>
+                <w:sz w:val="28"/>
+                <w:szCs w:val="28"/>
+              </w:rPr>
+              <w:fldChar w:fldCharType="begin"/>
+            </w:r>
+            <w:r>
+              <w:rPr>
+                <w:noProof/>
+                <w:webHidden/>
+                <w:sz w:val="28"/>
+                <w:szCs w:val="28"/>
+              </w:rPr>
+              <w:instrText xml:space="preserve"> PAGEREF _Toc230283097 \h </w:instrText>
+            </w:r>
+            <w:r>
+              <w:rPr>
+                <w:noProof/>
+                <w:webHidden/>
+                <w:sz w:val="28"/>
+                <w:szCs w:val="28"/>
+              </w:rPr>
+            </w:r>
+            <w:r>
+              <w:rPr>
+                <w:noProof/>
+                <w:webHidden/>
+                <w:sz w:val="28"/>
+                <w:szCs w:val="28"/>
+              </w:rPr>
+              <w:fldChar w:fldCharType="separate"/>
+            </w:r>
+            <w:r>
+              <w:rPr>
+                <w:noProof/>
+                <w:webHidden/>
+                <w:sz w:val="28"/>
+                <w:szCs w:val="28"/>
+              </w:rPr>
+              <w:t>7</w:t>
+            </w:r>
+            <w:r>
+              <w:rPr>
+                <w:noProof/>
+                <w:webHidden/>
+                <w:sz w:val="28"/>
+                <w:szCs w:val="28"/>
+              </w:rPr>
+              <w:fldChar w:fldCharType="end"/>
+            </w:r>
+          </w:hyperlink>
+        </w:p>
+        <w:p>
+          <w:pPr>
+            <w:pStyle w:val="20"/>
+            <w:tabs>
+              <w:tab w:val="right" w:leader="dot" w:pos="9203"/>
+            </w:tabs>
+            <w:spacing w:after="0" w:line="360" w:lineRule="auto"/>
+            <w:ind w:left="0"/>
+            <w:rPr>
+              <w:rFonts w:asciiTheme="minorHAnsi" w:eastAsiaTheme="minorEastAsia" w:hAnsiTheme="minorHAnsi" w:cstheme="minorBidi"/>
+              <w:noProof/>
+              <w:sz w:val="28"/>
+              <w:szCs w:val="28"/>
+            </w:rPr>
+          </w:pPr>
+          <w:hyperlink w:anchor="_Toc230283098" w:history="1">
+            <w:r>
+              <w:rPr>
+                <w:rStyle w:val="a5"/>
+                <w:noProof/>
+                <w:sz w:val="28"/>
+                <w:szCs w:val="28"/>
+              </w:rPr>
+              <w:t>2.4 Описание поведения бота</w:t>
+            </w:r>
+            <w:r>
+              <w:rPr>
+                <w:noProof/>
+                <w:webHidden/>
+                <w:sz w:val="28"/>
+                <w:szCs w:val="28"/>
+              </w:rPr>
+              <w:tab/>
+            </w:r>
+            <w:r>
+              <w:rPr>
+                <w:noProof/>
+                <w:webHidden/>
+                <w:sz w:val="28"/>
+                <w:szCs w:val="28"/>
+              </w:rPr>
+              <w:fldChar w:fldCharType="begin"/>
+            </w:r>
+            <w:r>
+              <w:rPr>
+                <w:noProof/>
+                <w:webHidden/>
+                <w:sz w:val="28"/>
+                <w:szCs w:val="28"/>
+              </w:rPr>
+              <w:instrText xml:space="preserve"> PAGEREF _Toc230283098 \h </w:instrText>
+            </w:r>
+            <w:r>
+              <w:rPr>
+                <w:noProof/>
+                <w:webHidden/>
+                <w:sz w:val="28"/>
+                <w:szCs w:val="28"/>
+              </w:rPr>
+            </w:r>
+            <w:r>
+              <w:rPr>
+                <w:noProof/>
+                <w:webHidden/>
+                <w:sz w:val="28"/>
+                <w:szCs w:val="28"/>
+              </w:rPr>
+              <w:fldChar w:fldCharType="separate"/>
+            </w:r>
+            <w:r>
+              <w:rPr>
+                <w:noProof/>
+                <w:webHidden/>
+                <w:sz w:val="28"/>
+                <w:szCs w:val="28"/>
+              </w:rPr>
+              <w:t>8</w:t>
+            </w:r>
+            <w:r>
+              <w:rPr>
+                <w:noProof/>
+                <w:webHidden/>
+                <w:sz w:val="28"/>
+                <w:szCs w:val="28"/>
+              </w:rPr>
+              <w:fldChar w:fldCharType="end"/>
+            </w:r>
+          </w:hyperlink>
+        </w:p>
+        <w:p>
+          <w:pPr>
+            <w:pStyle w:val="20"/>
+            <w:tabs>
+              <w:tab w:val="right" w:leader="dot" w:pos="9203"/>
+            </w:tabs>
+            <w:spacing w:after="0" w:line="360" w:lineRule="auto"/>
+            <w:ind w:left="0"/>
+            <w:rPr>
+              <w:rFonts w:asciiTheme="minorHAnsi" w:eastAsiaTheme="minorEastAsia" w:hAnsiTheme="minorHAnsi" w:cstheme="minorBidi"/>
+              <w:noProof/>
+              <w:sz w:val="28"/>
+              <w:szCs w:val="28"/>
+            </w:rPr>
+          </w:pPr>
+          <w:hyperlink w:anchor="_Toc230283099" w:history="1">
+            <w:r>
+              <w:rPr>
+                <w:rStyle w:val="a5"/>
+                <w:noProof/>
+                <w:sz w:val="28"/>
+                <w:szCs w:val="28"/>
+              </w:rPr>
+              <w:t>2.5 Модификация и доработка</w:t>
+            </w:r>
+            <w:r>
+              <w:rPr>
+                <w:noProof/>
+                <w:webHidden/>
+                <w:sz w:val="28"/>
+                <w:szCs w:val="28"/>
+              </w:rPr>
+              <w:tab/>
+            </w:r>
+            <w:r>
+              <w:rPr>
+                <w:noProof/>
+                <w:webHidden/>
+                <w:sz w:val="28"/>
+                <w:szCs w:val="28"/>
+              </w:rPr>
+              <w:fldChar w:fldCharType="begin"/>
+            </w:r>
+            <w:r>
+              <w:rPr>
+                <w:noProof/>
+                <w:webHidden/>
+                <w:sz w:val="28"/>
+                <w:szCs w:val="28"/>
+              </w:rPr>
+              <w:instrText xml:space="preserve"> PAGEREF _Toc230283099 \h </w:instrText>
+            </w:r>
+            <w:r>
+              <w:rPr>
+                <w:noProof/>
+                <w:webHidden/>
+                <w:sz w:val="28"/>
+                <w:szCs w:val="28"/>
+              </w:rPr>
+            </w:r>
+            <w:r>
+              <w:rPr>
+                <w:noProof/>
+                <w:webHidden/>
+                <w:sz w:val="28"/>
+                <w:szCs w:val="28"/>
+              </w:rPr>
+              <w:fldChar w:fldCharType="separate"/>
+            </w:r>
+            <w:r>
+              <w:rPr>
+                <w:noProof/>
+                <w:webHidden/>
+                <w:sz w:val="28"/>
+                <w:szCs w:val="28"/>
+              </w:rPr>
+              <w:t>8</w:t>
             </w:r>
             <w:r>
               <w:rPr>
@@ -1312,6 +1899,7 @@
             <w:tabs>
               <w:tab w:val="right" w:leader="dot" w:pos="9203"/>
             </w:tabs>
+            <w:spacing w:after="0" w:line="360" w:lineRule="auto"/>
             <w:rPr>
               <w:rFonts w:asciiTheme="minorHAnsi" w:eastAsiaTheme="minorEastAsia" w:hAnsiTheme="minorHAnsi" w:cstheme="minorBidi"/>
               <w:noProof/>
@@ -1319,7 +1907,7 @@
               <w:szCs w:val="28"/>
             </w:rPr>
           </w:pPr>
-          <w:hyperlink w:anchor="_Toc230268167" w:history="1">
+          <w:hyperlink w:anchor="_Toc230283100" w:history="1">
             <w:r>
               <w:rPr>
                 <w:rStyle w:val="a5"/>
@@ -1327,7 +1915,7 @@
                 <w:sz w:val="28"/>
                 <w:szCs w:val="28"/>
               </w:rPr>
-              <w:t>2 ВАРИАТИВНАЯ ЧАСТЬ: TELEGRAM-БОТ «НАСТЮШКА»</w:t>
+              <w:t>ЗАКЛЮЧЕНИЕ</w:t>
             </w:r>
             <w:r>
               <w:rPr>
@@ -1354,7 +1942,7 @@
                 <w:sz w:val="28"/>
                 <w:szCs w:val="28"/>
               </w:rPr>
-              <w:instrText xml:space="preserve"> PAGEREF _Toc230268167 \h </w:instrText>
+              <w:instrText xml:space="preserve"> PAGEREF _Toc230283100 \h </w:instrText>
             </w:r>
             <w:r>
               <w:rPr>
@@ -1380,704 +1968,7 @@
                 <w:sz w:val="28"/>
                 <w:szCs w:val="28"/>
               </w:rPr>
-              <w:t>7</w:t>
-            </w:r>
-            <w:r>
-              <w:rPr>
-                <w:noProof/>
-                <w:webHidden/>
-                <w:sz w:val="28"/>
-                <w:szCs w:val="28"/>
-              </w:rPr>
-              <w:fldChar w:fldCharType="end"/>
-            </w:r>
-          </w:hyperlink>
-        </w:p>
-        <w:p>
-          <w:pPr>
-            <w:pStyle w:val="20"/>
-            <w:tabs>
-              <w:tab w:val="right" w:leader="dot" w:pos="9203"/>
-            </w:tabs>
-            <w:rPr>
-              <w:rFonts w:asciiTheme="minorHAnsi" w:eastAsiaTheme="minorEastAsia" w:hAnsiTheme="minorHAnsi" w:cstheme="minorBidi"/>
-              <w:noProof/>
-              <w:sz w:val="28"/>
-              <w:szCs w:val="28"/>
-            </w:rPr>
-          </w:pPr>
-          <w:hyperlink w:anchor="_Toc230268168" w:history="1">
-            <w:r>
-              <w:rPr>
-                <w:rStyle w:val="a5"/>
-                <w:noProof/>
-                <w:sz w:val="28"/>
-                <w:szCs w:val="28"/>
-              </w:rPr>
-              <w:t>2.1 Постановка задачи</w:t>
-            </w:r>
-            <w:r>
-              <w:rPr>
-                <w:noProof/>
-                <w:webHidden/>
-                <w:sz w:val="28"/>
-                <w:szCs w:val="28"/>
-              </w:rPr>
-              <w:tab/>
-            </w:r>
-            <w:r>
-              <w:rPr>
-                <w:noProof/>
-                <w:webHidden/>
-                <w:sz w:val="28"/>
-                <w:szCs w:val="28"/>
-              </w:rPr>
-              <w:fldChar w:fldCharType="begin"/>
-            </w:r>
-            <w:r>
-              <w:rPr>
-                <w:noProof/>
-                <w:webHidden/>
-                <w:sz w:val="28"/>
-                <w:szCs w:val="28"/>
-              </w:rPr>
-              <w:instrText xml:space="preserve"> PAGEREF _Toc230268168 \h </w:instrText>
-            </w:r>
-            <w:r>
-              <w:rPr>
-                <w:noProof/>
-                <w:webHidden/>
-                <w:sz w:val="28"/>
-                <w:szCs w:val="28"/>
-              </w:rPr>
-            </w:r>
-            <w:r>
-              <w:rPr>
-                <w:noProof/>
-                <w:webHidden/>
-                <w:sz w:val="28"/>
-                <w:szCs w:val="28"/>
-              </w:rPr>
-              <w:fldChar w:fldCharType="separate"/>
-            </w:r>
-            <w:r>
-              <w:rPr>
-                <w:noProof/>
-                <w:webHidden/>
-                <w:sz w:val="28"/>
-                <w:szCs w:val="28"/>
-              </w:rPr>
-              <w:t>7</w:t>
-            </w:r>
-            <w:r>
-              <w:rPr>
-                <w:noProof/>
-                <w:webHidden/>
-                <w:sz w:val="28"/>
-                <w:szCs w:val="28"/>
-              </w:rPr>
-              <w:fldChar w:fldCharType="end"/>
-            </w:r>
-          </w:hyperlink>
-        </w:p>
-        <w:p>
-          <w:pPr>
-            <w:pStyle w:val="20"/>
-            <w:tabs>
-              <w:tab w:val="right" w:leader="dot" w:pos="9203"/>
-            </w:tabs>
-            <w:rPr>
-              <w:rFonts w:asciiTheme="minorHAnsi" w:eastAsiaTheme="minorEastAsia" w:hAnsiTheme="minorHAnsi" w:cstheme="minorBidi"/>
-              <w:noProof/>
-              <w:sz w:val="28"/>
-              <w:szCs w:val="28"/>
-            </w:rPr>
-          </w:pPr>
-          <w:hyperlink w:anchor="_Toc230268169" w:history="1">
-            <w:r>
-              <w:rPr>
-                <w:rStyle w:val="a5"/>
-                <w:noProof/>
-                <w:sz w:val="28"/>
-                <w:szCs w:val="28"/>
-              </w:rPr>
-              <w:t>2.2 Исследование технологий</w:t>
-            </w:r>
-            <w:r>
-              <w:rPr>
-                <w:noProof/>
-                <w:webHidden/>
-                <w:sz w:val="28"/>
-                <w:szCs w:val="28"/>
-              </w:rPr>
-              <w:tab/>
-            </w:r>
-            <w:r>
-              <w:rPr>
-                <w:noProof/>
-                <w:webHidden/>
-                <w:sz w:val="28"/>
-                <w:szCs w:val="28"/>
-              </w:rPr>
-              <w:fldChar w:fldCharType="begin"/>
-            </w:r>
-            <w:r>
-              <w:rPr>
-                <w:noProof/>
-                <w:webHidden/>
-                <w:sz w:val="28"/>
-                <w:szCs w:val="28"/>
-              </w:rPr>
-              <w:instrText xml:space="preserve"> PAGEREF _Toc230268169 \h </w:instrText>
-            </w:r>
-            <w:r>
-              <w:rPr>
-                <w:noProof/>
-                <w:webHidden/>
-                <w:sz w:val="28"/>
-                <w:szCs w:val="28"/>
-              </w:rPr>
-            </w:r>
-            <w:r>
-              <w:rPr>
-                <w:noProof/>
-                <w:webHidden/>
-                <w:sz w:val="28"/>
-                <w:szCs w:val="28"/>
-              </w:rPr>
-              <w:fldChar w:fldCharType="separate"/>
-            </w:r>
-            <w:r>
-              <w:rPr>
-                <w:noProof/>
-                <w:webHidden/>
-                <w:sz w:val="28"/>
-                <w:szCs w:val="28"/>
-              </w:rPr>
-              <w:t>7</w:t>
-            </w:r>
-            <w:r>
-              <w:rPr>
-                <w:noProof/>
-                <w:webHidden/>
-                <w:sz w:val="28"/>
-                <w:szCs w:val="28"/>
-              </w:rPr>
-              <w:fldChar w:fldCharType="end"/>
-            </w:r>
-          </w:hyperlink>
-        </w:p>
-        <w:p>
-          <w:pPr>
-            <w:pStyle w:val="30"/>
-            <w:tabs>
-              <w:tab w:val="right" w:leader="dot" w:pos="9203"/>
-            </w:tabs>
-            <w:rPr>
-              <w:rFonts w:asciiTheme="minorHAnsi" w:eastAsiaTheme="minorEastAsia" w:hAnsiTheme="minorHAnsi" w:cstheme="minorBidi"/>
-              <w:noProof/>
-              <w:sz w:val="28"/>
-              <w:szCs w:val="28"/>
-            </w:rPr>
-          </w:pPr>
-          <w:hyperlink w:anchor="_Toc230268170" w:history="1">
-            <w:r>
-              <w:rPr>
-                <w:rStyle w:val="a5"/>
-                <w:noProof/>
-                <w:sz w:val="28"/>
-                <w:szCs w:val="28"/>
-              </w:rPr>
-              <w:t>2.2.1 Ollama</w:t>
-            </w:r>
-            <w:r>
-              <w:rPr>
-                <w:noProof/>
-                <w:webHidden/>
-                <w:sz w:val="28"/>
-                <w:szCs w:val="28"/>
-              </w:rPr>
-              <w:tab/>
-            </w:r>
-            <w:r>
-              <w:rPr>
-                <w:noProof/>
-                <w:webHidden/>
-                <w:sz w:val="28"/>
-                <w:szCs w:val="28"/>
-              </w:rPr>
-              <w:fldChar w:fldCharType="begin"/>
-            </w:r>
-            <w:r>
-              <w:rPr>
-                <w:noProof/>
-                <w:webHidden/>
-                <w:sz w:val="28"/>
-                <w:szCs w:val="28"/>
-              </w:rPr>
-              <w:instrText xml:space="preserve"> PAGEREF _Toc230268170 \h </w:instrText>
-            </w:r>
-            <w:r>
-              <w:rPr>
-                <w:noProof/>
-                <w:webHidden/>
-                <w:sz w:val="28"/>
-                <w:szCs w:val="28"/>
-              </w:rPr>
-            </w:r>
-            <w:r>
-              <w:rPr>
-                <w:noProof/>
-                <w:webHidden/>
-                <w:sz w:val="28"/>
-                <w:szCs w:val="28"/>
-              </w:rPr>
-              <w:fldChar w:fldCharType="separate"/>
-            </w:r>
-            <w:r>
-              <w:rPr>
-                <w:noProof/>
-                <w:webHidden/>
-                <w:sz w:val="28"/>
-                <w:szCs w:val="28"/>
-              </w:rPr>
-              <w:t>7</w:t>
-            </w:r>
-            <w:r>
-              <w:rPr>
-                <w:noProof/>
-                <w:webHidden/>
-                <w:sz w:val="28"/>
-                <w:szCs w:val="28"/>
-              </w:rPr>
-              <w:fldChar w:fldCharType="end"/>
-            </w:r>
-          </w:hyperlink>
-        </w:p>
-        <w:p>
-          <w:pPr>
-            <w:pStyle w:val="30"/>
-            <w:tabs>
-              <w:tab w:val="right" w:leader="dot" w:pos="9203"/>
-            </w:tabs>
-            <w:rPr>
-              <w:rFonts w:asciiTheme="minorHAnsi" w:eastAsiaTheme="minorEastAsia" w:hAnsiTheme="minorHAnsi" w:cstheme="minorBidi"/>
-              <w:noProof/>
-              <w:sz w:val="28"/>
-              <w:szCs w:val="28"/>
-            </w:rPr>
-          </w:pPr>
-          <w:hyperlink w:anchor="_Toc230268171" w:history="1">
-            <w:r>
-              <w:rPr>
-                <w:rStyle w:val="a5"/>
-                <w:noProof/>
-                <w:sz w:val="28"/>
-                <w:szCs w:val="28"/>
-                <w:lang w:val="en-US"/>
-              </w:rPr>
-              <w:t>2.2.2  Telegram Bot API</w:t>
-            </w:r>
-            <w:r>
-              <w:rPr>
-                <w:noProof/>
-                <w:webHidden/>
-                <w:sz w:val="28"/>
-                <w:szCs w:val="28"/>
-              </w:rPr>
-              <w:tab/>
-            </w:r>
-            <w:r>
-              <w:rPr>
-                <w:noProof/>
-                <w:webHidden/>
-                <w:sz w:val="28"/>
-                <w:szCs w:val="28"/>
-              </w:rPr>
-              <w:fldChar w:fldCharType="begin"/>
-            </w:r>
-            <w:r>
-              <w:rPr>
-                <w:noProof/>
-                <w:webHidden/>
-                <w:sz w:val="28"/>
-                <w:szCs w:val="28"/>
-              </w:rPr>
-              <w:instrText xml:space="preserve"> PAGEREF _Toc230268171 \h </w:instrText>
-            </w:r>
-            <w:r>
-              <w:rPr>
-                <w:noProof/>
-                <w:webHidden/>
-                <w:sz w:val="28"/>
-                <w:szCs w:val="28"/>
-              </w:rPr>
-            </w:r>
-            <w:r>
-              <w:rPr>
-                <w:noProof/>
-                <w:webHidden/>
-                <w:sz w:val="28"/>
-                <w:szCs w:val="28"/>
-              </w:rPr>
-              <w:fldChar w:fldCharType="separate"/>
-            </w:r>
-            <w:r>
-              <w:rPr>
-                <w:noProof/>
-                <w:webHidden/>
-                <w:sz w:val="28"/>
-                <w:szCs w:val="28"/>
-              </w:rPr>
-              <w:t>8</w:t>
-            </w:r>
-            <w:r>
-              <w:rPr>
-                <w:noProof/>
-                <w:webHidden/>
-                <w:sz w:val="28"/>
-                <w:szCs w:val="28"/>
-              </w:rPr>
-              <w:fldChar w:fldCharType="end"/>
-            </w:r>
-          </w:hyperlink>
-        </w:p>
-        <w:p>
-          <w:pPr>
-            <w:pStyle w:val="30"/>
-            <w:tabs>
-              <w:tab w:val="right" w:leader="dot" w:pos="9203"/>
-            </w:tabs>
-            <w:rPr>
-              <w:rFonts w:asciiTheme="minorHAnsi" w:eastAsiaTheme="minorEastAsia" w:hAnsiTheme="minorHAnsi" w:cstheme="minorBidi"/>
-              <w:noProof/>
-              <w:sz w:val="28"/>
-              <w:szCs w:val="28"/>
-            </w:rPr>
-          </w:pPr>
-          <w:hyperlink w:anchor="_Toc230268172" w:history="1">
-            <w:r>
-              <w:rPr>
-                <w:rStyle w:val="a5"/>
-                <w:noProof/>
-                <w:sz w:val="28"/>
-                <w:szCs w:val="28"/>
-              </w:rPr>
-              <w:t>2.2.3  Промпт-инжиниринг</w:t>
-            </w:r>
-            <w:r>
-              <w:rPr>
-                <w:noProof/>
-                <w:webHidden/>
-                <w:sz w:val="28"/>
-                <w:szCs w:val="28"/>
-              </w:rPr>
-              <w:tab/>
-            </w:r>
-            <w:r>
-              <w:rPr>
-                <w:noProof/>
-                <w:webHidden/>
-                <w:sz w:val="28"/>
-                <w:szCs w:val="28"/>
-              </w:rPr>
-              <w:fldChar w:fldCharType="begin"/>
-            </w:r>
-            <w:r>
-              <w:rPr>
-                <w:noProof/>
-                <w:webHidden/>
-                <w:sz w:val="28"/>
-                <w:szCs w:val="28"/>
-              </w:rPr>
-              <w:instrText xml:space="preserve"> PAGEREF _Toc230268172 \h </w:instrText>
-            </w:r>
-            <w:r>
-              <w:rPr>
-                <w:noProof/>
-                <w:webHidden/>
-                <w:sz w:val="28"/>
-                <w:szCs w:val="28"/>
-              </w:rPr>
-            </w:r>
-            <w:r>
-              <w:rPr>
-                <w:noProof/>
-                <w:webHidden/>
-                <w:sz w:val="28"/>
-                <w:szCs w:val="28"/>
-              </w:rPr>
-              <w:fldChar w:fldCharType="separate"/>
-            </w:r>
-            <w:r>
-              <w:rPr>
-                <w:noProof/>
-                <w:webHidden/>
-                <w:sz w:val="28"/>
-                <w:szCs w:val="28"/>
-              </w:rPr>
-              <w:t>8</w:t>
-            </w:r>
-            <w:r>
-              <w:rPr>
-                <w:noProof/>
-                <w:webHidden/>
-                <w:sz w:val="28"/>
-                <w:szCs w:val="28"/>
-              </w:rPr>
-              <w:fldChar w:fldCharType="end"/>
-            </w:r>
-          </w:hyperlink>
-        </w:p>
-        <w:p>
-          <w:pPr>
-            <w:pStyle w:val="20"/>
-            <w:tabs>
-              <w:tab w:val="right" w:leader="dot" w:pos="9203"/>
-            </w:tabs>
-            <w:rPr>
-              <w:rFonts w:asciiTheme="minorHAnsi" w:eastAsiaTheme="minorEastAsia" w:hAnsiTheme="minorHAnsi" w:cstheme="minorBidi"/>
-              <w:noProof/>
-              <w:sz w:val="28"/>
-              <w:szCs w:val="28"/>
-            </w:rPr>
-          </w:pPr>
-          <w:hyperlink w:anchor="_Toc230268173" w:history="1">
-            <w:r>
-              <w:rPr>
-                <w:rStyle w:val="a5"/>
-                <w:noProof/>
-                <w:sz w:val="28"/>
-                <w:szCs w:val="28"/>
-              </w:rPr>
-              <w:t>2.3 Архитектура и реализация</w:t>
-            </w:r>
-            <w:r>
-              <w:rPr>
-                <w:noProof/>
-                <w:webHidden/>
-                <w:sz w:val="28"/>
-                <w:szCs w:val="28"/>
-              </w:rPr>
-              <w:tab/>
-            </w:r>
-            <w:r>
-              <w:rPr>
-                <w:noProof/>
-                <w:webHidden/>
-                <w:sz w:val="28"/>
-                <w:szCs w:val="28"/>
-              </w:rPr>
-              <w:fldChar w:fldCharType="begin"/>
-            </w:r>
-            <w:r>
-              <w:rPr>
-                <w:noProof/>
-                <w:webHidden/>
-                <w:sz w:val="28"/>
-                <w:szCs w:val="28"/>
-              </w:rPr>
-              <w:instrText xml:space="preserve"> PAGEREF _Toc230268173 \h </w:instrText>
-            </w:r>
-            <w:r>
-              <w:rPr>
-                <w:noProof/>
-                <w:webHidden/>
-                <w:sz w:val="28"/>
-                <w:szCs w:val="28"/>
-              </w:rPr>
-            </w:r>
-            <w:r>
-              <w:rPr>
-                <w:noProof/>
-                <w:webHidden/>
-                <w:sz w:val="28"/>
-                <w:szCs w:val="28"/>
-              </w:rPr>
-              <w:fldChar w:fldCharType="separate"/>
-            </w:r>
-            <w:r>
-              <w:rPr>
-                <w:noProof/>
-                <w:webHidden/>
-                <w:sz w:val="28"/>
-                <w:szCs w:val="28"/>
-              </w:rPr>
-              <w:t>8</w:t>
-            </w:r>
-            <w:r>
-              <w:rPr>
-                <w:noProof/>
-                <w:webHidden/>
-                <w:sz w:val="28"/>
-                <w:szCs w:val="28"/>
-              </w:rPr>
-              <w:fldChar w:fldCharType="end"/>
-            </w:r>
-          </w:hyperlink>
-        </w:p>
-        <w:p>
-          <w:pPr>
-            <w:pStyle w:val="20"/>
-            <w:tabs>
-              <w:tab w:val="right" w:leader="dot" w:pos="9203"/>
-            </w:tabs>
-            <w:rPr>
-              <w:rFonts w:asciiTheme="minorHAnsi" w:eastAsiaTheme="minorEastAsia" w:hAnsiTheme="minorHAnsi" w:cstheme="minorBidi"/>
-              <w:noProof/>
-              <w:sz w:val="28"/>
-              <w:szCs w:val="28"/>
-            </w:rPr>
-          </w:pPr>
-          <w:hyperlink w:anchor="_Toc230268174" w:history="1">
-            <w:r>
-              <w:rPr>
-                <w:rStyle w:val="a5"/>
-                <w:noProof/>
-                <w:sz w:val="28"/>
-                <w:szCs w:val="28"/>
-              </w:rPr>
-              <w:t>2.4 Описание поведения бота</w:t>
-            </w:r>
-            <w:r>
-              <w:rPr>
-                <w:noProof/>
-                <w:webHidden/>
-                <w:sz w:val="28"/>
-                <w:szCs w:val="28"/>
-              </w:rPr>
-              <w:tab/>
-            </w:r>
-            <w:r>
-              <w:rPr>
-                <w:noProof/>
-                <w:webHidden/>
-                <w:sz w:val="28"/>
-                <w:szCs w:val="28"/>
-              </w:rPr>
-              <w:fldChar w:fldCharType="begin"/>
-            </w:r>
-            <w:r>
-              <w:rPr>
-                <w:noProof/>
-                <w:webHidden/>
-                <w:sz w:val="28"/>
-                <w:szCs w:val="28"/>
-              </w:rPr>
-              <w:instrText xml:space="preserve"> PAGEREF _Toc230268174 \h </w:instrText>
-            </w:r>
-            <w:r>
-              <w:rPr>
-                <w:noProof/>
-                <w:webHidden/>
-                <w:sz w:val="28"/>
-                <w:szCs w:val="28"/>
-              </w:rPr>
-            </w:r>
-            <w:r>
-              <w:rPr>
-                <w:noProof/>
-                <w:webHidden/>
-                <w:sz w:val="28"/>
-                <w:szCs w:val="28"/>
-              </w:rPr>
-              <w:fldChar w:fldCharType="separate"/>
-            </w:r>
-            <w:r>
-              <w:rPr>
-                <w:noProof/>
-                <w:webHidden/>
-                <w:sz w:val="28"/>
-                <w:szCs w:val="28"/>
-              </w:rPr>
-              <w:t>9</w:t>
-            </w:r>
-            <w:r>
-              <w:rPr>
-                <w:noProof/>
-                <w:webHidden/>
-                <w:sz w:val="28"/>
-                <w:szCs w:val="28"/>
-              </w:rPr>
-              <w:fldChar w:fldCharType="end"/>
-            </w:r>
-          </w:hyperlink>
-        </w:p>
-        <w:p>
-          <w:pPr>
-            <w:pStyle w:val="20"/>
-            <w:tabs>
-              <w:tab w:val="right" w:leader="dot" w:pos="9203"/>
-            </w:tabs>
-            <w:rPr>
-              <w:rFonts w:asciiTheme="minorHAnsi" w:eastAsiaTheme="minorEastAsia" w:hAnsiTheme="minorHAnsi" w:cstheme="minorBidi"/>
-              <w:noProof/>
-              <w:sz w:val="28"/>
-              <w:szCs w:val="28"/>
-            </w:rPr>
-          </w:pPr>
-          <w:hyperlink w:anchor="_Toc230268175" w:history="1">
-            <w:r>
-              <w:rPr>
-                <w:rStyle w:val="a5"/>
-                <w:noProof/>
-                <w:sz w:val="28"/>
-                <w:szCs w:val="28"/>
-              </w:rPr>
-              <w:t>2.5  Модификация и доработка</w:t>
-            </w:r>
-            <w:r>
-              <w:rPr>
-                <w:noProof/>
-                <w:webHidden/>
-                <w:sz w:val="28"/>
-                <w:szCs w:val="28"/>
-              </w:rPr>
-              <w:tab/>
-            </w:r>
-            <w:r>
-              <w:rPr>
-                <w:noProof/>
-                <w:webHidden/>
-                <w:sz w:val="28"/>
-                <w:szCs w:val="28"/>
-              </w:rPr>
-              <w:fldChar w:fldCharType="begin"/>
-            </w:r>
-            <w:r>
-              <w:rPr>
-                <w:noProof/>
-                <w:webHidden/>
-                <w:sz w:val="28"/>
-                <w:szCs w:val="28"/>
-              </w:rPr>
-              <w:instrText xml:space="preserve"> PAGEREF _Toc230268175 \h </w:instrText>
-            </w:r>
-            <w:r>
-              <w:rPr>
-                <w:noProof/>
-                <w:webHidden/>
-                <w:sz w:val="28"/>
-                <w:szCs w:val="28"/>
-              </w:rPr>
-            </w:r>
-            <w:r>
-              <w:rPr>
-                <w:noProof/>
-                <w:webHidden/>
-                <w:sz w:val="28"/>
-                <w:szCs w:val="28"/>
-              </w:rPr>
-              <w:fldChar w:fldCharType="separate"/>
-            </w:r>
-            <w:r>
-              <w:rPr>
-                <w:noProof/>
-                <w:webHidden/>
-                <w:sz w:val="28"/>
-                <w:szCs w:val="28"/>
-              </w:rPr>
-              <w:t>9</w:t>
+              <w:t>10</w:t>
             </w:r>
             <w:r>
               <w:rPr>
@@ -2096,6 +1987,7 @@
             <w:tabs>
               <w:tab w:val="right" w:leader="dot" w:pos="9203"/>
             </w:tabs>
+            <w:spacing w:after="0" w:line="360" w:lineRule="auto"/>
             <w:rPr>
               <w:rFonts w:asciiTheme="minorHAnsi" w:eastAsiaTheme="minorEastAsia" w:hAnsiTheme="minorHAnsi" w:cstheme="minorBidi"/>
               <w:noProof/>
@@ -2103,7 +1995,7 @@
               <w:szCs w:val="28"/>
             </w:rPr>
           </w:pPr>
-          <w:hyperlink w:anchor="_Toc230268176" w:history="1">
+          <w:hyperlink w:anchor="_Toc230283101" w:history="1">
             <w:r>
               <w:rPr>
                 <w:rStyle w:val="a5"/>
@@ -2111,7 +2003,7 @@
                 <w:sz w:val="28"/>
                 <w:szCs w:val="28"/>
               </w:rPr>
-              <w:t>ЗАКЛЮЧЕНИЕ</w:t>
+              <w:t>СПИСОК ИСПОЛЬЗОВАННЫХ ИСТОЧНИКОВ</w:t>
             </w:r>
             <w:r>
               <w:rPr>
@@ -2138,7 +2030,7 @@
                 <w:sz w:val="28"/>
                 <w:szCs w:val="28"/>
               </w:rPr>
-              <w:instrText xml:space="preserve"> PAGEREF _Toc230268176 \h </w:instrText>
+              <w:instrText xml:space="preserve"> PAGEREF _Toc230283101 \h </w:instrText>
             </w:r>
             <w:r>
               <w:rPr>
@@ -2179,93 +2071,7 @@
         </w:p>
         <w:p>
           <w:pPr>
-            <w:pStyle w:val="11"/>
-            <w:tabs>
-              <w:tab w:val="right" w:leader="dot" w:pos="9203"/>
-            </w:tabs>
-            <w:rPr>
-              <w:rFonts w:asciiTheme="minorHAnsi" w:eastAsiaTheme="minorEastAsia" w:hAnsiTheme="minorHAnsi" w:cstheme="minorBidi"/>
-              <w:noProof/>
-              <w:sz w:val="28"/>
-              <w:szCs w:val="28"/>
-            </w:rPr>
-          </w:pPr>
-          <w:hyperlink w:anchor="_Toc230268177" w:history="1">
-            <w:r>
-              <w:rPr>
-                <w:rStyle w:val="a5"/>
-                <w:noProof/>
-                <w:sz w:val="28"/>
-                <w:szCs w:val="28"/>
-              </w:rPr>
-              <w:t>СПИСОК ИСПОЛЬЗОВАННЫХ ИСТОЧНИКОВ</w:t>
-            </w:r>
-            <w:r>
-              <w:rPr>
-                <w:noProof/>
-                <w:webHidden/>
-                <w:sz w:val="28"/>
-                <w:szCs w:val="28"/>
-              </w:rPr>
-              <w:tab/>
-            </w:r>
-            <w:r>
-              <w:rPr>
-                <w:noProof/>
-                <w:webHidden/>
-                <w:sz w:val="28"/>
-                <w:szCs w:val="28"/>
-              </w:rPr>
-              <w:fldChar w:fldCharType="begin"/>
-            </w:r>
-            <w:r>
-              <w:rPr>
-                <w:noProof/>
-                <w:webHidden/>
-                <w:sz w:val="28"/>
-                <w:szCs w:val="28"/>
-              </w:rPr>
-              <w:instrText xml:space="preserve"> PAGEREF _Toc230268177 \h </w:instrText>
-            </w:r>
-            <w:r>
-              <w:rPr>
-                <w:noProof/>
-                <w:webHidden/>
-                <w:sz w:val="28"/>
-                <w:szCs w:val="28"/>
-              </w:rPr>
-            </w:r>
-            <w:r>
-              <w:rPr>
-                <w:noProof/>
-                <w:webHidden/>
-                <w:sz w:val="28"/>
-                <w:szCs w:val="28"/>
-              </w:rPr>
-              <w:fldChar w:fldCharType="separate"/>
-            </w:r>
-            <w:r>
-              <w:rPr>
-                <w:noProof/>
-                <w:webHidden/>
-                <w:sz w:val="28"/>
-                <w:szCs w:val="28"/>
-              </w:rPr>
-              <w:t>12</w:t>
-            </w:r>
-            <w:r>
-              <w:rPr>
-                <w:noProof/>
-                <w:webHidden/>
-                <w:sz w:val="28"/>
-                <w:szCs w:val="28"/>
-              </w:rPr>
-              <w:fldChar w:fldCharType="end"/>
-            </w:r>
-          </w:hyperlink>
-        </w:p>
-        <w:p>
-          <w:pPr>
+            <w:spacing w:line="360" w:lineRule="auto"/>
             <w:rPr>
               <w:sz w:val="28"/>
               <w:szCs w:val="28"/>
@@ -2315,7 +2121,7 @@
           <w:color w:val="auto"/>
         </w:rPr>
       </w:pPr>
-      <w:bookmarkStart w:id="0" w:name="_Toc230268158"/>
+      <w:bookmarkStart w:id="0" w:name="_Toc230283084"/>
       <w:r>
         <w:rPr>
           <w:color w:val="auto"/>
@@ -2340,17 +2146,72 @@
           <w:sz w:val="28"/>
           <w:szCs w:val="28"/>
         </w:rPr>
-        <w:t>Настоящий отчёт составлен по итогам прохождения проектной (учебной) практики студентами первого курса направления подготовки 09.03.01 «Информатика и вычислительная техника» профиля «Программирование электронных устройств и систем» Московского политехнического университета (группа 251-328): Мейстер Олегом Викторовичем и Сетяминым Николаем Сергеевичем.</w:t>
-      </w:r>
-    </w:p>
-    <w:p>
-      <w:pPr>
-        <w:spacing w:line="180" w:lineRule="auto"/>
-        <w:rPr>
-          <w:sz w:val="28"/>
-          <w:szCs w:val="28"/>
-        </w:rPr>
-      </w:pPr>
+        <w:t xml:space="preserve">Практика проводилась в период </w:t>
+      </w:r>
+      <w:r>
+        <w:rPr>
+          <w:sz w:val="28"/>
+          <w:szCs w:val="28"/>
+        </w:rPr>
+        <w:t>16.02.2026</w:t>
+      </w:r>
+      <w:r>
+        <w:rPr>
+          <w:sz w:val="28"/>
+          <w:szCs w:val="28"/>
+        </w:rPr>
+        <w:t xml:space="preserve"> по </w:t>
+      </w:r>
+      <w:r>
+        <w:rPr>
+          <w:sz w:val="28"/>
+          <w:szCs w:val="28"/>
+        </w:rPr>
+        <w:t>23.05.2026</w:t>
+      </w:r>
+      <w:r>
+        <w:rPr>
+          <w:sz w:val="28"/>
+          <w:szCs w:val="28"/>
+        </w:rPr>
+        <w:t xml:space="preserve">. </w:t>
+      </w:r>
+      <w:r>
+        <w:rPr>
+          <w:sz w:val="28"/>
+          <w:szCs w:val="28"/>
+        </w:rPr>
+        <w:t>Трудоёмкость составляет 72 академических часа. Работа выполнялась командой из двух человек.</w:t>
+      </w:r>
+      <w:r>
+        <w:rPr>
+          <w:sz w:val="28"/>
+          <w:szCs w:val="28"/>
+        </w:rPr>
+        <w:t xml:space="preserve"> Проект</w:t>
+      </w:r>
+      <w:r>
+        <w:rPr>
+          <w:sz w:val="28"/>
+          <w:szCs w:val="28"/>
+        </w:rPr>
+        <w:t xml:space="preserve"> - </w:t>
+      </w:r>
+      <w:r>
+        <w:rPr>
+          <w:sz w:val="28"/>
+          <w:szCs w:val="28"/>
+          <w:lang w:val="en-US"/>
+        </w:rPr>
+        <w:t>NeoPixel</w:t>
+      </w:r>
+      <w:r>
+        <w:rPr>
+          <w:sz w:val="28"/>
+          <w:szCs w:val="28"/>
+        </w:rPr>
+        <w:t>.</w:t>
+      </w:r>
     </w:p>
     <w:p>
       <w:pPr>
@@ -2367,8 +2228,76 @@
           <w:sz w:val="28"/>
           <w:szCs w:val="28"/>
         </w:rPr>
-        <w:t>Практика проводилась в период с 03 февраля 2025 г. по 24 мая 2025 г. Трудоёмкость составляет 72 академических часа. Работа выполнялась командой из двух человек.</w:t>
-      </w:r>
+        <w:t>На данный момент целью проекта ставиться создание миниатюрного фотополимерного принтера на базовых компонентах, для учебных заведений и т.п.</w:t>
+      </w:r>
+    </w:p>
+    <w:p>
+      <w:pPr>
+        <w:spacing w:line="360" w:lineRule="auto"/>
+        <w:ind w:firstLine="720"/>
+        <w:jc w:val="both"/>
+        <w:rPr>
+          <w:sz w:val="28"/>
+          <w:szCs w:val="28"/>
+        </w:rPr>
+      </w:pPr>
+      <w:r>
+        <w:rPr>
+          <w:sz w:val="28"/>
+          <w:szCs w:val="28"/>
+        </w:rPr>
+        <w:t>Ссылки на основные репозитории:</w:t>
+      </w:r>
+    </w:p>
+    <w:p>
+      <w:pPr>
+        <w:pStyle w:val="a4"/>
+        <w:numPr>
+          <w:ilvl w:val="0"/>
+          <w:numId w:val="3"/>
+        </w:numPr>
+        <w:spacing w:line="360" w:lineRule="auto"/>
+        <w:jc w:val="both"/>
+        <w:rPr>
+          <w:sz w:val="28"/>
+          <w:szCs w:val="28"/>
+        </w:rPr>
+      </w:pPr>
+      <w:hyperlink r:id="rId8" w:history="1">
+        <w:r>
+          <w:rPr>
+            <w:rStyle w:val="a5"/>
+            <w:sz w:val="28"/>
+            <w:szCs w:val="28"/>
+          </w:rPr>
+          <w:t>https://github.com/MEISSSTER/PRACTICE</w:t>
+        </w:r>
+      </w:hyperlink>
+    </w:p>
+    <w:p>
+      <w:pPr>
+        <w:pStyle w:val="a4"/>
+        <w:numPr>
+          <w:ilvl w:val="0"/>
+          <w:numId w:val="3"/>
+        </w:numPr>
+        <w:spacing w:line="360" w:lineRule="auto"/>
+        <w:jc w:val="both"/>
+        <w:rPr>
+          <w:sz w:val="28"/>
+          <w:szCs w:val="28"/>
+        </w:rPr>
+      </w:pPr>
+      <w:hyperlink r:id="rId9" w:history="1">
+        <w:r>
+          <w:rPr>
+            <w:rStyle w:val="a5"/>
+            <w:sz w:val="28"/>
+            <w:szCs w:val="28"/>
+          </w:rPr>
+          <w:t>https://github.com/Nikolay-Vergis/Nastyshka</w:t>
+        </w:r>
+      </w:hyperlink>
     </w:p>
     <w:p>
       <w:pPr>
@@ -2415,7 +2344,39 @@
           <w:sz w:val="28"/>
           <w:szCs w:val="28"/>
         </w:rPr>
-        <w:t>освоение базовых команд системы контроля версий Git и платформы GitHub;</w:t>
+        <w:t xml:space="preserve">освоение базовых команд системы контроля версий </w:t>
+      </w:r>
+      <w:proofErr w:type="spellStart"/>
+      <w:r>
+        <w:rPr>
+          <w:sz w:val="28"/>
+          <w:szCs w:val="28"/>
+        </w:rPr>
+        <w:t>Git</w:t>
+      </w:r>
+      <w:proofErr w:type="spellEnd"/>
+      <w:r>
+        <w:rPr>
+          <w:sz w:val="28"/>
+          <w:szCs w:val="28"/>
+        </w:rPr>
+        <w:t xml:space="preserve"> и платформы </w:t>
+      </w:r>
+      <w:proofErr w:type="spellStart"/>
+      <w:r>
+        <w:rPr>
+          <w:sz w:val="28"/>
+          <w:szCs w:val="28"/>
+        </w:rPr>
+        <w:t>GitHub</w:t>
+      </w:r>
+      <w:proofErr w:type="spellEnd"/>
+      <w:r>
+        <w:rPr>
+          <w:sz w:val="28"/>
+          <w:szCs w:val="28"/>
+        </w:rPr>
+        <w:t>;</w:t>
       </w:r>
     </w:p>
     <w:p>
@@ -2436,7 +2397,23 @@
           <w:sz w:val="28"/>
           <w:szCs w:val="28"/>
         </w:rPr>
-        <w:t>изучение синтаксиса Markdown и оформление проектной документации;</w:t>
+        <w:t xml:space="preserve">изучение синтаксиса </w:t>
+      </w:r>
+      <w:proofErr w:type="spellStart"/>
+      <w:r>
+        <w:rPr>
+          <w:sz w:val="28"/>
+          <w:szCs w:val="28"/>
+        </w:rPr>
+        <w:t>Markdown</w:t>
+      </w:r>
+      <w:proofErr w:type="spellEnd"/>
+      <w:r>
+        <w:rPr>
+          <w:sz w:val="28"/>
+          <w:szCs w:val="28"/>
+        </w:rPr>
+        <w:t xml:space="preserve"> и оформление проектной документации;</w:t>
       </w:r>
     </w:p>
     <w:p>
@@ -2478,7 +2455,39 @@
           <w:sz w:val="28"/>
           <w:szCs w:val="28"/>
         </w:rPr>
-        <w:t>разработка Telegram-бота «Настюшка» на базе локальной LLM Ollama (вариативная часть);</w:t>
+        <w:t>разработка Telegram-бота «</w:t>
+      </w:r>
+      <w:proofErr w:type="spellStart"/>
+      <w:r>
+        <w:rPr>
+          <w:sz w:val="28"/>
+          <w:szCs w:val="28"/>
+        </w:rPr>
+        <w:t>Настюшка</w:t>
+      </w:r>
+      <w:proofErr w:type="spellEnd"/>
+      <w:r>
+        <w:rPr>
+          <w:sz w:val="28"/>
+          <w:szCs w:val="28"/>
+        </w:rPr>
+        <w:t xml:space="preserve">» на базе локальной LLM </w:t>
+      </w:r>
+      <w:proofErr w:type="spellStart"/>
+      <w:r>
+        <w:rPr>
+          <w:sz w:val="28"/>
+          <w:szCs w:val="28"/>
+        </w:rPr>
+        <w:t>Ollama</w:t>
+      </w:r>
+      <w:proofErr w:type="spellEnd"/>
+      <w:r>
+        <w:rPr>
+          <w:sz w:val="28"/>
+          <w:szCs w:val="28"/>
+        </w:rPr>
+        <w:t xml:space="preserve"> (вариативная часть);</w:t>
       </w:r>
     </w:p>
     <w:p>
@@ -2573,7 +2582,7 @@
           <w:color w:val="auto"/>
         </w:rPr>
       </w:pPr>
-      <w:bookmarkStart w:id="1" w:name="_Toc230268159"/>
+      <w:bookmarkStart w:id="1" w:name="_Toc230283085"/>
       <w:r>
         <w:rPr>
           <w:color w:val="auto"/>
@@ -2598,7 +2607,7 @@
           <w:szCs w:val="28"/>
         </w:rPr>
       </w:pPr>
-      <w:bookmarkStart w:id="2" w:name="_Toc230268160"/>
+      <w:bookmarkStart w:id="2" w:name="_Toc230283086"/>
       <w:r>
         <w:rPr>
           <w:color w:val="auto"/>
@@ -2613,7 +2622,25 @@
           <w:sz w:val="28"/>
           <w:szCs w:val="28"/>
         </w:rPr>
-        <w:t xml:space="preserve"> Git и репозитория</w:t>
+        <w:t xml:space="preserve"> </w:t>
+      </w:r>
+      <w:proofErr w:type="spellStart"/>
+      <w:r>
+        <w:rPr>
+          <w:color w:val="auto"/>
+          <w:sz w:val="28"/>
+          <w:szCs w:val="28"/>
+        </w:rPr>
+        <w:t>Git</w:t>
+      </w:r>
+      <w:proofErr w:type="spellEnd"/>
+      <w:r>
+        <w:rPr>
+          <w:color w:val="auto"/>
+          <w:sz w:val="28"/>
+          <w:szCs w:val="28"/>
+        </w:rPr>
+        <w:t xml:space="preserve"> и репозитория</w:t>
       </w:r>
       <w:bookmarkEnd w:id="2"/>
     </w:p>
@@ -2632,7 +2659,40 @@
           <w:sz w:val="28"/>
           <w:szCs w:val="28"/>
         </w:rPr>
-        <w:t xml:space="preserve">Для управления версиями выбран сервис GitHub. Создан репозиторий MEISSSTER/PRACTICE на основе предоставленного шаблона с публичным доступом. Оба участника добавлены в качестве </w:t>
+        <w:t xml:space="preserve">Для управления версиями выбран сервис </w:t>
+      </w:r>
+      <w:proofErr w:type="spellStart"/>
+      <w:r>
+        <w:rPr>
+          <w:sz w:val="28"/>
+          <w:szCs w:val="28"/>
+        </w:rPr>
+        <w:t>GitHub</w:t>
+      </w:r>
+      <w:proofErr w:type="spellEnd"/>
+      <w:r>
+        <w:rPr>
+          <w:sz w:val="28"/>
+          <w:szCs w:val="28"/>
+        </w:rPr>
+        <w:t xml:space="preserve">. Создан репозиторий </w:t>
+      </w:r>
+      <w:hyperlink r:id="rId10" w:history="1">
+        <w:r>
+          <w:rPr>
+            <w:rStyle w:val="a5"/>
+            <w:sz w:val="28"/>
+            <w:szCs w:val="28"/>
+          </w:rPr>
+          <w:t>MEISSSTER/PRACTICE</w:t>
+        </w:r>
+      </w:hyperlink>
+      <w:r>
+        <w:rPr>
+          <w:sz w:val="28"/>
+          <w:szCs w:val="28"/>
+        </w:rPr>
+        <w:t xml:space="preserve"> на основе предоставленного шаблона с публичным доступом. Оба участника добавлены в качестве </w:t>
       </w:r>
       <w:r>
         <w:rPr>
@@ -2641,6 +2701,7 @@
         </w:rPr>
         <w:t>«</w:t>
       </w:r>
+      <w:proofErr w:type="spellStart"/>
       <w:r>
         <w:rPr>
           <w:sz w:val="28"/>
@@ -2648,6 +2709,7 @@
         </w:rPr>
         <w:t>collaborators</w:t>
       </w:r>
+      <w:proofErr w:type="spellEnd"/>
       <w:r>
         <w:rPr>
           <w:sz w:val="28"/>
@@ -2687,7 +2749,23 @@
           <w:sz w:val="28"/>
           <w:szCs w:val="28"/>
         </w:rPr>
-        <w:t>В ходе работы освоены следующие команды Git:</w:t>
+        <w:t xml:space="preserve">В ходе работы освоены следующие команды </w:t>
+      </w:r>
+      <w:proofErr w:type="spellStart"/>
+      <w:r>
+        <w:rPr>
+          <w:sz w:val="28"/>
+          <w:szCs w:val="28"/>
+        </w:rPr>
+        <w:t>Git</w:t>
+      </w:r>
+      <w:proofErr w:type="spellEnd"/>
+      <w:r>
+        <w:rPr>
+          <w:sz w:val="28"/>
+          <w:szCs w:val="28"/>
+        </w:rPr>
+        <w:t>:</w:t>
       </w:r>
     </w:p>
     <w:p>
@@ -2703,12 +2781,37 @@
           <w:szCs w:val="28"/>
         </w:rPr>
       </w:pPr>
-      <w:r>
-        <w:rPr>
-          <w:sz w:val="28"/>
-          <w:szCs w:val="28"/>
-        </w:rPr>
-        <w:t>git clone — клонирование репозитория на локальную машину;</w:t>
+      <w:proofErr w:type="spellStart"/>
+      <w:r>
+        <w:rPr>
+          <w:sz w:val="28"/>
+          <w:szCs w:val="28"/>
+        </w:rPr>
+        <w:t>git</w:t>
+      </w:r>
+      <w:proofErr w:type="spellEnd"/>
+      <w:r>
+        <w:rPr>
+          <w:sz w:val="28"/>
+          <w:szCs w:val="28"/>
+        </w:rPr>
+        <w:t xml:space="preserve"> </w:t>
+      </w:r>
+      <w:proofErr w:type="spellStart"/>
+      <w:r>
+        <w:rPr>
+          <w:sz w:val="28"/>
+          <w:szCs w:val="28"/>
+        </w:rPr>
+        <w:t>clone</w:t>
+      </w:r>
+      <w:proofErr w:type="spellEnd"/>
+      <w:r>
+        <w:rPr>
+          <w:sz w:val="28"/>
+          <w:szCs w:val="28"/>
+        </w:rPr>
+        <w:t xml:space="preserve"> — клонирование репозитория на локальную машину;</w:t>
       </w:r>
     </w:p>
     <w:p>
@@ -2724,12 +2827,69 @@
           <w:szCs w:val="28"/>
         </w:rPr>
       </w:pPr>
-      <w:r>
-        <w:rPr>
-          <w:sz w:val="28"/>
-          <w:szCs w:val="28"/>
-        </w:rPr>
-        <w:t>git add, git commit — фиксация изменений с осмысленными сообщениями;</w:t>
+      <w:proofErr w:type="spellStart"/>
+      <w:r>
+        <w:rPr>
+          <w:sz w:val="28"/>
+          <w:szCs w:val="28"/>
+        </w:rPr>
+        <w:t>git</w:t>
+      </w:r>
+      <w:proofErr w:type="spellEnd"/>
+      <w:r>
+        <w:rPr>
+          <w:sz w:val="28"/>
+          <w:szCs w:val="28"/>
+        </w:rPr>
+        <w:t xml:space="preserve"> </w:t>
+      </w:r>
+      <w:proofErr w:type="spellStart"/>
+      <w:r>
+        <w:rPr>
+          <w:sz w:val="28"/>
+          <w:szCs w:val="28"/>
+        </w:rPr>
+        <w:t>add</w:t>
+      </w:r>
+      <w:proofErr w:type="spellEnd"/>
+      <w:r>
+        <w:rPr>
+          <w:sz w:val="28"/>
+          <w:szCs w:val="28"/>
+        </w:rPr>
+        <w:t xml:space="preserve">, </w:t>
+      </w:r>
+      <w:proofErr w:type="spellStart"/>
+      <w:r>
+        <w:rPr>
+          <w:sz w:val="28"/>
+          <w:szCs w:val="28"/>
+        </w:rPr>
+        <w:t>git</w:t>
+      </w:r>
+      <w:proofErr w:type="spellEnd"/>
+      <w:r>
+        <w:rPr>
+          <w:sz w:val="28"/>
+          <w:szCs w:val="28"/>
+        </w:rPr>
+        <w:t xml:space="preserve"> </w:t>
+      </w:r>
+      <w:proofErr w:type="spellStart"/>
+      <w:r>
+        <w:rPr>
+          <w:sz w:val="28"/>
+          <w:szCs w:val="28"/>
+        </w:rPr>
+        <w:t>commit</w:t>
+      </w:r>
+      <w:proofErr w:type="spellEnd"/>
+      <w:r>
+        <w:rPr>
+          <w:sz w:val="28"/>
+          <w:szCs w:val="28"/>
+        </w:rPr>
+        <w:t xml:space="preserve"> — фиксация изменений с осмысленными сообщениями;</w:t>
       </w:r>
     </w:p>
     <w:p>
@@ -2745,12 +2905,69 @@
           <w:szCs w:val="28"/>
         </w:rPr>
       </w:pPr>
-      <w:r>
-        <w:rPr>
-          <w:sz w:val="28"/>
-          <w:szCs w:val="28"/>
-        </w:rPr>
-        <w:t>git push, git pull — синхронизация с удалённым репозиторием;</w:t>
+      <w:proofErr w:type="spellStart"/>
+      <w:r>
+        <w:rPr>
+          <w:sz w:val="28"/>
+          <w:szCs w:val="28"/>
+        </w:rPr>
+        <w:t>git</w:t>
+      </w:r>
+      <w:proofErr w:type="spellEnd"/>
+      <w:r>
+        <w:rPr>
+          <w:sz w:val="28"/>
+          <w:szCs w:val="28"/>
+        </w:rPr>
+        <w:t xml:space="preserve"> </w:t>
+      </w:r>
+      <w:proofErr w:type="spellStart"/>
+      <w:r>
+        <w:rPr>
+          <w:sz w:val="28"/>
+          <w:szCs w:val="28"/>
+        </w:rPr>
+        <w:t>push</w:t>
+      </w:r>
+      <w:proofErr w:type="spellEnd"/>
+      <w:r>
+        <w:rPr>
+          <w:sz w:val="28"/>
+          <w:szCs w:val="28"/>
+        </w:rPr>
+        <w:t xml:space="preserve">, </w:t>
+      </w:r>
+      <w:proofErr w:type="spellStart"/>
+      <w:r>
+        <w:rPr>
+          <w:sz w:val="28"/>
+          <w:szCs w:val="28"/>
+        </w:rPr>
+        <w:t>git</w:t>
+      </w:r>
+      <w:proofErr w:type="spellEnd"/>
+      <w:r>
+        <w:rPr>
+          <w:sz w:val="28"/>
+          <w:szCs w:val="28"/>
+        </w:rPr>
+        <w:t xml:space="preserve"> </w:t>
+      </w:r>
+      <w:proofErr w:type="spellStart"/>
+      <w:r>
+        <w:rPr>
+          <w:sz w:val="28"/>
+          <w:szCs w:val="28"/>
+        </w:rPr>
+        <w:t>pull</w:t>
+      </w:r>
+      <w:proofErr w:type="spellEnd"/>
+      <w:r>
+        <w:rPr>
+          <w:sz w:val="28"/>
+          <w:szCs w:val="28"/>
+        </w:rPr>
+        <w:t xml:space="preserve"> — синхронизация с удалённым репозиторием;</w:t>
       </w:r>
     </w:p>
     <w:p>
@@ -2766,12 +2983,69 @@
           <w:szCs w:val="28"/>
         </w:rPr>
       </w:pPr>
-      <w:r>
-        <w:rPr>
-          <w:sz w:val="28"/>
-          <w:szCs w:val="28"/>
-        </w:rPr>
-        <w:t>git branch, git checkout — создание веток и переключение между ними.</w:t>
+      <w:proofErr w:type="spellStart"/>
+      <w:r>
+        <w:rPr>
+          <w:sz w:val="28"/>
+          <w:szCs w:val="28"/>
+        </w:rPr>
+        <w:t>git</w:t>
+      </w:r>
+      <w:proofErr w:type="spellEnd"/>
+      <w:r>
+        <w:rPr>
+          <w:sz w:val="28"/>
+          <w:szCs w:val="28"/>
+        </w:rPr>
+        <w:t xml:space="preserve"> </w:t>
+      </w:r>
+      <w:proofErr w:type="spellStart"/>
+      <w:r>
+        <w:rPr>
+          <w:sz w:val="28"/>
+          <w:szCs w:val="28"/>
+        </w:rPr>
+        <w:t>branch</w:t>
+      </w:r>
+      <w:proofErr w:type="spellEnd"/>
+      <w:r>
+        <w:rPr>
+          <w:sz w:val="28"/>
+          <w:szCs w:val="28"/>
+        </w:rPr>
+        <w:t xml:space="preserve">, </w:t>
+      </w:r>
+      <w:proofErr w:type="spellStart"/>
+      <w:r>
+        <w:rPr>
+          <w:sz w:val="28"/>
+          <w:szCs w:val="28"/>
+        </w:rPr>
+        <w:t>git</w:t>
+      </w:r>
+      <w:proofErr w:type="spellEnd"/>
+      <w:r>
+        <w:rPr>
+          <w:sz w:val="28"/>
+          <w:szCs w:val="28"/>
+        </w:rPr>
+        <w:t xml:space="preserve"> </w:t>
+      </w:r>
+      <w:proofErr w:type="spellStart"/>
+      <w:r>
+        <w:rPr>
+          <w:sz w:val="28"/>
+          <w:szCs w:val="28"/>
+        </w:rPr>
+        <w:t>checkout</w:t>
+      </w:r>
+      <w:proofErr w:type="spellEnd"/>
+      <w:r>
+        <w:rPr>
+          <w:sz w:val="28"/>
+          <w:szCs w:val="28"/>
+        </w:rPr>
+        <w:t xml:space="preserve"> — создание веток и переключение между ними.</w:t>
       </w:r>
     </w:p>
     <w:p>
@@ -2798,7 +3072,34 @@
           <w:sz w:val="28"/>
           <w:szCs w:val="28"/>
         </w:rPr>
-        <w:t>За период практики выполнено 19 коммитов. Сообщения составлялись на русском языке и кратко описывали суть изменений. Параллельно ведётся репозиторий MEISSSTER/Mini_Pixel_proj с исходным кодом проекта NeoPixel.</w:t>
+        <w:t xml:space="preserve">Сообщения составлялись на русском языке и кратко описывали суть изменений. Параллельно ведётся репозиторий </w:t>
+      </w:r>
+      <w:hyperlink r:id="rId11" w:history="1">
+        <w:r>
+          <w:rPr>
+            <w:rStyle w:val="a5"/>
+            <w:sz w:val="28"/>
+            <w:szCs w:val="28"/>
+          </w:rPr>
+          <w:t>MEISSSTER/</w:t>
+        </w:r>
+        <w:proofErr w:type="spellStart"/>
+        <w:r>
+          <w:rPr>
+            <w:rStyle w:val="a5"/>
+            <w:sz w:val="28"/>
+            <w:szCs w:val="28"/>
+          </w:rPr>
+          <w:t>Mini_Pixel_proj</w:t>
+        </w:r>
+        <w:proofErr w:type="spellEnd"/>
+      </w:hyperlink>
+      <w:r>
+        <w:rPr>
+          <w:sz w:val="28"/>
+          <w:szCs w:val="28"/>
+        </w:rPr>
+        <w:t xml:space="preserve"> с исходным кодом проекта NeoPixel.</w:t>
       </w:r>
     </w:p>
     <w:p>
@@ -2837,7 +3138,7 @@
           <w:szCs w:val="28"/>
         </w:rPr>
       </w:pPr>
-      <w:bookmarkStart w:id="3" w:name="_Toc230268161"/>
+      <w:bookmarkStart w:id="3" w:name="_Toc230283087"/>
       <w:r>
         <w:rPr>
           <w:color w:val="auto"/>
@@ -2852,9 +3153,19 @@
           <w:sz w:val="28"/>
           <w:szCs w:val="28"/>
         </w:rPr>
-        <w:t xml:space="preserve"> документов в Markdown</w:t>
+        <w:t xml:space="preserve"> документов в </w:t>
+      </w:r>
+      <w:proofErr w:type="spellStart"/>
+      <w:r>
+        <w:rPr>
+          <w:color w:val="auto"/>
+          <w:sz w:val="28"/>
+          <w:szCs w:val="28"/>
+        </w:rPr>
+        <w:t>Markdown</w:t>
       </w:r>
       <w:bookmarkEnd w:id="3"/>
+      <w:proofErr w:type="spellEnd"/>
     </w:p>
     <w:p>
       <w:pPr>
@@ -2866,12 +3177,21 @@
           <w:szCs w:val="28"/>
         </w:rPr>
       </w:pPr>
-      <w:r>
-        <w:rPr>
-          <w:sz w:val="28"/>
-          <w:szCs w:val="28"/>
-        </w:rPr>
-        <w:t>Markdown выбран основным форматом для всей документации. Изучен синтаксис: заголовки, полужирное и курсивное начертание, ссылки, изображения, таблицы, блоки кода с подсветкой синтаксиса, горизонтальные разделители.</w:t>
+      <w:proofErr w:type="spellStart"/>
+      <w:r>
+        <w:rPr>
+          <w:sz w:val="28"/>
+          <w:szCs w:val="28"/>
+        </w:rPr>
+        <w:t>Markdown</w:t>
+      </w:r>
+      <w:proofErr w:type="spellEnd"/>
+      <w:r>
+        <w:rPr>
+          <w:sz w:val="28"/>
+          <w:szCs w:val="28"/>
+        </w:rPr>
+        <w:t xml:space="preserve"> выбран основным форматом для всей документации. Изучен синтаксис: заголовки, полужирное и курсивное начертание, ссылки, изображения, таблицы, блоки кода с подсветкой синтаксиса, горизонтальные разделители.</w:t>
       </w:r>
     </w:p>
     <w:p>
@@ -2898,7 +3218,23 @@
           <w:sz w:val="28"/>
           <w:szCs w:val="28"/>
         </w:rPr>
-        <w:t>В формате Markdown подготовлены:</w:t>
+        <w:t xml:space="preserve">В формате </w:t>
+      </w:r>
+      <w:proofErr w:type="spellStart"/>
+      <w:r>
+        <w:rPr>
+          <w:sz w:val="28"/>
+          <w:szCs w:val="28"/>
+        </w:rPr>
+        <w:t>Markdown</w:t>
+      </w:r>
+      <w:proofErr w:type="spellEnd"/>
+      <w:r>
+        <w:rPr>
+          <w:sz w:val="28"/>
+          <w:szCs w:val="28"/>
+        </w:rPr>
+        <w:t xml:space="preserve"> подготовлены:</w:t>
       </w:r>
     </w:p>
     <w:p>
@@ -2940,7 +3276,23 @@
           <w:sz w:val="28"/>
           <w:szCs w:val="28"/>
         </w:rPr>
-        <w:t>контент Hugo-сайта в папке content/ (все разделы сайта);</w:t>
+        <w:t xml:space="preserve">контент Hugo-сайта в папке </w:t>
+      </w:r>
+      <w:proofErr w:type="spellStart"/>
+      <w:r>
+        <w:rPr>
+          <w:sz w:val="28"/>
+          <w:szCs w:val="28"/>
+        </w:rPr>
+        <w:t>content</w:t>
+      </w:r>
+      <w:proofErr w:type="spellEnd"/>
+      <w:r>
+        <w:rPr>
+          <w:sz w:val="28"/>
+          <w:szCs w:val="28"/>
+        </w:rPr>
+        <w:t>/ (все разделы сайта);</w:t>
       </w:r>
     </w:p>
     <w:p>
@@ -2961,8 +3313,26 @@
           <w:sz w:val="28"/>
           <w:szCs w:val="28"/>
         </w:rPr>
-        <w:lastRenderedPageBreak/>
-        <w:t>техническая документация в репозитории Mini_Pixel_proj.</w:t>
+        <w:t xml:space="preserve">техническая документация в репозитории </w:t>
+      </w:r>
+      <w:hyperlink r:id="rId12" w:history="1">
+        <w:proofErr w:type="spellStart"/>
+        <w:r>
+          <w:rPr>
+            <w:rStyle w:val="a5"/>
+            <w:sz w:val="28"/>
+            <w:szCs w:val="28"/>
+          </w:rPr>
+          <w:t>Mini_Pixel_proj</w:t>
+        </w:r>
+        <w:proofErr w:type="spellEnd"/>
+      </w:hyperlink>
+      <w:r>
+        <w:rPr>
+          <w:sz w:val="28"/>
+          <w:szCs w:val="28"/>
+        </w:rPr>
+        <w:t>.</w:t>
       </w:r>
     </w:p>
     <w:p>
@@ -3001,7 +3371,7 @@
           <w:szCs w:val="28"/>
         </w:rPr>
       </w:pPr>
-      <w:bookmarkStart w:id="4" w:name="_Toc230268162"/>
+      <w:bookmarkStart w:id="4" w:name="_Toc230283088"/>
       <w:r>
         <w:rPr>
           <w:color w:val="auto"/>
@@ -3040,6 +3410,34 @@
     </w:p>
     <w:p>
       <w:pPr>
+        <w:pStyle w:val="3"/>
+        <w:rPr>
+          <w:color w:val="auto"/>
+          <w:sz w:val="28"/>
+          <w:szCs w:val="28"/>
+        </w:rPr>
+      </w:pPr>
+      <w:bookmarkStart w:id="5" w:name="_Toc230283089"/>
+      <w:r>
+        <w:rPr>
+          <w:color w:val="auto"/>
+          <w:sz w:val="28"/>
+          <w:szCs w:val="28"/>
+        </w:rPr>
+        <w:t>1.3.1 Первая</w:t>
+      </w:r>
+      <w:r>
+        <w:rPr>
+          <w:color w:val="auto"/>
+          <w:sz w:val="28"/>
+          <w:szCs w:val="28"/>
+        </w:rPr>
+        <w:t xml:space="preserve"> версия (HTML/CSS)</w:t>
+      </w:r>
+      <w:bookmarkEnd w:id="5"/>
+    </w:p>
+    <w:p>
+      <w:pPr>
         <w:spacing w:line="360" w:lineRule="auto"/>
         <w:ind w:firstLine="720"/>
         <w:jc w:val="both"/>
@@ -3048,6 +3446,73 @@
           <w:szCs w:val="28"/>
         </w:rPr>
       </w:pPr>
+      <w:r>
+        <w:rPr>
+          <w:sz w:val="28"/>
+          <w:szCs w:val="28"/>
+        </w:rPr>
+        <w:t>Создана первая версия сайта, размещённая в репозитории MEISSSTER/</w:t>
+      </w:r>
+      <w:proofErr w:type="spellStart"/>
+      <w:r>
+        <w:rPr>
+          <w:sz w:val="28"/>
+          <w:szCs w:val="28"/>
+        </w:rPr>
+        <w:t>MiniSite</w:t>
+      </w:r>
+      <w:proofErr w:type="spellEnd"/>
+      <w:r>
+        <w:rPr>
+          <w:sz w:val="28"/>
+          <w:szCs w:val="28"/>
+        </w:rPr>
+        <w:t xml:space="preserve">. В процессе освоены семантические элементы HTML5, CSS-позиционирование, </w:t>
+      </w:r>
+      <w:proofErr w:type="spellStart"/>
+      <w:r>
+        <w:rPr>
+          <w:sz w:val="28"/>
+          <w:szCs w:val="28"/>
+        </w:rPr>
+        <w:t>медиазапросы</w:t>
+      </w:r>
+      <w:proofErr w:type="spellEnd"/>
+      <w:r>
+        <w:rPr>
+          <w:sz w:val="28"/>
+          <w:szCs w:val="28"/>
+        </w:rPr>
+        <w:t xml:space="preserve"> и инструменты разработчика.</w:t>
+      </w:r>
+    </w:p>
+    <w:p>
+      <w:pPr>
+        <w:pStyle w:val="3"/>
+        <w:rPr>
+          <w:color w:val="auto"/>
+          <w:sz w:val="28"/>
+          <w:szCs w:val="28"/>
+        </w:rPr>
+      </w:pPr>
+      <w:bookmarkStart w:id="6" w:name="_Toc230283090"/>
+      <w:r>
+        <w:rPr>
+          <w:color w:val="auto"/>
+          <w:sz w:val="28"/>
+          <w:szCs w:val="28"/>
+        </w:rPr>
+        <w:t>1.3.2 Сайт</w:t>
+      </w:r>
+      <w:r>
+        <w:rPr>
+          <w:color w:val="auto"/>
+          <w:sz w:val="28"/>
+          <w:szCs w:val="28"/>
+        </w:rPr>
+        <w:t xml:space="preserve"> на Hugo</w:t>
+      </w:r>
+      <w:bookmarkEnd w:id="6"/>
     </w:p>
     <w:p>
       <w:pPr>
@@ -3059,91 +3524,6 @@
           <w:szCs w:val="28"/>
         </w:rPr>
       </w:pPr>
-    </w:p>
-    <w:p>
-      <w:pPr>
-        <w:pStyle w:val="3"/>
-        <w:rPr>
-          <w:color w:val="auto"/>
-          <w:sz w:val="28"/>
-          <w:szCs w:val="28"/>
-        </w:rPr>
-      </w:pPr>
-      <w:bookmarkStart w:id="5" w:name="_Toc230268163"/>
-      <w:r>
-        <w:rPr>
-          <w:color w:val="auto"/>
-          <w:sz w:val="28"/>
-          <w:szCs w:val="28"/>
-        </w:rPr>
-        <w:t>1.3.1 Первая</w:t>
-      </w:r>
-      <w:r>
-        <w:rPr>
-          <w:color w:val="auto"/>
-          <w:sz w:val="28"/>
-          <w:szCs w:val="28"/>
-        </w:rPr>
-        <w:t xml:space="preserve"> версия (HTML/CSS)</w:t>
-      </w:r>
-      <w:bookmarkEnd w:id="5"/>
-    </w:p>
-    <w:p>
-      <w:pPr>
-        <w:spacing w:line="360" w:lineRule="auto"/>
-        <w:ind w:firstLine="720"/>
-        <w:jc w:val="both"/>
-        <w:rPr>
-          <w:sz w:val="28"/>
-          <w:szCs w:val="28"/>
-        </w:rPr>
-      </w:pPr>
-      <w:r>
-        <w:rPr>
-          <w:sz w:val="28"/>
-          <w:szCs w:val="28"/>
-        </w:rPr>
-        <w:t>Создана первая версия сайта, размещённая в репозитории MEISSSTER/MiniSite. В процессе освоены семантические элементы HTML5, CSS-позиционирование, медиазапросы и инструменты разработчика.</w:t>
-      </w:r>
-    </w:p>
-    <w:p>
-      <w:pPr>
-        <w:pStyle w:val="3"/>
-        <w:rPr>
-          <w:color w:val="auto"/>
-          <w:sz w:val="28"/>
-          <w:szCs w:val="28"/>
-        </w:rPr>
-      </w:pPr>
-      <w:bookmarkStart w:id="6" w:name="_Toc230268164"/>
-      <w:r>
-        <w:rPr>
-          <w:color w:val="auto"/>
-          <w:sz w:val="28"/>
-          <w:szCs w:val="28"/>
-        </w:rPr>
-        <w:t>1.3.2 Сайт</w:t>
-      </w:r>
-      <w:r>
-        <w:rPr>
-          <w:color w:val="auto"/>
-          <w:sz w:val="28"/>
-          <w:szCs w:val="28"/>
-        </w:rPr>
-        <w:t xml:space="preserve"> на Hugo</w:t>
-      </w:r>
-      <w:bookmarkEnd w:id="6"/>
-    </w:p>
-    <w:p>
-      <w:pPr>
-        <w:spacing w:line="360" w:lineRule="auto"/>
-        <w:ind w:firstLine="720"/>
-        <w:jc w:val="both"/>
-        <w:rPr>
-          <w:sz w:val="28"/>
-          <w:szCs w:val="28"/>
-        </w:rPr>
-      </w:pPr>
       <w:r>
         <w:rPr>
           <w:sz w:val="28"/>
@@ -3171,7 +3551,23 @@
           <w:sz w:val="28"/>
           <w:szCs w:val="28"/>
         </w:rPr>
-        <w:t>через механизм Git-подмодулей.</w:t>
+        <w:t xml:space="preserve">через механизм </w:t>
+      </w:r>
+      <w:proofErr w:type="spellStart"/>
+      <w:r>
+        <w:rPr>
+          <w:sz w:val="28"/>
+          <w:szCs w:val="28"/>
+        </w:rPr>
+        <w:t>Git</w:t>
+      </w:r>
+      <w:proofErr w:type="spellEnd"/>
+      <w:r>
+        <w:rPr>
+          <w:sz w:val="28"/>
+          <w:szCs w:val="28"/>
+        </w:rPr>
+        <w:t>-подмодулей.</w:t>
       </w:r>
     </w:p>
     <w:p>
@@ -3308,12 +3704,295 @@
     </w:p>
     <w:p>
       <w:pPr>
+        <w:pStyle w:val="a4"/>
+        <w:spacing w:line="360" w:lineRule="auto"/>
+        <w:jc w:val="center"/>
+        <w:rPr>
+          <w:sz w:val="28"/>
+          <w:szCs w:val="28"/>
+        </w:rPr>
+      </w:pPr>
+      <w:r>
+        <w:rPr>
+          <w:noProof/>
+        </w:rPr>
+        <w:drawing>
+          <wp:inline distT="0" distB="0" distL="0" distR="0" wp14:anchorId="0FD3DE49" wp14:editId="60EB8820">
+            <wp:extent cx="2748486" cy="2243418"/>
+            <wp:effectExtent l="0" t="0" r="0" b="5080"/>
+            <wp:docPr id="1" name="Рисунок 1"/>
+            <wp:cNvGraphicFramePr>
+              <a:graphicFrameLocks xmlns:a="http://schemas.openxmlformats.org/drawingml/2006/main" noChangeAspect="1"/>
+            </wp:cNvGraphicFramePr>
+            <a:graphic xmlns:a="http://schemas.openxmlformats.org/drawingml/2006/main">
+              <a:graphicData uri="http://schemas.openxmlformats.org/drawingml/2006/picture">
+                <pic:pic xmlns:pic="http://schemas.openxmlformats.org/drawingml/2006/picture">
+                  <pic:nvPicPr>
+                    <pic:cNvPr id="1" name=""/>
+                    <pic:cNvPicPr/>
+                  </pic:nvPicPr>
+                  <pic:blipFill>
+                    <a:blip r:embed="rId13"/>
+                    <a:stretch>
+                      <a:fillRect/>
+                    </a:stretch>
+                  </pic:blipFill>
+                  <pic:spPr>
+                    <a:xfrm>
+                      <a:off x="0" y="0"/>
+                      <a:ext cx="2753604" cy="2247595"/>
+                    </a:xfrm>
+                    <a:prstGeom prst="rect">
+                      <a:avLst/>
+                    </a:prstGeom>
+                  </pic:spPr>
+                </pic:pic>
+              </a:graphicData>
+            </a:graphic>
+          </wp:inline>
+        </w:drawing>
+      </w:r>
+    </w:p>
+    <w:p>
+      <w:pPr>
+        <w:pStyle w:val="a4"/>
+        <w:spacing w:line="360" w:lineRule="auto"/>
+        <w:jc w:val="center"/>
+        <w:rPr>
+          <w:sz w:val="28"/>
+          <w:szCs w:val="28"/>
+        </w:rPr>
+      </w:pPr>
+      <w:r>
+        <w:rPr>
+          <w:sz w:val="28"/>
+          <w:szCs w:val="28"/>
+        </w:rPr>
+        <w:t>Рисунок – 1. «Главная страница»</w:t>
+      </w:r>
+    </w:p>
+    <w:p>
+      <w:pPr>
         <w:spacing w:line="180" w:lineRule="auto"/>
         <w:rPr>
           <w:sz w:val="28"/>
           <w:szCs w:val="28"/>
         </w:rPr>
       </w:pPr>
+    </w:p>
+    <w:p>
+      <w:pPr>
+        <w:spacing w:line="360" w:lineRule="auto"/>
+        <w:jc w:val="center"/>
+        <w:rPr>
+          <w:sz w:val="28"/>
+          <w:szCs w:val="28"/>
+        </w:rPr>
+      </w:pPr>
+      <w:r>
+        <w:rPr>
+          <w:noProof/>
+          <w:sz w:val="28"/>
+          <w:szCs w:val="28"/>
+        </w:rPr>
+        <w:drawing>
+          <wp:inline distT="0" distB="0" distL="0" distR="0" wp14:anchorId="1A65660F" wp14:editId="36FAAA56">
+            <wp:extent cx="3018048" cy="2162721"/>
+            <wp:effectExtent l="0" t="0" r="0" b="9525"/>
+            <wp:docPr id="2" name="Рисунок 2"/>
+            <wp:cNvGraphicFramePr>
+              <a:graphicFrameLocks xmlns:a="http://schemas.openxmlformats.org/drawingml/2006/main" noChangeAspect="1"/>
+            </wp:cNvGraphicFramePr>
+            <a:graphic xmlns:a="http://schemas.openxmlformats.org/drawingml/2006/main">
+              <a:graphicData uri="http://schemas.openxmlformats.org/drawingml/2006/picture">
+                <pic:pic xmlns:pic="http://schemas.openxmlformats.org/drawingml/2006/picture">
+                  <pic:nvPicPr>
+                    <pic:cNvPr id="1" name=""/>
+                    <pic:cNvPicPr/>
+                  </pic:nvPicPr>
+                  <pic:blipFill>
+                    <a:blip r:embed="rId14"/>
+                    <a:stretch>
+                      <a:fillRect/>
+                    </a:stretch>
+                  </pic:blipFill>
+                  <pic:spPr>
+                    <a:xfrm>
+                      <a:off x="0" y="0"/>
+                      <a:ext cx="3038570" cy="2177427"/>
+                    </a:xfrm>
+                    <a:prstGeom prst="rect">
+                      <a:avLst/>
+                    </a:prstGeom>
+                  </pic:spPr>
+                </pic:pic>
+              </a:graphicData>
+            </a:graphic>
+          </wp:inline>
+        </w:drawing>
+      </w:r>
+    </w:p>
+    <w:p>
+      <w:pPr>
+        <w:spacing w:line="360" w:lineRule="auto"/>
+        <w:jc w:val="center"/>
+        <w:rPr>
+          <w:sz w:val="28"/>
+          <w:szCs w:val="28"/>
+        </w:rPr>
+      </w:pPr>
+      <w:r>
+        <w:rPr>
+          <w:sz w:val="28"/>
+          <w:szCs w:val="28"/>
+        </w:rPr>
+        <w:t>Рисунок – 2. «О проекте»</w:t>
+      </w:r>
+    </w:p>
+    <w:p>
+      <w:pPr>
+        <w:spacing w:line="360" w:lineRule="auto"/>
+        <w:jc w:val="center"/>
+        <w:rPr>
+          <w:sz w:val="28"/>
+          <w:szCs w:val="28"/>
+        </w:rPr>
+      </w:pPr>
+      <w:r>
+        <w:rPr>
+          <w:noProof/>
+          <w:sz w:val="28"/>
+          <w:szCs w:val="28"/>
+        </w:rPr>
+        <w:drawing>
+          <wp:inline distT="0" distB="0" distL="0" distR="0" wp14:anchorId="424FF3E5" wp14:editId="7AE1B3B5">
+            <wp:extent cx="2928194" cy="1672754"/>
+            <wp:effectExtent l="0" t="0" r="5715" b="3810"/>
+            <wp:docPr id="3" name="Рисунок 3"/>
+            <wp:cNvGraphicFramePr>
+              <a:graphicFrameLocks xmlns:a="http://schemas.openxmlformats.org/drawingml/2006/main" noChangeAspect="1"/>
+            </wp:cNvGraphicFramePr>
+            <a:graphic xmlns:a="http://schemas.openxmlformats.org/drawingml/2006/main">
+              <a:graphicData uri="http://schemas.openxmlformats.org/drawingml/2006/picture">
+                <pic:pic xmlns:pic="http://schemas.openxmlformats.org/drawingml/2006/picture">
+                  <pic:nvPicPr>
+                    <pic:cNvPr id="1" name=""/>
+                    <pic:cNvPicPr/>
+                  </pic:nvPicPr>
+                  <pic:blipFill>
+                    <a:blip r:embed="rId15"/>
+                    <a:stretch>
+                      <a:fillRect/>
+                    </a:stretch>
+                  </pic:blipFill>
+                  <pic:spPr>
+                    <a:xfrm>
+                      <a:off x="0" y="0"/>
+                      <a:ext cx="2945867" cy="1682850"/>
+                    </a:xfrm>
+                    <a:prstGeom prst="rect">
+                      <a:avLst/>
+                    </a:prstGeom>
+                  </pic:spPr>
+                </pic:pic>
+              </a:graphicData>
+            </a:graphic>
+          </wp:inline>
+        </w:drawing>
+      </w:r>
+    </w:p>
+    <w:p>
+      <w:pPr>
+        <w:spacing w:line="360" w:lineRule="auto"/>
+        <w:jc w:val="center"/>
+        <w:rPr>
+          <w:sz w:val="28"/>
+          <w:szCs w:val="28"/>
+        </w:rPr>
+      </w:pPr>
+      <w:r>
+        <w:rPr>
+          <w:sz w:val="28"/>
+          <w:szCs w:val="28"/>
+        </w:rPr>
+        <w:t>Рисунок – 3. «Журнал»</w:t>
+      </w:r>
+    </w:p>
+    <w:p>
+      <w:pPr>
+        <w:spacing w:line="360" w:lineRule="auto"/>
+        <w:jc w:val="center"/>
+        <w:rPr>
+          <w:sz w:val="28"/>
+          <w:szCs w:val="28"/>
+        </w:rPr>
+      </w:pPr>
+      <w:r>
+        <w:rPr>
+          <w:sz w:val="28"/>
+          <w:szCs w:val="28"/>
+        </w:rPr>
+        <w:br/>
+      </w:r>
+      <w:r>
+        <w:rPr>
+          <w:noProof/>
+          <w:sz w:val="28"/>
+          <w:szCs w:val="28"/>
+        </w:rPr>
+        <w:drawing>
+          <wp:inline distT="0" distB="0" distL="0" distR="0" wp14:anchorId="52EC4EE6" wp14:editId="700FBC43">
+            <wp:extent cx="2515921" cy="1858062"/>
+            <wp:effectExtent l="0" t="0" r="0" b="8890"/>
+            <wp:docPr id="4" name="Рисунок 4"/>
+            <wp:cNvGraphicFramePr>
+              <a:graphicFrameLocks xmlns:a="http://schemas.openxmlformats.org/drawingml/2006/main" noChangeAspect="1"/>
+            </wp:cNvGraphicFramePr>
+            <a:graphic xmlns:a="http://schemas.openxmlformats.org/drawingml/2006/main">
+              <a:graphicData uri="http://schemas.openxmlformats.org/drawingml/2006/picture">
+                <pic:pic xmlns:pic="http://schemas.openxmlformats.org/drawingml/2006/picture">
+                  <pic:nvPicPr>
+                    <pic:cNvPr id="1" name=""/>
+                    <pic:cNvPicPr/>
+                  </pic:nvPicPr>
+                  <pic:blipFill>
+                    <a:blip r:embed="rId16"/>
+                    <a:stretch>
+                      <a:fillRect/>
+                    </a:stretch>
+                  </pic:blipFill>
+                  <pic:spPr>
+                    <a:xfrm>
+                      <a:off x="0" y="0"/>
+                      <a:ext cx="2609972" cy="1927521"/>
+                    </a:xfrm>
+                    <a:prstGeom prst="rect">
+                      <a:avLst/>
+                    </a:prstGeom>
+                  </pic:spPr>
+                </pic:pic>
+              </a:graphicData>
+            </a:graphic>
+          </wp:inline>
+        </w:drawing>
+      </w:r>
+    </w:p>
+    <w:p>
+      <w:pPr>
+        <w:spacing w:line="480" w:lineRule="auto"/>
+        <w:jc w:val="center"/>
+        <w:rPr>
+          <w:sz w:val="28"/>
+          <w:szCs w:val="28"/>
+        </w:rPr>
+      </w:pPr>
+      <w:r>
+        <w:rPr>
+          <w:sz w:val="28"/>
+          <w:szCs w:val="28"/>
+        </w:rPr>
+        <w:t>Рисунок – 4. «Компоненты»</w:t>
+      </w:r>
     </w:p>
     <w:p>
       <w:pPr>
@@ -3330,7 +4009,40 @@
           <w:sz w:val="28"/>
           <w:szCs w:val="28"/>
         </w:rPr>
-        <w:t>Сайт развёрнут на VPS с Nginx по адресу http://web-verse.ru. Все страницы оформлены схемами, фотографиями</w:t>
+        <w:t xml:space="preserve">Сайт развёрнут на VPS с </w:t>
+      </w:r>
+      <w:proofErr w:type="spellStart"/>
+      <w:r>
+        <w:rPr>
+          <w:sz w:val="28"/>
+          <w:szCs w:val="28"/>
+        </w:rPr>
+        <w:t>Nginx</w:t>
+      </w:r>
+      <w:proofErr w:type="spellEnd"/>
+      <w:r>
+        <w:rPr>
+          <w:sz w:val="28"/>
+          <w:szCs w:val="28"/>
+        </w:rPr>
+        <w:t xml:space="preserve"> по адресу </w:t>
+      </w:r>
+      <w:hyperlink r:id="rId17" w:history="1">
+        <w:r>
+          <w:rPr>
+            <w:rStyle w:val="a5"/>
+            <w:sz w:val="28"/>
+            <w:szCs w:val="28"/>
+          </w:rPr>
+          <w:t>http://web-verse.ru/</w:t>
+        </w:r>
+      </w:hyperlink>
+      <w:r>
+        <w:rPr>
+          <w:sz w:val="28"/>
+          <w:szCs w:val="28"/>
+        </w:rPr>
+        <w:t>. Все страницы оформлены схемами, фотографиями</w:t>
       </w:r>
       <w:r>
         <w:rPr>
@@ -3339,15 +4051,6 @@
         </w:rPr>
         <w:t>.</w:t>
       </w:r>
-    </w:p>
-    <w:p>
-      <w:pPr>
-        <w:spacing w:line="180" w:lineRule="auto"/>
-        <w:rPr>
-          <w:sz w:val="28"/>
-          <w:szCs w:val="28"/>
-        </w:rPr>
-      </w:pPr>
     </w:p>
     <w:p>
       <w:pPr>
@@ -3359,58 +4062,15 @@
           <w:szCs w:val="28"/>
         </w:rPr>
       </w:pPr>
-      <w:r>
-        <w:rPr>
-          <w:sz w:val="28"/>
-          <w:szCs w:val="28"/>
-        </w:rPr>
-        <w:t>Ожидаемые трудозатраты: 14–22 часа. Фактические затраты соответствуют плановым.</w:t>
-      </w:r>
-    </w:p>
-    <w:p>
-      <w:pPr>
-        <w:pStyle w:val="2"/>
-        <w:rPr>
-          <w:color w:val="auto"/>
-          <w:sz w:val="28"/>
-          <w:szCs w:val="28"/>
-        </w:rPr>
-      </w:pPr>
-      <w:bookmarkStart w:id="7" w:name="_Toc230268166"/>
-      <w:r>
-        <w:rPr>
-          <w:color w:val="auto"/>
-          <w:sz w:val="28"/>
-          <w:szCs w:val="28"/>
-        </w:rPr>
-        <w:lastRenderedPageBreak/>
-        <w:t>1.</w:t>
-      </w:r>
-      <w:r>
-        <w:rPr>
-          <w:color w:val="auto"/>
-          <w:sz w:val="28"/>
-          <w:szCs w:val="28"/>
-        </w:rPr>
-        <w:t>4</w:t>
-      </w:r>
-      <w:r>
-        <w:rPr>
-          <w:color w:val="auto"/>
-          <w:sz w:val="28"/>
-          <w:szCs w:val="28"/>
-        </w:rPr>
-        <w:t xml:space="preserve"> Оформление</w:t>
-      </w:r>
-      <w:r>
-        <w:rPr>
-          <w:color w:val="auto"/>
-          <w:sz w:val="28"/>
-          <w:szCs w:val="28"/>
-        </w:rPr>
-        <w:t xml:space="preserve"> отчёта</w:t>
-      </w:r>
-      <w:bookmarkEnd w:id="7"/>
+    </w:p>
+    <w:p>
+      <w:pPr>
+        <w:spacing w:line="180" w:lineRule="auto"/>
+        <w:rPr>
+          <w:sz w:val="28"/>
+          <w:szCs w:val="28"/>
+        </w:rPr>
+      </w:pPr>
     </w:p>
     <w:p>
       <w:pPr>
@@ -3427,23 +4087,18 @@
           <w:sz w:val="28"/>
           <w:szCs w:val="28"/>
         </w:rPr>
-        <w:t>Отчёт составлен на основании шаблона из папки reports и оформлен в соответствии с ГОСТ 7.32-2017. Файлы report.docx и report.pdf размещены в папке reports репозитория и загружены в СДО.</w:t>
-      </w:r>
-    </w:p>
-    <w:p>
-      <w:pPr>
-        <w:rPr>
-          <w:sz w:val="28"/>
-          <w:szCs w:val="28"/>
-        </w:rPr>
-      </w:pPr>
-      <w:r>
-        <w:rPr>
-          <w:sz w:val="28"/>
-          <w:szCs w:val="28"/>
-        </w:rPr>
-        <w:br w:type="page"/>
-      </w:r>
+        <w:t>Ожидаемые трудозатраты: 14–22 часа. Фактические затраты соответствуют плановым.</w:t>
+      </w:r>
+    </w:p>
+    <w:p>
+      <w:pPr>
+        <w:pStyle w:val="2"/>
+        <w:rPr>
+          <w:color w:val="auto"/>
+          <w:sz w:val="28"/>
+          <w:szCs w:val="28"/>
+        </w:rPr>
+      </w:pPr>
     </w:p>
     <w:p>
       <w:pPr>
@@ -3453,12 +4108,11 @@
           <w:color w:val="auto"/>
         </w:rPr>
       </w:pPr>
-      <w:bookmarkStart w:id="8" w:name="_Toc230268167"/>
+      <w:bookmarkStart w:id="7" w:name="_Toc230283091"/>
       <w:r>
         <w:rPr>
           <w:color w:val="auto"/>
         </w:rPr>
-        <w:lastRenderedPageBreak/>
         <w:t>2 ВАРИАТИВНАЯ</w:t>
       </w:r>
       <w:r>
@@ -3467,35 +4121,35 @@
         </w:rPr>
         <w:t xml:space="preserve"> ЧАСТЬ: TELEGRAM-БОТ «НАСТЮШКА»</w:t>
       </w:r>
+      <w:bookmarkEnd w:id="7"/>
+    </w:p>
+    <w:p>
+      <w:pPr>
+        <w:pStyle w:val="2"/>
+        <w:rPr>
+          <w:color w:val="auto"/>
+          <w:sz w:val="28"/>
+          <w:szCs w:val="28"/>
+        </w:rPr>
+      </w:pPr>
+      <w:bookmarkStart w:id="8" w:name="_Toc230283092"/>
+      <w:r>
+        <w:rPr>
+          <w:color w:val="auto"/>
+          <w:sz w:val="28"/>
+          <w:szCs w:val="28"/>
+        </w:rPr>
+        <w:t>2.1 Постановка</w:t>
+      </w:r>
+      <w:r>
+        <w:rPr>
+          <w:color w:val="auto"/>
+          <w:sz w:val="28"/>
+          <w:szCs w:val="28"/>
+        </w:rPr>
+        <w:t xml:space="preserve"> задачи</w:t>
+      </w:r>
       <w:bookmarkEnd w:id="8"/>
-    </w:p>
-    <w:p>
-      <w:pPr>
-        <w:pStyle w:val="2"/>
-        <w:rPr>
-          <w:color w:val="auto"/>
-          <w:sz w:val="28"/>
-          <w:szCs w:val="28"/>
-        </w:rPr>
-      </w:pPr>
-      <w:bookmarkStart w:id="9" w:name="_Toc230268168"/>
-      <w:r>
-        <w:rPr>
-          <w:color w:val="auto"/>
-          <w:sz w:val="28"/>
-          <w:szCs w:val="28"/>
-        </w:rPr>
-        <w:t>2.1 Постановка</w:t>
-      </w:r>
-      <w:r>
-        <w:rPr>
-          <w:color w:val="auto"/>
-          <w:sz w:val="28"/>
-          <w:szCs w:val="28"/>
-        </w:rPr>
-        <w:t xml:space="preserve"> задачи</w:t>
-      </w:r>
-      <w:bookmarkEnd w:id="9"/>
     </w:p>
     <w:p>
       <w:pPr>
@@ -3512,8 +4166,33 @@
           <w:sz w:val="28"/>
           <w:szCs w:val="28"/>
         </w:rPr>
-        <w:t>В качестве вариативного задания выбран вариант 2 — «Практическая реализация технологии». Тема согласована внутри команды: разработка Telegram-бота «Настюшка» на базе локальной языковой модели Ollama</w:t>
-      </w:r>
+        <w:t>В качестве вариативного задания выбран вариант 2 — «Практическая реализация технологии». Тема согласована внутри команды: разработка Telegram-бота «</w:t>
+      </w:r>
+      <w:proofErr w:type="spellStart"/>
+      <w:r>
+        <w:rPr>
+          <w:sz w:val="28"/>
+          <w:szCs w:val="28"/>
+        </w:rPr>
+        <w:t>Настюшка</w:t>
+      </w:r>
+      <w:proofErr w:type="spellEnd"/>
+      <w:r>
+        <w:rPr>
+          <w:sz w:val="28"/>
+          <w:szCs w:val="28"/>
+        </w:rPr>
+        <w:t xml:space="preserve">» на базе локальной языковой модели </w:t>
+      </w:r>
+      <w:proofErr w:type="spellStart"/>
+      <w:r>
+        <w:rPr>
+          <w:sz w:val="28"/>
+          <w:szCs w:val="28"/>
+        </w:rPr>
+        <w:t>Ollama</w:t>
+      </w:r>
+      <w:proofErr w:type="spellEnd"/>
       <w:r>
         <w:rPr>
           <w:sz w:val="28"/>
@@ -3536,19 +4215,90 @@
         </w:rPr>
         <w:t xml:space="preserve"> проекта </w:t>
       </w:r>
-      <w:r>
-        <w:rPr>
-          <w:sz w:val="28"/>
-          <w:szCs w:val="28"/>
-        </w:rPr>
-        <w:t>https://github.com/Nikolay-Vergis/Nastyshka</w:t>
-      </w:r>
+      <w:hyperlink r:id="rId18" w:history="1">
+        <w:r>
+          <w:rPr>
+            <w:rStyle w:val="a5"/>
+            <w:sz w:val="28"/>
+            <w:szCs w:val="28"/>
+          </w:rPr>
+          <w:t>https://github.com/Nikolay-Vergis/Nastyshka</w:t>
+        </w:r>
+      </w:hyperlink>
       <w:r>
         <w:rPr>
           <w:sz w:val="28"/>
           <w:szCs w:val="28"/>
         </w:rPr>
         <w:t>.</w:t>
+      </w:r>
+    </w:p>
+    <w:p>
+      <w:pPr>
+        <w:spacing w:line="360" w:lineRule="auto"/>
+        <w:rPr>
+          <w:sz w:val="28"/>
+          <w:szCs w:val="28"/>
+        </w:rPr>
+      </w:pPr>
+      <w:r>
+        <w:rPr>
+          <w:noProof/>
+          <w:sz w:val="28"/>
+          <w:szCs w:val="28"/>
+        </w:rPr>
+        <w:drawing>
+          <wp:inline distT="0" distB="0" distL="0" distR="0" wp14:anchorId="25FF2446" wp14:editId="45972950">
+            <wp:extent cx="5850255" cy="3032125"/>
+            <wp:effectExtent l="0" t="0" r="0" b="0"/>
+            <wp:docPr id="5" name="Рисунок 5"/>
+            <wp:cNvGraphicFramePr>
+              <a:graphicFrameLocks xmlns:a="http://schemas.openxmlformats.org/drawingml/2006/main" noChangeAspect="1"/>
+            </wp:cNvGraphicFramePr>
+            <a:graphic xmlns:a="http://schemas.openxmlformats.org/drawingml/2006/main">
+              <a:graphicData uri="http://schemas.openxmlformats.org/drawingml/2006/picture">
+                <pic:pic xmlns:pic="http://schemas.openxmlformats.org/drawingml/2006/picture">
+                  <pic:nvPicPr>
+                    <pic:cNvPr id="1" name=""/>
+                    <pic:cNvPicPr/>
+                  </pic:nvPicPr>
+                  <pic:blipFill>
+                    <a:blip r:embed="rId19"/>
+                    <a:stretch>
+                      <a:fillRect/>
+                    </a:stretch>
+                  </pic:blipFill>
+                  <pic:spPr>
+                    <a:xfrm>
+                      <a:off x="0" y="0"/>
+                      <a:ext cx="5850255" cy="3032125"/>
+                    </a:xfrm>
+                    <a:prstGeom prst="rect">
+                      <a:avLst/>
+                    </a:prstGeom>
+                  </pic:spPr>
+                </pic:pic>
+              </a:graphicData>
+            </a:graphic>
+          </wp:inline>
+        </w:drawing>
+      </w:r>
+    </w:p>
+    <w:p>
+      <w:pPr>
+        <w:spacing w:line="360" w:lineRule="auto"/>
+        <w:jc w:val="center"/>
+        <w:rPr>
+          <w:sz w:val="28"/>
+          <w:szCs w:val="28"/>
+        </w:rPr>
+      </w:pPr>
+      <w:r>
+        <w:rPr>
+          <w:sz w:val="28"/>
+          <w:szCs w:val="28"/>
+        </w:rPr>
+        <w:t>Рисунок – 5.</w:t>
       </w:r>
     </w:p>
     <w:p>
@@ -3575,7 +4325,23 @@
           <w:sz w:val="28"/>
           <w:szCs w:val="28"/>
         </w:rPr>
-        <w:t>Концепция бота: «Настюшка» позиционируется как бот психологической поддержки, однако реализует её нарочито абсурдным образом — использует актуальный молодёжный сленг и новомодные слова, при этом демонстративно притворяясь наивным и недалёким. Проект носит юмористический характер и служит практическим исследованием возможностей локальных LLM для генерации ролевых персонажей.</w:t>
+        <w:t>Концепция бота: «</w:t>
+      </w:r>
+      <w:proofErr w:type="spellStart"/>
+      <w:r>
+        <w:rPr>
+          <w:sz w:val="28"/>
+          <w:szCs w:val="28"/>
+        </w:rPr>
+        <w:t>Настюшка</w:t>
+      </w:r>
+      <w:proofErr w:type="spellEnd"/>
+      <w:r>
+        <w:rPr>
+          <w:sz w:val="28"/>
+          <w:szCs w:val="28"/>
+        </w:rPr>
+        <w:t>» позиционируется как бот психологической поддержки, однако реализует её нарочито абсурдным образом — использует актуальный молодёжный сленг и новомодные слова, при этом демонстративно притворяясь наивным и недалёким. Проект носит юмористический характер и служит практическим исследованием возможностей локальных LLM для генерации ролевых персонажей.</w:t>
       </w:r>
     </w:p>
     <w:p>
@@ -3623,7 +4389,23 @@
           <w:sz w:val="28"/>
           <w:szCs w:val="28"/>
         </w:rPr>
-        <w:t>изучить принципы работы локальных языковых моделей и инструмента Ollama;</w:t>
+        <w:t xml:space="preserve">изучить принципы работы локальных языковых моделей и инструмента </w:t>
+      </w:r>
+      <w:proofErr w:type="spellStart"/>
+      <w:r>
+        <w:rPr>
+          <w:sz w:val="28"/>
+          <w:szCs w:val="28"/>
+        </w:rPr>
+        <w:t>Ollama</w:t>
+      </w:r>
+      <w:proofErr w:type="spellEnd"/>
+      <w:r>
+        <w:rPr>
+          <w:sz w:val="28"/>
+          <w:szCs w:val="28"/>
+        </w:rPr>
+        <w:t>;</w:t>
       </w:r>
     </w:p>
     <w:p>
@@ -3644,7 +4426,24 @@
           <w:sz w:val="28"/>
           <w:szCs w:val="28"/>
         </w:rPr>
-        <w:t>освоить разработку Telegram-ботов на Python (библиотека python-telegram-bot);</w:t>
+        <w:lastRenderedPageBreak/>
+        <w:t xml:space="preserve">освоить разработку Telegram-ботов на Python (библиотека </w:t>
+      </w:r>
+      <w:proofErr w:type="spellStart"/>
+      <w:r>
+        <w:rPr>
+          <w:sz w:val="28"/>
+          <w:szCs w:val="28"/>
+        </w:rPr>
+        <w:t>python-telegram-bot</w:t>
+      </w:r>
+      <w:proofErr w:type="spellEnd"/>
+      <w:r>
+        <w:rPr>
+          <w:sz w:val="28"/>
+          <w:szCs w:val="28"/>
+        </w:rPr>
+        <w:t>);</w:t>
       </w:r>
     </w:p>
     <w:p>
@@ -3665,7 +4464,23 @@
           <w:sz w:val="28"/>
           <w:szCs w:val="28"/>
         </w:rPr>
-        <w:t>реализовать систему промпт-инжиниринга для задания характера персонажа;</w:t>
+        <w:t xml:space="preserve">реализовать систему </w:t>
+      </w:r>
+      <w:proofErr w:type="spellStart"/>
+      <w:r>
+        <w:rPr>
+          <w:sz w:val="28"/>
+          <w:szCs w:val="28"/>
+        </w:rPr>
+        <w:t>промпт</w:t>
+      </w:r>
+      <w:proofErr w:type="spellEnd"/>
+      <w:r>
+        <w:rPr>
+          <w:sz w:val="28"/>
+          <w:szCs w:val="28"/>
+        </w:rPr>
+        <w:t>-инжиниринга для задания характера персонажа;</w:t>
       </w:r>
     </w:p>
     <w:p>
@@ -3686,7 +4501,23 @@
           <w:sz w:val="28"/>
           <w:szCs w:val="28"/>
         </w:rPr>
-        <w:t>задокументировать проект в Markdown и представить на сайте.</w:t>
+        <w:t xml:space="preserve">задокументировать проект в </w:t>
+      </w:r>
+      <w:proofErr w:type="spellStart"/>
+      <w:r>
+        <w:rPr>
+          <w:sz w:val="28"/>
+          <w:szCs w:val="28"/>
+        </w:rPr>
+        <w:t>Markdown</w:t>
+      </w:r>
+      <w:proofErr w:type="spellEnd"/>
+      <w:r>
+        <w:rPr>
+          <w:sz w:val="28"/>
+          <w:szCs w:val="28"/>
+        </w:rPr>
+        <w:t xml:space="preserve"> и представить на сайте.</w:t>
       </w:r>
     </w:p>
     <w:p>
@@ -3698,7 +4529,7 @@
           <w:szCs w:val="28"/>
         </w:rPr>
       </w:pPr>
-      <w:bookmarkStart w:id="10" w:name="_Toc230268169"/>
+      <w:bookmarkStart w:id="9" w:name="_Toc230283093"/>
       <w:r>
         <w:rPr>
           <w:color w:val="auto"/>
@@ -3715,7 +4546,7 @@
         </w:rPr>
         <w:t xml:space="preserve"> технологий</w:t>
       </w:r>
-      <w:bookmarkEnd w:id="10"/>
+      <w:bookmarkEnd w:id="9"/>
     </w:p>
     <w:p>
       <w:pPr>
@@ -3744,16 +4575,26 @@
           <w:szCs w:val="28"/>
         </w:rPr>
       </w:pPr>
-      <w:bookmarkStart w:id="11" w:name="_Toc230268170"/>
+      <w:bookmarkStart w:id="10" w:name="_Toc230283094"/>
       <w:r>
         <w:rPr>
           <w:color w:val="auto"/>
           <w:sz w:val="28"/>
           <w:szCs w:val="28"/>
         </w:rPr>
-        <w:t>2.2.1 Ollama</w:t>
-      </w:r>
-      <w:bookmarkEnd w:id="11"/>
+        <w:t xml:space="preserve">2.2.1 </w:t>
+      </w:r>
+      <w:proofErr w:type="spellStart"/>
+      <w:r>
+        <w:rPr>
+          <w:color w:val="auto"/>
+          <w:sz w:val="28"/>
+          <w:szCs w:val="28"/>
+        </w:rPr>
+        <w:t>Ollama</w:t>
+      </w:r>
+      <w:bookmarkEnd w:id="10"/>
+      <w:proofErr w:type="spellEnd"/>
     </w:p>
     <w:p>
       <w:pPr>
@@ -3765,12 +4606,165 @@
           <w:szCs w:val="28"/>
         </w:rPr>
       </w:pPr>
-      <w:r>
-        <w:rPr>
-          <w:sz w:val="28"/>
-          <w:szCs w:val="28"/>
-        </w:rPr>
-        <w:t>Ollama — инструмент для запуска больших языковых моделей (LLM) локально, без подключения к внешним API. Изучены: установка и запуск Ollama, загрузка моделей командой ollama pull, HTTP API для отправки запросов (endpoint /api/chat), параметры генерации (temperature, top_p, num_predict).</w:t>
+      <w:proofErr w:type="spellStart"/>
+      <w:r>
+        <w:rPr>
+          <w:sz w:val="28"/>
+          <w:szCs w:val="28"/>
+        </w:rPr>
+        <w:t>Ollama</w:t>
+      </w:r>
+      <w:proofErr w:type="spellEnd"/>
+      <w:r>
+        <w:rPr>
+          <w:sz w:val="28"/>
+          <w:szCs w:val="28"/>
+        </w:rPr>
+        <w:t xml:space="preserve"> — инструмент для запуска больших языковых моделей (LLM) локально, без подключения к внешним API. Изучены: установка и запуск </w:t>
+      </w:r>
+      <w:proofErr w:type="spellStart"/>
+      <w:r>
+        <w:rPr>
+          <w:sz w:val="28"/>
+          <w:szCs w:val="28"/>
+        </w:rPr>
+        <w:t>Ollama</w:t>
+      </w:r>
+      <w:proofErr w:type="spellEnd"/>
+      <w:r>
+        <w:rPr>
+          <w:sz w:val="28"/>
+          <w:szCs w:val="28"/>
+        </w:rPr>
+        <w:t xml:space="preserve">, загрузка моделей командой </w:t>
+      </w:r>
+      <w:proofErr w:type="spellStart"/>
+      <w:r>
+        <w:rPr>
+          <w:sz w:val="28"/>
+          <w:szCs w:val="28"/>
+        </w:rPr>
+        <w:t>ollama</w:t>
+      </w:r>
+      <w:proofErr w:type="spellEnd"/>
+      <w:r>
+        <w:rPr>
+          <w:sz w:val="28"/>
+          <w:szCs w:val="28"/>
+        </w:rPr>
+        <w:t xml:space="preserve"> </w:t>
+      </w:r>
+      <w:proofErr w:type="spellStart"/>
+      <w:r>
+        <w:rPr>
+          <w:sz w:val="28"/>
+          <w:szCs w:val="28"/>
+        </w:rPr>
+        <w:t>pull</w:t>
+      </w:r>
+      <w:proofErr w:type="spellEnd"/>
+      <w:r>
+        <w:rPr>
+          <w:sz w:val="28"/>
+          <w:szCs w:val="28"/>
+        </w:rPr>
+        <w:t>, HTTP API для отправки запросов (</w:t>
+      </w:r>
+      <w:proofErr w:type="spellStart"/>
+      <w:r>
+        <w:rPr>
+          <w:sz w:val="28"/>
+          <w:szCs w:val="28"/>
+        </w:rPr>
+        <w:t>endpoint</w:t>
+      </w:r>
+      <w:proofErr w:type="spellEnd"/>
+      <w:r>
+        <w:rPr>
+          <w:sz w:val="28"/>
+          <w:szCs w:val="28"/>
+        </w:rPr>
+        <w:t xml:space="preserve"> /</w:t>
+      </w:r>
+      <w:proofErr w:type="spellStart"/>
+      <w:r>
+        <w:rPr>
+          <w:sz w:val="28"/>
+          <w:szCs w:val="28"/>
+        </w:rPr>
+        <w:t>api</w:t>
+      </w:r>
+      <w:proofErr w:type="spellEnd"/>
+      <w:r>
+        <w:rPr>
+          <w:sz w:val="28"/>
+          <w:szCs w:val="28"/>
+        </w:rPr>
+        <w:t>/</w:t>
+      </w:r>
+      <w:proofErr w:type="spellStart"/>
+      <w:r>
+        <w:rPr>
+          <w:sz w:val="28"/>
+          <w:szCs w:val="28"/>
+        </w:rPr>
+        <w:t>chat</w:t>
+      </w:r>
+      <w:proofErr w:type="spellEnd"/>
+      <w:r>
+        <w:rPr>
+          <w:sz w:val="28"/>
+          <w:szCs w:val="28"/>
+        </w:rPr>
+        <w:t>), параметры генерации (</w:t>
+      </w:r>
+      <w:proofErr w:type="spellStart"/>
+      <w:r>
+        <w:rPr>
+          <w:sz w:val="28"/>
+          <w:szCs w:val="28"/>
+        </w:rPr>
+        <w:t>temperature</w:t>
+      </w:r>
+      <w:proofErr w:type="spellEnd"/>
+      <w:r>
+        <w:rPr>
+          <w:sz w:val="28"/>
+          <w:szCs w:val="28"/>
+        </w:rPr>
+        <w:t xml:space="preserve">, </w:t>
+      </w:r>
+      <w:proofErr w:type="spellStart"/>
+      <w:r>
+        <w:rPr>
+          <w:sz w:val="28"/>
+          <w:szCs w:val="28"/>
+        </w:rPr>
+        <w:t>top_p</w:t>
+      </w:r>
+      <w:proofErr w:type="spellEnd"/>
+      <w:r>
+        <w:rPr>
+          <w:sz w:val="28"/>
+          <w:szCs w:val="28"/>
+        </w:rPr>
+        <w:t xml:space="preserve">, </w:t>
+      </w:r>
+      <w:proofErr w:type="spellStart"/>
+      <w:r>
+        <w:rPr>
+          <w:sz w:val="28"/>
+          <w:szCs w:val="28"/>
+        </w:rPr>
+        <w:t>num_predict</w:t>
+      </w:r>
+      <w:proofErr w:type="spellEnd"/>
+      <w:r>
+        <w:rPr>
+          <w:sz w:val="28"/>
+          <w:szCs w:val="28"/>
+        </w:rPr>
+        <w:t>).</w:t>
       </w:r>
     </w:p>
     <w:p>
@@ -3810,7 +4804,7 @@
           <w:lang w:val="en-US"/>
         </w:rPr>
       </w:pPr>
-      <w:bookmarkStart w:id="12" w:name="_Toc230268171"/>
+      <w:bookmarkStart w:id="11" w:name="_Toc230283095"/>
       <w:r>
         <w:rPr>
           <w:color w:val="auto"/>
@@ -3829,7 +4823,7 @@
         </w:rPr>
         <w:t xml:space="preserve"> Bot API</w:t>
       </w:r>
-      <w:bookmarkEnd w:id="12"/>
+      <w:bookmarkEnd w:id="11"/>
     </w:p>
     <w:p>
       <w:pPr>
@@ -3876,7 +4870,39 @@
           <w:sz w:val="28"/>
           <w:szCs w:val="28"/>
         </w:rPr>
-        <w:t>Для разработки использована библиотека python-telegram-bot. Освоены: регистрация бота через @BotFather, обработка входящих сообщений (MessageHandler), асинхронная отправка ответов, управление состоянием диалога.</w:t>
+        <w:t xml:space="preserve">Для разработки использована библиотека </w:t>
+      </w:r>
+      <w:proofErr w:type="spellStart"/>
+      <w:r>
+        <w:rPr>
+          <w:sz w:val="28"/>
+          <w:szCs w:val="28"/>
+        </w:rPr>
+        <w:t>python-telegram-bot</w:t>
+      </w:r>
+      <w:proofErr w:type="spellEnd"/>
+      <w:r>
+        <w:rPr>
+          <w:sz w:val="28"/>
+          <w:szCs w:val="28"/>
+        </w:rPr>
+        <w:t>. Освоены: регистрация бота через @BotFather, обработка входящих сообщений (</w:t>
+      </w:r>
+      <w:proofErr w:type="spellStart"/>
+      <w:r>
+        <w:rPr>
+          <w:sz w:val="28"/>
+          <w:szCs w:val="28"/>
+        </w:rPr>
+        <w:t>MessageHandler</w:t>
+      </w:r>
+      <w:proofErr w:type="spellEnd"/>
+      <w:r>
+        <w:rPr>
+          <w:sz w:val="28"/>
+          <w:szCs w:val="28"/>
+        </w:rPr>
+        <w:t>), асинхронная отправка ответов, управление состоянием диалога.</w:t>
       </w:r>
     </w:p>
     <w:p>
@@ -3888,24 +4914,34 @@
           <w:szCs w:val="28"/>
         </w:rPr>
       </w:pPr>
-      <w:bookmarkStart w:id="13" w:name="_Toc230268172"/>
+      <w:bookmarkStart w:id="12" w:name="_Toc230283096"/>
       <w:r>
         <w:rPr>
           <w:color w:val="auto"/>
           <w:sz w:val="28"/>
           <w:szCs w:val="28"/>
         </w:rPr>
-        <w:t>2.2.3 Промпт</w:t>
-      </w:r>
+        <w:t xml:space="preserve">2.2.3 </w:t>
+      </w:r>
+      <w:proofErr w:type="spellStart"/>
       <w:r>
         <w:rPr>
           <w:color w:val="auto"/>
           <w:sz w:val="28"/>
           <w:szCs w:val="28"/>
         </w:rPr>
+        <w:t>Промпт</w:t>
+      </w:r>
+      <w:proofErr w:type="spellEnd"/>
+      <w:r>
+        <w:rPr>
+          <w:color w:val="auto"/>
+          <w:sz w:val="28"/>
+          <w:szCs w:val="28"/>
+        </w:rPr>
         <w:t>-инжиниринг</w:t>
       </w:r>
-      <w:bookmarkEnd w:id="13"/>
+      <w:bookmarkEnd w:id="12"/>
     </w:p>
     <w:p>
       <w:pPr>
@@ -3934,7 +4970,7 @@
           <w:szCs w:val="28"/>
         </w:rPr>
       </w:pPr>
-      <w:bookmarkStart w:id="14" w:name="_Toc230268173"/>
+      <w:bookmarkStart w:id="13" w:name="_Toc230283097"/>
       <w:r>
         <w:rPr>
           <w:color w:val="auto"/>
@@ -3951,7 +4987,7 @@
         </w:rPr>
         <w:t xml:space="preserve"> и реализация</w:t>
       </w:r>
-      <w:bookmarkEnd w:id="14"/>
+      <w:bookmarkEnd w:id="13"/>
     </w:p>
     <w:p>
       <w:pPr>
@@ -3989,7 +5025,40 @@
           <w:sz w:val="28"/>
           <w:szCs w:val="28"/>
         </w:rPr>
-        <w:t>Telegram Bot API ↔ python-telegram-bot — приём и отправка сообщений;</w:t>
+        <w:lastRenderedPageBreak/>
+        <w:t xml:space="preserve">Telegram </w:t>
+      </w:r>
+      <w:proofErr w:type="spellStart"/>
+      <w:r>
+        <w:rPr>
+          <w:sz w:val="28"/>
+          <w:szCs w:val="28"/>
+        </w:rPr>
+        <w:t>Bot</w:t>
+      </w:r>
+      <w:proofErr w:type="spellEnd"/>
+      <w:r>
+        <w:rPr>
+          <w:sz w:val="28"/>
+          <w:szCs w:val="28"/>
+        </w:rPr>
+        <w:t xml:space="preserve"> API ↔ </w:t>
+      </w:r>
+      <w:proofErr w:type="spellStart"/>
+      <w:r>
+        <w:rPr>
+          <w:sz w:val="28"/>
+          <w:szCs w:val="28"/>
+        </w:rPr>
+        <w:t>python-telegram-bot</w:t>
+      </w:r>
+      <w:proofErr w:type="spellEnd"/>
+      <w:r>
+        <w:rPr>
+          <w:sz w:val="28"/>
+          <w:szCs w:val="28"/>
+        </w:rPr>
+        <w:t xml:space="preserve"> — приём и отправка сообщений;</w:t>
       </w:r>
     </w:p>
     <w:p>
@@ -4010,7 +5079,39 @@
           <w:sz w:val="28"/>
           <w:szCs w:val="28"/>
         </w:rPr>
-        <w:t>Модуль обработчика — формирование запроса к Ollama с системным промптом;</w:t>
+        <w:t xml:space="preserve">Модуль обработчика — формирование запроса к </w:t>
+      </w:r>
+      <w:proofErr w:type="spellStart"/>
+      <w:r>
+        <w:rPr>
+          <w:sz w:val="28"/>
+          <w:szCs w:val="28"/>
+        </w:rPr>
+        <w:t>Ollama</w:t>
+      </w:r>
+      <w:proofErr w:type="spellEnd"/>
+      <w:r>
+        <w:rPr>
+          <w:sz w:val="28"/>
+          <w:szCs w:val="28"/>
+        </w:rPr>
+        <w:t xml:space="preserve"> с системным </w:t>
+      </w:r>
+      <w:proofErr w:type="spellStart"/>
+      <w:r>
+        <w:rPr>
+          <w:sz w:val="28"/>
+          <w:szCs w:val="28"/>
+        </w:rPr>
+        <w:t>промптом</w:t>
+      </w:r>
+      <w:proofErr w:type="spellEnd"/>
+      <w:r>
+        <w:rPr>
+          <w:sz w:val="28"/>
+          <w:szCs w:val="28"/>
+        </w:rPr>
+        <w:t>;</w:t>
       </w:r>
     </w:p>
     <w:p>
@@ -4026,12 +5127,21 @@
           <w:szCs w:val="28"/>
         </w:rPr>
       </w:pPr>
-      <w:r>
-        <w:rPr>
-          <w:sz w:val="28"/>
-          <w:szCs w:val="28"/>
-        </w:rPr>
-        <w:t>Ollama HTTP API — генерация ответа локальной LLM;</w:t>
+      <w:proofErr w:type="spellStart"/>
+      <w:r>
+        <w:rPr>
+          <w:sz w:val="28"/>
+          <w:szCs w:val="28"/>
+        </w:rPr>
+        <w:t>Ollama</w:t>
+      </w:r>
+      <w:proofErr w:type="spellEnd"/>
+      <w:r>
+        <w:rPr>
+          <w:sz w:val="28"/>
+          <w:szCs w:val="28"/>
+        </w:rPr>
+        <w:t xml:space="preserve"> HTTP API — генерация ответа локальной LLM;</w:t>
       </w:r>
     </w:p>
     <w:p>
@@ -4079,7 +5189,71 @@
           <w:sz w:val="28"/>
           <w:szCs w:val="28"/>
         </w:rPr>
-        <w:t>Системный промпт определяет характер «Настюшки»: она всегда отвечает с поддержкой и сочувствием, но вставляет неуместный актуальный сленг («кринж», «вайб», «го», «чилить», «токсик» и др.) и регулярно демонстрирует непонимание серьёзности ситуации, переводя разговор на абсурдные темы.</w:t>
+        <w:t xml:space="preserve">Системный </w:t>
+      </w:r>
+      <w:proofErr w:type="spellStart"/>
+      <w:r>
+        <w:rPr>
+          <w:sz w:val="28"/>
+          <w:szCs w:val="28"/>
+        </w:rPr>
+        <w:t>промпт</w:t>
+      </w:r>
+      <w:proofErr w:type="spellEnd"/>
+      <w:r>
+        <w:rPr>
+          <w:sz w:val="28"/>
+          <w:szCs w:val="28"/>
+        </w:rPr>
+        <w:t xml:space="preserve"> определяет характер «Настюшки»: она всегда отвечает с поддержкой и сочувствием, но вставляет неуместный актуальный сленг («</w:t>
+      </w:r>
+      <w:proofErr w:type="spellStart"/>
+      <w:r>
+        <w:rPr>
+          <w:sz w:val="28"/>
+          <w:szCs w:val="28"/>
+        </w:rPr>
+        <w:t>кринж</w:t>
+      </w:r>
+      <w:proofErr w:type="spellEnd"/>
+      <w:r>
+        <w:rPr>
+          <w:sz w:val="28"/>
+          <w:szCs w:val="28"/>
+        </w:rPr>
+        <w:t>», «</w:t>
+      </w:r>
+      <w:proofErr w:type="spellStart"/>
+      <w:r>
+        <w:rPr>
+          <w:sz w:val="28"/>
+          <w:szCs w:val="28"/>
+        </w:rPr>
+        <w:t>вайб</w:t>
+      </w:r>
+      <w:proofErr w:type="spellEnd"/>
+      <w:r>
+        <w:rPr>
+          <w:sz w:val="28"/>
+          <w:szCs w:val="28"/>
+        </w:rPr>
+        <w:t>», «го», «чилить», «</w:t>
+      </w:r>
+      <w:proofErr w:type="spellStart"/>
+      <w:r>
+        <w:rPr>
+          <w:sz w:val="28"/>
+          <w:szCs w:val="28"/>
+        </w:rPr>
+        <w:t>токсик</w:t>
+      </w:r>
+      <w:proofErr w:type="spellEnd"/>
+      <w:r>
+        <w:rPr>
+          <w:sz w:val="28"/>
+          <w:szCs w:val="28"/>
+        </w:rPr>
+        <w:t>» и др.) и регулярно демонстрирует непонимание серьёзности ситуации, переводя разговор на абсурдные темы.</w:t>
       </w:r>
     </w:p>
     <w:p>
@@ -4106,7 +5280,39 @@
           <w:sz w:val="28"/>
           <w:szCs w:val="28"/>
         </w:rPr>
-        <w:t>Взаимодействие с Ollama реализовано через HTTP-запросы к локальному эндпоинту. История диалога передаётся в каждом запросе для поддержания контекста беседы.</w:t>
+        <w:t xml:space="preserve">Взаимодействие с </w:t>
+      </w:r>
+      <w:proofErr w:type="spellStart"/>
+      <w:r>
+        <w:rPr>
+          <w:sz w:val="28"/>
+          <w:szCs w:val="28"/>
+        </w:rPr>
+        <w:t>Ollama</w:t>
+      </w:r>
+      <w:proofErr w:type="spellEnd"/>
+      <w:r>
+        <w:rPr>
+          <w:sz w:val="28"/>
+          <w:szCs w:val="28"/>
+        </w:rPr>
+        <w:t xml:space="preserve"> реализовано через HTTP-запросы к локальному </w:t>
+      </w:r>
+      <w:proofErr w:type="spellStart"/>
+      <w:r>
+        <w:rPr>
+          <w:sz w:val="28"/>
+          <w:szCs w:val="28"/>
+        </w:rPr>
+        <w:t>эндпоинту</w:t>
+      </w:r>
+      <w:proofErr w:type="spellEnd"/>
+      <w:r>
+        <w:rPr>
+          <w:sz w:val="28"/>
+          <w:szCs w:val="28"/>
+        </w:rPr>
+        <w:t>. История диалога передаётся в каждом запросе для поддержания контекста беседы.</w:t>
       </w:r>
     </w:p>
     <w:p>
@@ -4118,14 +5324,13 @@
           <w:szCs w:val="28"/>
         </w:rPr>
       </w:pPr>
-      <w:bookmarkStart w:id="15" w:name="_Toc230268174"/>
+      <w:bookmarkStart w:id="14" w:name="_Toc230283098"/>
       <w:r>
         <w:rPr>
           <w:color w:val="auto"/>
           <w:sz w:val="28"/>
           <w:szCs w:val="28"/>
         </w:rPr>
-        <w:lastRenderedPageBreak/>
         <w:t>2.4 Описание</w:t>
       </w:r>
       <w:r>
@@ -4136,7 +5341,7 @@
         </w:rPr>
         <w:t xml:space="preserve"> поведения бота</w:t>
       </w:r>
-      <w:bookmarkEnd w:id="15"/>
+      <w:bookmarkEnd w:id="14"/>
     </w:p>
     <w:p>
       <w:pPr>
@@ -4153,7 +5358,23 @@
           <w:sz w:val="28"/>
           <w:szCs w:val="28"/>
         </w:rPr>
-        <w:t>Ключевые поведенческие черты «Настюшки», заданные системным промптом:</w:t>
+        <w:t xml:space="preserve">Ключевые поведенческие черты «Настюшки», заданные системным </w:t>
+      </w:r>
+      <w:proofErr w:type="spellStart"/>
+      <w:r>
+        <w:rPr>
+          <w:sz w:val="28"/>
+          <w:szCs w:val="28"/>
+        </w:rPr>
+        <w:t>промптом</w:t>
+      </w:r>
+      <w:proofErr w:type="spellEnd"/>
+      <w:r>
+        <w:rPr>
+          <w:sz w:val="28"/>
+          <w:szCs w:val="28"/>
+        </w:rPr>
+        <w:t>:</w:t>
       </w:r>
     </w:p>
     <w:p>
@@ -4174,7 +5395,71 @@
           <w:sz w:val="28"/>
           <w:szCs w:val="28"/>
         </w:rPr>
-        <w:t>Всегда выражает поддержку, но формулирует её максимально неуместно и по-молодёжному («это полный кринж, но ты справишься, чекай вайб»);</w:t>
+        <w:t xml:space="preserve">Всегда выражает поддержку, но формулирует её максимально неуместно и </w:t>
+      </w:r>
+      <w:proofErr w:type="spellStart"/>
+      <w:r>
+        <w:rPr>
+          <w:sz w:val="28"/>
+          <w:szCs w:val="28"/>
+        </w:rPr>
+        <w:t>по-молодёжному</w:t>
+      </w:r>
+      <w:proofErr w:type="spellEnd"/>
+      <w:r>
+        <w:rPr>
+          <w:sz w:val="28"/>
+          <w:szCs w:val="28"/>
+        </w:rPr>
+        <w:t xml:space="preserve"> («это полный </w:t>
+      </w:r>
+      <w:proofErr w:type="spellStart"/>
+      <w:r>
+        <w:rPr>
+          <w:sz w:val="28"/>
+          <w:szCs w:val="28"/>
+        </w:rPr>
+        <w:t>кринж</w:t>
+      </w:r>
+      <w:proofErr w:type="spellEnd"/>
+      <w:r>
+        <w:rPr>
+          <w:sz w:val="28"/>
+          <w:szCs w:val="28"/>
+        </w:rPr>
+        <w:t xml:space="preserve">, но ты справишься, </w:t>
+      </w:r>
+      <w:proofErr w:type="spellStart"/>
+      <w:r>
+        <w:rPr>
+          <w:sz w:val="28"/>
+          <w:szCs w:val="28"/>
+        </w:rPr>
+        <w:t>чекай</w:t>
+      </w:r>
+      <w:proofErr w:type="spellEnd"/>
+      <w:r>
+        <w:rPr>
+          <w:sz w:val="28"/>
+          <w:szCs w:val="28"/>
+        </w:rPr>
+        <w:t xml:space="preserve"> </w:t>
+      </w:r>
+      <w:proofErr w:type="spellStart"/>
+      <w:r>
+        <w:rPr>
+          <w:sz w:val="28"/>
+          <w:szCs w:val="28"/>
+        </w:rPr>
+        <w:t>вайб</w:t>
+      </w:r>
+      <w:proofErr w:type="spellEnd"/>
+      <w:r>
+        <w:rPr>
+          <w:sz w:val="28"/>
+          <w:szCs w:val="28"/>
+        </w:rPr>
+        <w:t>»);</w:t>
       </w:r>
     </w:p>
     <w:p>
@@ -4305,7 +5590,27 @@
           <w:sz w:val="28"/>
           <w:szCs w:val="28"/>
         </w:rPr>
-        <w:t>Пользователь: «Мне грустно, не знаю что делать.»</w:t>
+        <w:t xml:space="preserve">Пользователь: «Мне грустно, не </w:t>
+      </w:r>
+      <w:proofErr w:type="gramStart"/>
+      <w:r>
+        <w:rPr>
+          <w:i/>
+          <w:iCs/>
+          <w:sz w:val="28"/>
+          <w:szCs w:val="28"/>
+        </w:rPr>
+        <w:t>знаю</w:t>
+      </w:r>
+      <w:proofErr w:type="gramEnd"/>
+      <w:r>
+        <w:rPr>
+          <w:i/>
+          <w:iCs/>
+          <w:sz w:val="28"/>
+          <w:szCs w:val="28"/>
+        </w:rPr>
+        <w:t xml:space="preserve"> что делать.»</w:t>
       </w:r>
     </w:p>
     <w:p>
@@ -4318,6 +5623,7 @@
           <w:szCs w:val="28"/>
         </w:rPr>
       </w:pPr>
+      <w:proofErr w:type="spellStart"/>
       <w:r>
         <w:rPr>
           <w:i/>
@@ -4325,7 +5631,77 @@
           <w:sz w:val="28"/>
           <w:szCs w:val="28"/>
         </w:rPr>
-        <w:t>Настюшка: «Ой, это такой кринж-вайб, реально. Но слушай, го чилить? Вообще не понимаю это слово "грустно", это что-то из тиктока? В любом случае ты топ, не токсикуй на себя!»</w:t>
+        <w:t>Настюшка</w:t>
+      </w:r>
+      <w:proofErr w:type="spellEnd"/>
+      <w:r>
+        <w:rPr>
+          <w:i/>
+          <w:iCs/>
+          <w:sz w:val="28"/>
+          <w:szCs w:val="28"/>
+        </w:rPr>
+        <w:t xml:space="preserve">: «Ой, это такой </w:t>
+      </w:r>
+      <w:proofErr w:type="spellStart"/>
+      <w:r>
+        <w:rPr>
+          <w:i/>
+          <w:iCs/>
+          <w:sz w:val="28"/>
+          <w:szCs w:val="28"/>
+        </w:rPr>
+        <w:t>кринж-вайб</w:t>
+      </w:r>
+      <w:proofErr w:type="spellEnd"/>
+      <w:r>
+        <w:rPr>
+          <w:i/>
+          <w:iCs/>
+          <w:sz w:val="28"/>
+          <w:szCs w:val="28"/>
+        </w:rPr>
+        <w:t xml:space="preserve">, реально. Но слушай, го чилить? Вообще не понимаю это слово "грустно", это что-то из </w:t>
+      </w:r>
+      <w:proofErr w:type="spellStart"/>
+      <w:r>
+        <w:rPr>
+          <w:i/>
+          <w:iCs/>
+          <w:sz w:val="28"/>
+          <w:szCs w:val="28"/>
+        </w:rPr>
+        <w:t>тиктока</w:t>
+      </w:r>
+      <w:proofErr w:type="spellEnd"/>
+      <w:r>
+        <w:rPr>
+          <w:i/>
+          <w:iCs/>
+          <w:sz w:val="28"/>
+          <w:szCs w:val="28"/>
+        </w:rPr>
+        <w:t xml:space="preserve">? В любом случае ты топ, не </w:t>
+      </w:r>
+      <w:proofErr w:type="spellStart"/>
+      <w:r>
+        <w:rPr>
+          <w:i/>
+          <w:iCs/>
+          <w:sz w:val="28"/>
+          <w:szCs w:val="28"/>
+        </w:rPr>
+        <w:t>токсикуй</w:t>
+      </w:r>
+      <w:proofErr w:type="spellEnd"/>
+      <w:r>
+        <w:rPr>
+          <w:i/>
+          <w:iCs/>
+          <w:sz w:val="28"/>
+          <w:szCs w:val="28"/>
+        </w:rPr>
+        <w:t xml:space="preserve"> на себя!»</w:t>
       </w:r>
     </w:p>
     <w:p>
@@ -4337,7 +5713,7 @@
           <w:szCs w:val="28"/>
         </w:rPr>
       </w:pPr>
-      <w:bookmarkStart w:id="16" w:name="_Toc230268175"/>
+      <w:bookmarkStart w:id="15" w:name="_Toc230283099"/>
       <w:r>
         <w:rPr>
           <w:color w:val="auto"/>
@@ -4354,7 +5730,7 @@
         </w:rPr>
         <w:t xml:space="preserve"> и доработка</w:t>
       </w:r>
-      <w:bookmarkEnd w:id="16"/>
+      <w:bookmarkEnd w:id="15"/>
     </w:p>
     <w:p>
       <w:pPr>
@@ -4443,7 +5819,23 @@
           <w:sz w:val="28"/>
           <w:szCs w:val="28"/>
         </w:rPr>
-        <w:t>команда /reset — сброс контекста диалога и начало нового разговора;</w:t>
+        <w:t>команда /</w:t>
+      </w:r>
+      <w:proofErr w:type="spellStart"/>
+      <w:r>
+        <w:rPr>
+          <w:sz w:val="28"/>
+          <w:szCs w:val="28"/>
+        </w:rPr>
+        <w:t>reset</w:t>
+      </w:r>
+      <w:proofErr w:type="spellEnd"/>
+      <w:r>
+        <w:rPr>
+          <w:sz w:val="28"/>
+          <w:szCs w:val="28"/>
+        </w:rPr>
+        <w:t xml:space="preserve"> — сброс контекста диалога и начало нового разговора;</w:t>
       </w:r>
     </w:p>
     <w:p>
@@ -4464,7 +5856,23 @@
           <w:sz w:val="28"/>
           <w:szCs w:val="28"/>
         </w:rPr>
-        <w:t>настраиваемый уровень «абсурдности» через параметр temperature модели.</w:t>
+        <w:t xml:space="preserve">настраиваемый уровень «абсурдности» через параметр </w:t>
+      </w:r>
+      <w:proofErr w:type="spellStart"/>
+      <w:r>
+        <w:rPr>
+          <w:sz w:val="28"/>
+          <w:szCs w:val="28"/>
+        </w:rPr>
+        <w:t>temperature</w:t>
+      </w:r>
+      <w:proofErr w:type="spellEnd"/>
+      <w:r>
+        <w:rPr>
+          <w:sz w:val="28"/>
+          <w:szCs w:val="28"/>
+        </w:rPr>
+        <w:t xml:space="preserve"> модели.</w:t>
       </w:r>
     </w:p>
     <w:p>
@@ -4518,7 +5926,6 @@
           <w:sz w:val="28"/>
           <w:szCs w:val="28"/>
         </w:rPr>
-        <w:lastRenderedPageBreak/>
         <w:t>Ожидаемые трудозатраты на вариативную часть: 32–40 часов. Фактические затраты соответствуют плановым.</w:t>
       </w:r>
     </w:p>
@@ -4545,7 +5952,7 @@
           <w:color w:val="auto"/>
         </w:rPr>
       </w:pPr>
-      <w:bookmarkStart w:id="17" w:name="_Toc230268176"/>
+      <w:bookmarkStart w:id="16" w:name="_Toc230283100"/>
       <w:r>
         <w:rPr>
           <w:color w:val="auto"/>
@@ -4553,7 +5960,7 @@
         <w:lastRenderedPageBreak/>
         <w:t>ЗАКЛЮЧЕНИЕ</w:t>
       </w:r>
-      <w:bookmarkEnd w:id="17"/>
+      <w:bookmarkEnd w:id="16"/>
     </w:p>
     <w:p>
       <w:pPr>
@@ -4597,7 +6004,55 @@
           <w:sz w:val="28"/>
           <w:szCs w:val="28"/>
         </w:rPr>
-        <w:t>В рамках базовой части освоены: система контроля версий Git, платформа GitHub, язык разметки Markdown, генератор статических сайтов Hugo, основы HTML5 и CSS3. Создан и опубликован сайт http://web-verse.ru с полным комплектом требуемых страниц.</w:t>
+        <w:t xml:space="preserve">В рамках базовой части освоены: система контроля версий </w:t>
+      </w:r>
+      <w:proofErr w:type="spellStart"/>
+      <w:r>
+        <w:rPr>
+          <w:sz w:val="28"/>
+          <w:szCs w:val="28"/>
+        </w:rPr>
+        <w:t>Git</w:t>
+      </w:r>
+      <w:proofErr w:type="spellEnd"/>
+      <w:r>
+        <w:rPr>
+          <w:sz w:val="28"/>
+          <w:szCs w:val="28"/>
+        </w:rPr>
+        <w:t xml:space="preserve">, платформа </w:t>
+      </w:r>
+      <w:proofErr w:type="spellStart"/>
+      <w:r>
+        <w:rPr>
+          <w:sz w:val="28"/>
+          <w:szCs w:val="28"/>
+        </w:rPr>
+        <w:t>GitHub</w:t>
+      </w:r>
+      <w:proofErr w:type="spellEnd"/>
+      <w:r>
+        <w:rPr>
+          <w:sz w:val="28"/>
+          <w:szCs w:val="28"/>
+        </w:rPr>
+        <w:t xml:space="preserve">, язык разметки </w:t>
+      </w:r>
+      <w:proofErr w:type="spellStart"/>
+      <w:r>
+        <w:rPr>
+          <w:sz w:val="28"/>
+          <w:szCs w:val="28"/>
+        </w:rPr>
+        <w:t>Markdown</w:t>
+      </w:r>
+      <w:proofErr w:type="spellEnd"/>
+      <w:r>
+        <w:rPr>
+          <w:sz w:val="28"/>
+          <w:szCs w:val="28"/>
+        </w:rPr>
+        <w:t>, генератор статических сайтов Hugo, основы HTML5 и CSS3. Создан и опубликован сайт http://web-verse.ru с полным комплектом требуемых страниц.</w:t>
       </w:r>
     </w:p>
     <w:p>
@@ -4624,7 +6079,55 @@
           <w:sz w:val="28"/>
           <w:szCs w:val="28"/>
         </w:rPr>
-        <w:t>В рамках вариативной части разработан Telegram-бот «Настюшка» на базе локальной языковой модели Ollama. В процессе работы изучены принципы функционирования LLM, техники промпт-инжиниринга, разработка Telegram-ботов на Python. Бот успешно реализует заданный характер персонажа и полностью работоспособен.</w:t>
+        <w:t>В рамках вариативной части разработан Telegram-бот «</w:t>
+      </w:r>
+      <w:proofErr w:type="spellStart"/>
+      <w:r>
+        <w:rPr>
+          <w:sz w:val="28"/>
+          <w:szCs w:val="28"/>
+        </w:rPr>
+        <w:t>Настюшка</w:t>
+      </w:r>
+      <w:proofErr w:type="spellEnd"/>
+      <w:r>
+        <w:rPr>
+          <w:sz w:val="28"/>
+          <w:szCs w:val="28"/>
+        </w:rPr>
+        <w:t xml:space="preserve">» на базе локальной языковой модели </w:t>
+      </w:r>
+      <w:proofErr w:type="spellStart"/>
+      <w:r>
+        <w:rPr>
+          <w:sz w:val="28"/>
+          <w:szCs w:val="28"/>
+        </w:rPr>
+        <w:t>Ollama</w:t>
+      </w:r>
+      <w:proofErr w:type="spellEnd"/>
+      <w:r>
+        <w:rPr>
+          <w:sz w:val="28"/>
+          <w:szCs w:val="28"/>
+        </w:rPr>
+        <w:t xml:space="preserve">. В процессе работы изучены принципы функционирования LLM, техники </w:t>
+      </w:r>
+      <w:proofErr w:type="spellStart"/>
+      <w:r>
+        <w:rPr>
+          <w:sz w:val="28"/>
+          <w:szCs w:val="28"/>
+        </w:rPr>
+        <w:t>промпт</w:t>
+      </w:r>
+      <w:proofErr w:type="spellEnd"/>
+      <w:r>
+        <w:rPr>
+          <w:sz w:val="28"/>
+          <w:szCs w:val="28"/>
+        </w:rPr>
+        <w:t>-инжиниринга, разработка Telegram-ботов на Python. Бот успешно реализует заданный характер персонажа и полностью работоспособен.</w:t>
       </w:r>
     </w:p>
     <w:p>
@@ -4677,7 +6180,7 @@
           <w:color w:val="auto"/>
         </w:rPr>
       </w:pPr>
-      <w:bookmarkStart w:id="18" w:name="_Toc230268177"/>
+      <w:bookmarkStart w:id="17" w:name="_Toc230283101"/>
       <w:r>
         <w:rPr>
           <w:color w:val="auto"/>
@@ -4685,7 +6188,7 @@
         <w:lastRenderedPageBreak/>
         <w:t>СПИСОК ИСПОЛЬЗОВАННЫХ ИСТОЧНИКОВ</w:t>
       </w:r>
-      <w:bookmarkEnd w:id="18"/>
+      <w:bookmarkEnd w:id="17"/>
     </w:p>
     <w:p>
       <w:pPr>
@@ -4702,7 +6205,23 @@
           <w:sz w:val="28"/>
           <w:szCs w:val="28"/>
         </w:rPr>
-        <w:t>1.  Git — официальная документация [Электронный ресурс]. — URL: https://git-scm.com/book/ru/v2 (дата обращения: 24.05.2025).</w:t>
+        <w:t xml:space="preserve">1.  </w:t>
+      </w:r>
+      <w:proofErr w:type="spellStart"/>
+      <w:r>
+        <w:rPr>
+          <w:sz w:val="28"/>
+          <w:szCs w:val="28"/>
+        </w:rPr>
+        <w:t>Git</w:t>
+      </w:r>
+      <w:proofErr w:type="spellEnd"/>
+      <w:r>
+        <w:rPr>
+          <w:sz w:val="28"/>
+          <w:szCs w:val="28"/>
+        </w:rPr>
+        <w:t xml:space="preserve"> — официальная документация [Электронный ресурс]. — URL: https://git-scm.com/book/ru/v2 (дата обращения: 24.05.2025).</w:t>
       </w:r>
     </w:p>
     <w:p>
@@ -4738,7 +6257,23 @@
           <w:sz w:val="28"/>
           <w:szCs w:val="28"/>
         </w:rPr>
-        <w:t>3.  Основы HTML — MDN Web Docs [Электронный ресурс]. — URL: https://developer.mozilla.org/ru/docs/Learn_web_development/Getting_started/Your_first_website/Creating_the_content (дата обращения: 24.05.2025).</w:t>
+        <w:t xml:space="preserve">3.  Основы HTML — MDN Web </w:t>
+      </w:r>
+      <w:proofErr w:type="spellStart"/>
+      <w:r>
+        <w:rPr>
+          <w:sz w:val="28"/>
+          <w:szCs w:val="28"/>
+        </w:rPr>
+        <w:t>Docs</w:t>
+      </w:r>
+      <w:proofErr w:type="spellEnd"/>
+      <w:r>
+        <w:rPr>
+          <w:sz w:val="28"/>
+          <w:szCs w:val="28"/>
+        </w:rPr>
+        <w:t xml:space="preserve"> [Электронный ресурс]. — URL: https://developer.mozilla.org/ru/docs/Learn_web_development/Getting_started/Your_first_website/Creating_the_content (дата обращения: 24.05.2025).</w:t>
       </w:r>
     </w:p>
     <w:p>
@@ -4756,7 +6291,23 @@
           <w:sz w:val="28"/>
           <w:szCs w:val="28"/>
         </w:rPr>
-        <w:t>4.  Основы CSS — MDN Web Docs [Электронный ресурс]. — URL: https://developer.mozilla.org/ru/docs/Web/CSS (дата обращения: 24.05.2025).</w:t>
+        <w:t xml:space="preserve">4.  Основы CSS — MDN Web </w:t>
+      </w:r>
+      <w:proofErr w:type="spellStart"/>
+      <w:r>
+        <w:rPr>
+          <w:sz w:val="28"/>
+          <w:szCs w:val="28"/>
+        </w:rPr>
+        <w:t>Docs</w:t>
+      </w:r>
+      <w:proofErr w:type="spellEnd"/>
+      <w:r>
+        <w:rPr>
+          <w:sz w:val="28"/>
+          <w:szCs w:val="28"/>
+        </w:rPr>
+        <w:t xml:space="preserve"> [Электронный ресурс]. — URL: https://developer.mozilla.org/ru/docs/Web/CSS (дата обращения: 24.05.2025).</w:t>
       </w:r>
     </w:p>
     <w:p>
@@ -4774,7 +6325,23 @@
           <w:sz w:val="28"/>
           <w:szCs w:val="28"/>
         </w:rPr>
-        <w:t>5.  Ollama — документация [Электронный ресурс]. — URL: https://ollama.com/ (дата обращения: 24.05.2025).</w:t>
+        <w:t xml:space="preserve">5.  </w:t>
+      </w:r>
+      <w:proofErr w:type="spellStart"/>
+      <w:r>
+        <w:rPr>
+          <w:sz w:val="28"/>
+          <w:szCs w:val="28"/>
+        </w:rPr>
+        <w:t>Ollama</w:t>
+      </w:r>
+      <w:proofErr w:type="spellEnd"/>
+      <w:r>
+        <w:rPr>
+          <w:sz w:val="28"/>
+          <w:szCs w:val="28"/>
+        </w:rPr>
+        <w:t xml:space="preserve"> — документация [Электронный ресурс]. — URL: https://ollama.com/ (дата обращения: 24.05.2025).</w:t>
       </w:r>
     </w:p>
     <w:p>
@@ -4792,7 +6359,23 @@
           <w:sz w:val="28"/>
           <w:szCs w:val="28"/>
         </w:rPr>
-        <w:t>6.  python-telegram-bot — документация [Электронный ресурс]. — URL: https://python-telegram-bot.org/ (дата обращения: 24.05.2025).</w:t>
+        <w:t xml:space="preserve">6.  </w:t>
+      </w:r>
+      <w:proofErr w:type="spellStart"/>
+      <w:r>
+        <w:rPr>
+          <w:sz w:val="28"/>
+          <w:szCs w:val="28"/>
+        </w:rPr>
+        <w:t>python-telegram-bot</w:t>
+      </w:r>
+      <w:proofErr w:type="spellEnd"/>
+      <w:r>
+        <w:rPr>
+          <w:sz w:val="28"/>
+          <w:szCs w:val="28"/>
+        </w:rPr>
+        <w:t xml:space="preserve"> — документация [Электронный ресурс]. — URL: https://python-telegram-bot.org/ (дата обращения: 24.05.2025).</w:t>
       </w:r>
     </w:p>
     <w:p>
@@ -4810,7 +6393,53 @@
           <w:sz w:val="28"/>
           <w:szCs w:val="28"/>
         </w:rPr>
-        <w:t>7.  Telegram Bot API — официальная документация [Электронный ресурс]. — URL: https://core.telegram.org/bots/api (дата обращения: 24.05.2025).</w:t>
+        <w:t xml:space="preserve">7.  Telegram </w:t>
+      </w:r>
+      <w:proofErr w:type="spellStart"/>
+      <w:r>
+        <w:rPr>
+          <w:sz w:val="28"/>
+          <w:szCs w:val="28"/>
+        </w:rPr>
+        <w:t>Bot</w:t>
+      </w:r>
+      <w:proofErr w:type="spellEnd"/>
+      <w:r>
+        <w:rPr>
+          <w:sz w:val="28"/>
+          <w:szCs w:val="28"/>
+        </w:rPr>
+        <w:t xml:space="preserve"> API — официальная документация [Электронный ресурс]. — URL: </w:t>
+      </w:r>
+      <w:proofErr w:type="gramStart"/>
+      <w:r>
+        <w:rPr>
+          <w:sz w:val="28"/>
+          <w:szCs w:val="28"/>
+        </w:rPr>
+        <w:t>https://core.telegram.org/bots/api</w:t>
+      </w:r>
+      <w:r>
+        <w:rPr>
+          <w:sz w:val="28"/>
+          <w:szCs w:val="28"/>
+        </w:rPr>
+        <w:t xml:space="preserve"> </w:t>
+      </w:r>
+      <w:r>
+        <w:rPr>
+          <w:sz w:val="28"/>
+          <w:szCs w:val="28"/>
+        </w:rPr>
+        <w:t xml:space="preserve"> (</w:t>
+      </w:r>
+      <w:proofErr w:type="gramEnd"/>
+      <w:r>
+        <w:rPr>
+          <w:sz w:val="28"/>
+          <w:szCs w:val="28"/>
+        </w:rPr>
+        <w:t>дата обращения: 24.05.2025).</w:t>
       </w:r>
     </w:p>
     <w:p>
@@ -4828,7 +6457,39 @@
           <w:sz w:val="28"/>
           <w:szCs w:val="28"/>
         </w:rPr>
-        <w:t>8.  Уроки по Markdown — Hexlet [Электронный ресурс]. — URL: https://ru.hexlet.io/lesson_filters/markdown (дата обращения: 24.05.2025).</w:t>
+        <w:t xml:space="preserve">8.  Уроки по </w:t>
+      </w:r>
+      <w:proofErr w:type="spellStart"/>
+      <w:r>
+        <w:rPr>
+          <w:sz w:val="28"/>
+          <w:szCs w:val="28"/>
+        </w:rPr>
+        <w:t>Markdown</w:t>
+      </w:r>
+      <w:proofErr w:type="spellEnd"/>
+      <w:r>
+        <w:rPr>
+          <w:sz w:val="28"/>
+          <w:szCs w:val="28"/>
+        </w:rPr>
+        <w:t xml:space="preserve"> — </w:t>
+      </w:r>
+      <w:proofErr w:type="spellStart"/>
+      <w:r>
+        <w:rPr>
+          <w:sz w:val="28"/>
+          <w:szCs w:val="28"/>
+        </w:rPr>
+        <w:t>Hexlet</w:t>
+      </w:r>
+      <w:proofErr w:type="spellEnd"/>
+      <w:r>
+        <w:rPr>
+          <w:sz w:val="28"/>
+          <w:szCs w:val="28"/>
+        </w:rPr>
+        <w:t xml:space="preserve"> [Электронный ресурс]. — URL: https://ru.hexlet.io/lesson_filters/markdown (дата обращения: 24.05.2025).</w:t>
       </w:r>
     </w:p>
     <w:p>
@@ -4853,7 +6514,71 @@
           <w:sz w:val="28"/>
           <w:szCs w:val="28"/>
         </w:rPr>
-        <w:t>.  codecrafters-io/build-your-own-x [Электронный ресурс]. — URL: https://github.com/codecrafters-io/build-your-own-x (дата обращения: 24.05.2025).</w:t>
+        <w:t xml:space="preserve">.  </w:t>
+      </w:r>
+      <w:proofErr w:type="spellStart"/>
+      <w:r>
+        <w:rPr>
+          <w:sz w:val="28"/>
+          <w:szCs w:val="28"/>
+        </w:rPr>
+        <w:t>codecrafters-io</w:t>
+      </w:r>
+      <w:proofErr w:type="spellEnd"/>
+      <w:r>
+        <w:rPr>
+          <w:sz w:val="28"/>
+          <w:szCs w:val="28"/>
+        </w:rPr>
+        <w:t>/</w:t>
+      </w:r>
+      <w:proofErr w:type="spellStart"/>
+      <w:r>
+        <w:rPr>
+          <w:sz w:val="28"/>
+          <w:szCs w:val="28"/>
+        </w:rPr>
+        <w:t>build</w:t>
+      </w:r>
+      <w:proofErr w:type="spellEnd"/>
+      <w:r>
+        <w:rPr>
+          <w:sz w:val="28"/>
+          <w:szCs w:val="28"/>
+        </w:rPr>
+        <w:t>-</w:t>
+      </w:r>
+      <w:proofErr w:type="spellStart"/>
+      <w:r>
+        <w:rPr>
+          <w:sz w:val="28"/>
+          <w:szCs w:val="28"/>
+        </w:rPr>
+        <w:t>your</w:t>
+      </w:r>
+      <w:proofErr w:type="spellEnd"/>
+      <w:r>
+        <w:rPr>
+          <w:sz w:val="28"/>
+          <w:szCs w:val="28"/>
+        </w:rPr>
+        <w:t>-</w:t>
+      </w:r>
+      <w:proofErr w:type="spellStart"/>
+      <w:r>
+        <w:rPr>
+          <w:sz w:val="28"/>
+          <w:szCs w:val="28"/>
+        </w:rPr>
+        <w:t>own</w:t>
+      </w:r>
+      <w:proofErr w:type="spellEnd"/>
+      <w:r>
+        <w:rPr>
+          <w:sz w:val="28"/>
+          <w:szCs w:val="28"/>
+        </w:rPr>
+        <w:t>-x [Электронный ресурс]. — URL: https://github.com/codecrafters-io/build-your-own-x (дата обращения: 24.05.2025).</w:t>
       </w:r>
     </w:p>
     <w:p>
@@ -4885,7 +6610,39 @@
           <w:sz w:val="28"/>
           <w:szCs w:val="28"/>
         </w:rPr>
-        <w:t>.  DevTools для «чайников» — Habr [Электронный ресурс]. — URL: https://habr.com/ru/articles/548898/ (дата обращения: 24.05.2025).</w:t>
+        <w:t xml:space="preserve">.  </w:t>
+      </w:r>
+      <w:proofErr w:type="spellStart"/>
+      <w:r>
+        <w:rPr>
+          <w:sz w:val="28"/>
+          <w:szCs w:val="28"/>
+        </w:rPr>
+        <w:t>DevTools</w:t>
+      </w:r>
+      <w:proofErr w:type="spellEnd"/>
+      <w:r>
+        <w:rPr>
+          <w:sz w:val="28"/>
+          <w:szCs w:val="28"/>
+        </w:rPr>
+        <w:t xml:space="preserve"> для «чайников» — </w:t>
+      </w:r>
+      <w:proofErr w:type="spellStart"/>
+      <w:r>
+        <w:rPr>
+          <w:sz w:val="28"/>
+          <w:szCs w:val="28"/>
+        </w:rPr>
+        <w:t>Habr</w:t>
+      </w:r>
+      <w:proofErr w:type="spellEnd"/>
+      <w:r>
+        <w:rPr>
+          <w:sz w:val="28"/>
+          <w:szCs w:val="28"/>
+        </w:rPr>
+        <w:t xml:space="preserve"> [Электронный ресурс]. — URL: https://habr.com/ru/articles/548898/ (дата обращения: 24.05.2025).</w:t>
       </w:r>
     </w:p>
     <w:p>
@@ -4917,15 +6674,32 @@
           <w:sz w:val="28"/>
           <w:szCs w:val="28"/>
         </w:rPr>
-        <w:t>.  ГОСТ 7.32-2017 Отчёт о научно-исследовательской работе. Структура и правила оформления. — М.: Стандартинформ, 2017.</w:t>
+        <w:t xml:space="preserve">.  ГОСТ 7.32-2017 Отчёт о научно-исследовательской работе. Структура и правила оформления. — М.: </w:t>
+      </w:r>
+      <w:proofErr w:type="spellStart"/>
+      <w:r>
+        <w:rPr>
+          <w:sz w:val="28"/>
+          <w:szCs w:val="28"/>
+        </w:rPr>
+        <w:t>Стандартинформ</w:t>
+      </w:r>
+      <w:proofErr w:type="spellEnd"/>
+      <w:r>
+        <w:rPr>
+          <w:sz w:val="28"/>
+          <w:szCs w:val="28"/>
+        </w:rPr>
+        <w:t>, 2017.</w:t>
       </w:r>
     </w:p>
     <w:sectPr>
-      <w:headerReference w:type="default" r:id="rId8"/>
-      <w:footerReference w:type="default" r:id="rId9"/>
+      <w:headerReference w:type="default" r:id="rId20"/>
+      <w:footerReference w:type="default" r:id="rId21"/>
       <w:pgSz w:w="11906" w:h="16838"/>
       <w:pgMar w:top="1134" w:right="992" w:bottom="1134" w:left="1701" w:header="708" w:footer="708" w:gutter="0"/>
       <w:cols w:space="720"/>
+      <w:titlePg/>
       <w:docGrid w:linePitch="360"/>
     </w:sectPr>
   </w:body>
@@ -5168,6 +6942,92 @@
     </w:lvl>
   </w:abstractNum>
   <w:abstractNum w:abstractNumId="2" w15:restartNumberingAfterBreak="0">
+    <w:nsid w:val="11AC2954"/>
+    <w:multiLevelType w:val="hybridMultilevel"/>
+    <w:tmpl w:val="8F148316"/>
+    <w:lvl w:ilvl="0" w:tplc="0419000F">
+      <w:start w:val="1"/>
+      <w:numFmt w:val="decimal"/>
+      <w:lvlText w:val="%1."/>
+      <w:lvlJc w:val="left"/>
+      <w:pPr>
+        <w:ind w:left="1440" w:hanging="360"/>
+      </w:pPr>
+    </w:lvl>
+    <w:lvl w:ilvl="1" w:tplc="04190019" w:tentative="1">
+      <w:start w:val="1"/>
+      <w:numFmt w:val="lowerLetter"/>
+      <w:lvlText w:val="%2."/>
+      <w:lvlJc w:val="left"/>
+      <w:pPr>
+        <w:ind w:left="2160" w:hanging="360"/>
+      </w:pPr>
+    </w:lvl>
+    <w:lvl w:ilvl="2" w:tplc="0419001B" w:tentative="1">
+      <w:start w:val="1"/>
+      <w:numFmt w:val="lowerRoman"/>
+      <w:lvlText w:val="%3."/>
+      <w:lvlJc w:val="right"/>
+      <w:pPr>
+        <w:ind w:left="2880" w:hanging="180"/>
+      </w:pPr>
+    </w:lvl>
+    <w:lvl w:ilvl="3" w:tplc="0419000F" w:tentative="1">
+      <w:start w:val="1"/>
+      <w:numFmt w:val="decimal"/>
+      <w:lvlText w:val="%4."/>
+      <w:lvlJc w:val="left"/>
+      <w:pPr>
+        <w:ind w:left="3600" w:hanging="360"/>
+      </w:pPr>
+    </w:lvl>
+    <w:lvl w:ilvl="4" w:tplc="04190019" w:tentative="1">
+      <w:start w:val="1"/>
+      <w:numFmt w:val="lowerLetter"/>
+      <w:lvlText w:val="%5."/>
+      <w:lvlJc w:val="left"/>
+      <w:pPr>
+        <w:ind w:left="4320" w:hanging="360"/>
+      </w:pPr>
+    </w:lvl>
+    <w:lvl w:ilvl="5" w:tplc="0419001B" w:tentative="1">
+      <w:start w:val="1"/>
+      <w:numFmt w:val="lowerRoman"/>
+      <w:lvlText w:val="%6."/>
+      <w:lvlJc w:val="right"/>
+      <w:pPr>
+        <w:ind w:left="5040" w:hanging="180"/>
+      </w:pPr>
+    </w:lvl>
+    <w:lvl w:ilvl="6" w:tplc="0419000F" w:tentative="1">
+      <w:start w:val="1"/>
+      <w:numFmt w:val="decimal"/>
+      <w:lvlText w:val="%7."/>
+      <w:lvlJc w:val="left"/>
+      <w:pPr>
+        <w:ind w:left="5760" w:hanging="360"/>
+      </w:pPr>
+    </w:lvl>
+    <w:lvl w:ilvl="7" w:tplc="04190019" w:tentative="1">
+      <w:start w:val="1"/>
+      <w:numFmt w:val="lowerLetter"/>
+      <w:lvlText w:val="%8."/>
+      <w:lvlJc w:val="left"/>
+      <w:pPr>
+        <w:ind w:left="6480" w:hanging="360"/>
+      </w:pPr>
+    </w:lvl>
+    <w:lvl w:ilvl="8" w:tplc="0419001B" w:tentative="1">
+      <w:start w:val="1"/>
+      <w:numFmt w:val="lowerRoman"/>
+      <w:lvlText w:val="%9."/>
+      <w:lvlJc w:val="right"/>
+      <w:pPr>
+        <w:ind w:left="7200" w:hanging="180"/>
+      </w:pPr>
+    </w:lvl>
+  </w:abstractNum>
+  <w:abstractNum w:abstractNumId="3" w15:restartNumberingAfterBreak="0">
     <w:nsid w:val="550603C3"/>
     <w:multiLevelType w:val="hybridMultilevel"/>
     <w:tmpl w:val="0FCA1D98"/>
@@ -5254,7 +7114,7 @@
     </w:lvl>
   </w:abstractNum>
   <w:num w:numId="1">
-    <w:abstractNumId w:val="2"/>
+    <w:abstractNumId w:val="3"/>
     <w:lvlOverride w:ilvl="0">
       <w:startOverride w:val="1"/>
     </w:lvlOverride>
@@ -5264,6 +7124,9 @@
     <w:lvlOverride w:ilvl="0">
       <w:startOverride w:val="1"/>
     </w:lvlOverride>
+  </w:num>
+  <w:num w:numId="3">
+    <w:abstractNumId w:val="2"/>
   </w:num>
 </w:numbering>
 </file>
@@ -5974,6 +7837,30 @@
     <w:uiPriority w:val="99"/>
     <w:rsid w:val="006A5F6E"/>
   </w:style>
+  <w:style w:type="character" w:styleId="af1">
+    <w:name w:val="Unresolved Mention"/>
+    <w:basedOn w:val="a0"/>
+    <w:uiPriority w:val="99"/>
+    <w:semiHidden/>
+    <w:unhideWhenUsed/>
+    <w:rsid w:val="00483198"/>
+    <w:rPr>
+      <w:color w:val="605E5C"/>
+      <w:shd w:val="clear" w:color="auto" w:fill="E1DFDD"/>
+    </w:rPr>
+  </w:style>
+  <w:style w:type="character" w:styleId="af2">
+    <w:name w:val="FollowedHyperlink"/>
+    <w:basedOn w:val="a0"/>
+    <w:uiPriority w:val="99"/>
+    <w:semiHidden/>
+    <w:unhideWhenUsed/>
+    <w:rsid w:val="00483198"/>
+    <w:rPr>
+      <w:color w:val="954F72" w:themeColor="followedHyperlink"/>
+      <w:u w:val="single"/>
+    </w:rPr>
+  </w:style>
 </w:styles>
 </file>
 
